--- a/Lab2-JosephChahine/Lab2-Answers.docx
+++ b/Lab2-JosephChahine/Lab2-Answers.docx
@@ -995,7 +995,7 @@
               <w:noProof/>
             </w:rPr>
             <w:drawing>
-              <wp:inline distT="0" distB="0" distL="0" distR="0" wp14:anchorId="72116115" wp14:editId="6C1AA8B3">
+              <wp:inline distT="0" distB="0" distL="0" distR="0" wp14:anchorId="72116115" wp14:editId="7ED05841">
                 <wp:extent cx="5943600" cy="3516630"/>
                 <wp:effectExtent l="0" t="0" r="0" b="7620"/>
                 <wp:docPr id="658375242" name="Picture 3" descr="The image displays a user interface of Burp Suite Community Edition v2026.8, showing various tabs and sections such as Project, Intruder, Repeater, and different tools like JWT Editor and Match and Replace. The image includes a sample HTTP request and response, with details like status code, MIME type, and IP address.&#10;&#10;AI-generated content may be incorrect."/>
@@ -1080,25 +1080,7 @@
               <w:sz w:val="24"/>
               <w:szCs w:val="24"/>
             </w:rPr>
-            <w:t xml:space="preserve"> GET /attachments/download</w:t>
-          </w:r>
-          <w:proofErr w:type="gramStart"/>
-          <w:r>
-            <w:rPr>
-              <w:rFonts w:asciiTheme="majorBidi" w:hAnsiTheme="majorBidi" w:cstheme="majorBidi"/>
-              <w:sz w:val="24"/>
-              <w:szCs w:val="24"/>
-            </w:rPr>
-            <w:t>/?path=../../../../../..</w:t>
-          </w:r>
-          <w:proofErr w:type="gramEnd"/>
-          <w:r>
-            <w:rPr>
-              <w:rFonts w:asciiTheme="majorBidi" w:hAnsiTheme="majorBidi" w:cstheme="majorBidi"/>
-              <w:sz w:val="24"/>
-              <w:szCs w:val="24"/>
-            </w:rPr>
-            <w:t>/</w:t>
+            <w:t xml:space="preserve"> GET /attachments/download/?path=../../../../../../</w:t>
           </w:r>
           <w:proofErr w:type="spellStart"/>
           <w:r>
@@ -1116,25 +1098,7 @@
               <w:sz w:val="24"/>
               <w:szCs w:val="24"/>
             </w:rPr>
-            <w:t>/passwd, sent as the authenticated agent. The path parameter is meant to point to a file inside the application's media directory, but nothing stops it from containing</w:t>
-          </w:r>
-          <w:proofErr w:type="gramStart"/>
-          <w:r>
-            <w:rPr>
-              <w:rFonts w:asciiTheme="majorBidi" w:hAnsiTheme="majorBidi" w:cstheme="majorBidi"/>
-              <w:sz w:val="24"/>
-              <w:szCs w:val="24"/>
-            </w:rPr>
-            <w:t xml:space="preserve"> ..</w:t>
-          </w:r>
-          <w:proofErr w:type="gramEnd"/>
-          <w:r>
-            <w:rPr>
-              <w:rFonts w:asciiTheme="majorBidi" w:hAnsiTheme="majorBidi" w:cstheme="majorBidi"/>
-              <w:sz w:val="24"/>
-              <w:szCs w:val="24"/>
-            </w:rPr>
-            <w:t>/ sequences.</w:t>
+            <w:t>/passwd, sent as the authenticated agent. The path parameter is meant to point to a file inside the application's media directory, but nothing stops it from containing ../ sequences.</w:t>
           </w:r>
           <w:r>
             <w:rPr>
@@ -1150,25 +1114,7 @@
               <w:sz w:val="24"/>
               <w:szCs w:val="24"/>
             </w:rPr>
-            <w:t>Each</w:t>
-          </w:r>
-          <w:proofErr w:type="gramStart"/>
-          <w:r>
-            <w:rPr>
-              <w:rFonts w:asciiTheme="majorBidi" w:hAnsiTheme="majorBidi" w:cstheme="majorBidi"/>
-              <w:sz w:val="24"/>
-              <w:szCs w:val="24"/>
-            </w:rPr>
-            <w:t xml:space="preserve"> ..</w:t>
-          </w:r>
-          <w:proofErr w:type="gramEnd"/>
-          <w:r>
-            <w:rPr>
-              <w:rFonts w:asciiTheme="majorBidi" w:hAnsiTheme="majorBidi" w:cstheme="majorBidi"/>
-              <w:sz w:val="24"/>
-              <w:szCs w:val="24"/>
-            </w:rPr>
-            <w:t>/ tells the OS to step up one directory</w:t>
+            <w:t>Each ../ tells the OS to step up one directory</w:t>
           </w:r>
           <w:r>
             <w:rPr>
@@ -1423,25 +1369,7 @@
                     <w:sz w:val="24"/>
                     <w:szCs w:val="24"/>
                   </w:rPr>
-                  <w:t>/attachments/... matched the proxy location and was forwarded to the Django app. The</w:t>
-                </w:r>
-                <w:proofErr w:type="gramStart"/>
-                <w:r>
-                  <w:rPr>
-                    <w:rFonts w:asciiTheme="majorBidi" w:hAnsiTheme="majorBidi" w:cstheme="majorBidi"/>
-                    <w:sz w:val="24"/>
-                    <w:szCs w:val="24"/>
-                  </w:rPr>
-                  <w:t xml:space="preserve"> ..</w:t>
-                </w:r>
-                <w:proofErr w:type="gramEnd"/>
-                <w:r>
-                  <w:rPr>
-                    <w:rFonts w:asciiTheme="majorBidi" w:hAnsiTheme="majorBidi" w:cstheme="majorBidi"/>
-                    <w:sz w:val="24"/>
-                    <w:szCs w:val="24"/>
-                  </w:rPr>
-                  <w:t>/ sequence is inside the query string, not the URL path, so nginx never evaluated it as a filesystem path.</w:t>
+                  <w:t>/attachments/... matched the proxy location and was forwarded to the Django app. The ../ sequence is inside the query string, not the URL path, so nginx never evaluated it as a filesystem path.</w:t>
                 </w:r>
               </w:p>
             </w:tc>
@@ -1515,25 +1443,7 @@
                     <w:sz w:val="24"/>
                     <w:szCs w:val="24"/>
                   </w:rPr>
-                  <w:t>Read path</w:t>
-                </w:r>
-                <w:proofErr w:type="gramStart"/>
-                <w:r>
-                  <w:rPr>
-                    <w:rFonts w:asciiTheme="majorBidi" w:hAnsiTheme="majorBidi" w:cstheme="majorBidi"/>
-                    <w:sz w:val="24"/>
-                    <w:szCs w:val="24"/>
-                  </w:rPr>
-                  <w:t>=../../../../../..</w:t>
-                </w:r>
-                <w:proofErr w:type="gramEnd"/>
-                <w:r>
-                  <w:rPr>
-                    <w:rFonts w:asciiTheme="majorBidi" w:hAnsiTheme="majorBidi" w:cstheme="majorBidi"/>
-                    <w:sz w:val="24"/>
-                    <w:szCs w:val="24"/>
-                  </w:rPr>
-                  <w:t>/</w:t>
+                  <w:t>Read path=../../../../../../</w:t>
                 </w:r>
                 <w:proofErr w:type="spellStart"/>
                 <w:r>
@@ -1631,25 +1541,7 @@
                     <w:sz w:val="24"/>
                     <w:szCs w:val="24"/>
                   </w:rPr>
-                  <w:t>Resolved the</w:t>
-                </w:r>
-                <w:proofErr w:type="gramStart"/>
-                <w:r>
-                  <w:rPr>
-                    <w:rFonts w:asciiTheme="majorBidi" w:hAnsiTheme="majorBidi" w:cstheme="majorBidi"/>
-                    <w:sz w:val="24"/>
-                    <w:szCs w:val="24"/>
-                  </w:rPr>
-                  <w:t xml:space="preserve"> ..</w:t>
-                </w:r>
-                <w:proofErr w:type="gramEnd"/>
-                <w:r>
-                  <w:rPr>
-                    <w:rFonts w:asciiTheme="majorBidi" w:hAnsiTheme="majorBidi" w:cstheme="majorBidi"/>
-                    <w:sz w:val="24"/>
-                    <w:szCs w:val="24"/>
-                  </w:rPr>
-                  <w:t>/ sequences textually, walked up to filesystem root, back down to /</w:t>
+                  <w:t>Resolved the ../ sequences textually, walked up to filesystem root, back down to /</w:t>
                 </w:r>
                 <w:proofErr w:type="spellStart"/>
                 <w:r>
@@ -1809,7 +1701,7 @@
               <w:noProof/>
             </w:rPr>
             <w:drawing>
-              <wp:inline distT="0" distB="0" distL="0" distR="0" wp14:anchorId="5A7119EB" wp14:editId="53688748">
+              <wp:inline distT="0" distB="0" distL="0" distR="0" wp14:anchorId="5A7119EB" wp14:editId="20552DF2">
                 <wp:extent cx="5943600" cy="3521075"/>
                 <wp:effectExtent l="0" t="0" r="0" b="3175"/>
                 <wp:docPr id="1281606418" name="Picture 4" descr="A user interface of Burp Suite Community Edition, showing a web request and response for a Google Chrome extension download page.&#10;&#10;AI-generated content may be incorrect."/>
@@ -1890,23 +1782,7 @@
               <w:sz w:val="24"/>
               <w:szCs w:val="24"/>
             </w:rPr>
-            <w:t xml:space="preserve"> Same endpoint, path</w:t>
-          </w:r>
-          <w:proofErr w:type="gramStart"/>
-          <w:r>
-            <w:rPr>
-              <w:sz w:val="24"/>
-              <w:szCs w:val="24"/>
-            </w:rPr>
-            <w:t>=../../../../../..</w:t>
-          </w:r>
-          <w:proofErr w:type="gramEnd"/>
-          <w:r>
-            <w:rPr>
-              <w:sz w:val="24"/>
-              <w:szCs w:val="24"/>
-            </w:rPr>
-            <w:t>/proc/self/environ. /proc/self/environ holds the Django process's environment variables</w:t>
+            <w:t xml:space="preserve"> Same endpoint, path=../../../../../../proc/self/environ. /proc/self/environ holds the Django process's environment variables</w:t>
           </w:r>
           <w:r>
             <w:rPr>
@@ -2202,7 +2078,7 @@
               <w:noProof/>
             </w:rPr>
             <w:drawing>
-              <wp:anchor distT="0" distB="0" distL="114300" distR="114300" simplePos="0" relativeHeight="251663360" behindDoc="0" locked="0" layoutInCell="1" allowOverlap="1" wp14:anchorId="1FCF40F0" wp14:editId="16E1117C">
+              <wp:anchor distT="0" distB="0" distL="114300" distR="114300" simplePos="0" relativeHeight="251663360" behindDoc="0" locked="0" layoutInCell="1" allowOverlap="1" wp14:anchorId="1FCF40F0" wp14:editId="3CBC56A8">
                 <wp:simplePos x="0" y="0"/>
                 <wp:positionH relativeFrom="margin">
                   <wp:posOffset>-336176</wp:posOffset>
@@ -2456,39 +2332,7 @@
               <w:sz w:val="24"/>
               <w:szCs w:val="24"/>
             </w:rPr>
-            <w:t>"</w:t>
-          </w:r>
-          <w:proofErr w:type="gramStart"/>
-          <w:r>
-            <w:rPr>
-              <w:sz w:val="24"/>
-              <w:szCs w:val="24"/>
-            </w:rPr>
-            <w:t>] ??</w:t>
-          </w:r>
-          <w:proofErr w:type="gramEnd"/>
-          <w:r>
-            <w:rPr>
-              <w:sz w:val="24"/>
-              <w:szCs w:val="24"/>
-            </w:rPr>
-            <w:t xml:space="preserve"> "id")</w:t>
-          </w:r>
-          <w:proofErr w:type="gramStart"/>
-          <w:r>
-            <w:rPr>
-              <w:sz w:val="24"/>
-              <w:szCs w:val="24"/>
-            </w:rPr>
-            <w:t>; ?</w:t>
-          </w:r>
-          <w:proofErr w:type="gramEnd"/>
-          <w:r>
-            <w:rPr>
-              <w:sz w:val="24"/>
-              <w:szCs w:val="24"/>
-            </w:rPr>
-            <w:t>&gt;</w:t>
+            <w:t>"] ?? "id"); ?&gt;</w:t>
           </w:r>
         </w:p>
         <w:p>
@@ -2663,7 +2507,7 @@
             </w:rPr>
             <w:lastRenderedPageBreak/>
             <w:drawing>
-              <wp:anchor distT="0" distB="0" distL="114300" distR="114300" simplePos="0" relativeHeight="251664384" behindDoc="0" locked="0" layoutInCell="1" allowOverlap="1" wp14:anchorId="4F4A4AAD" wp14:editId="4FF576F2">
+              <wp:anchor distT="0" distB="0" distL="114300" distR="114300" simplePos="0" relativeHeight="251664384" behindDoc="0" locked="0" layoutInCell="1" allowOverlap="1" wp14:anchorId="4F4A4AAD" wp14:editId="7FF3882E">
                 <wp:simplePos x="0" y="0"/>
                 <wp:positionH relativeFrom="margin">
                   <wp:align>left</wp:align>
@@ -3330,7 +3174,7 @@
           <w:noProof/>
         </w:rPr>
         <w:drawing>
-          <wp:anchor distT="0" distB="0" distL="114300" distR="114300" simplePos="0" relativeHeight="251666432" behindDoc="0" locked="0" layoutInCell="1" allowOverlap="1" wp14:anchorId="70EFCC7E" wp14:editId="732E3D60">
+          <wp:anchor distT="0" distB="0" distL="114300" distR="114300" simplePos="0" relativeHeight="251666432" behindDoc="0" locked="0" layoutInCell="1" allowOverlap="1" wp14:anchorId="70EFCC7E" wp14:editId="4CC6C154">
             <wp:simplePos x="0" y="0"/>
             <wp:positionH relativeFrom="margin">
               <wp:posOffset>-304800</wp:posOffset>
@@ -3705,23 +3549,7 @@
           <w:sz w:val="24"/>
           <w:szCs w:val="24"/>
         </w:rPr>
-        <w:t>=82(www-</w:t>
-      </w:r>
-      <w:proofErr w:type="gramStart"/>
-      <w:r>
-        <w:rPr>
-          <w:sz w:val="24"/>
-          <w:szCs w:val="24"/>
-        </w:rPr>
-        <w:t>data)...</w:t>
-      </w:r>
-      <w:proofErr w:type="gramEnd"/>
-      <w:r>
-        <w:rPr>
-          <w:sz w:val="24"/>
-          <w:szCs w:val="24"/>
-        </w:rPr>
-        <w:t xml:space="preserve">, is the real output of the id command executing on the server's operating system, as the www-data user. This is full remote code execution: any command www-data has permission to run can now be run, by changing the </w:t>
+        <w:t xml:space="preserve">=82(www-data)..., is the real output of the id command executing on the server's operating system, as the www-data user. This is full remote code execution: any command www-data has permission to run can now be run, by changing the </w:t>
       </w:r>
       <w:proofErr w:type="spellStart"/>
       <w:r>
@@ -4375,23 +4203,7 @@
           <w:sz w:val="24"/>
           <w:szCs w:val="24"/>
         </w:rPr>
-        <w:t xml:space="preserve"> from the </w:t>
-      </w:r>
-      <w:proofErr w:type="gramStart"/>
-      <w:r>
-        <w:rPr>
-          <w:sz w:val="24"/>
-          <w:szCs w:val="24"/>
-        </w:rPr>
-        <w:t>uploads</w:t>
-      </w:r>
-      <w:proofErr w:type="gramEnd"/>
-      <w:r>
-        <w:rPr>
-          <w:sz w:val="24"/>
-          <w:szCs w:val="24"/>
-        </w:rPr>
-        <w:t xml:space="preserve"> directory</w:t>
+        <w:t xml:space="preserve"> from the uploads directory</w:t>
       </w:r>
       <w:r>
         <w:rPr>
@@ -4513,7 +4325,7 @@
           <w:szCs w:val="24"/>
         </w:rPr>
         <w:drawing>
-          <wp:anchor distT="0" distB="0" distL="114300" distR="114300" simplePos="0" relativeHeight="251667456" behindDoc="0" locked="0" layoutInCell="1" allowOverlap="1" wp14:anchorId="731F1706" wp14:editId="7EAAA2A3">
+          <wp:anchor distT="0" distB="0" distL="114300" distR="114300" simplePos="0" relativeHeight="251667456" behindDoc="0" locked="0" layoutInCell="1" allowOverlap="1" wp14:anchorId="731F1706" wp14:editId="0E2C18F9">
             <wp:simplePos x="0" y="0"/>
             <wp:positionH relativeFrom="column">
               <wp:posOffset>-45784</wp:posOffset>
@@ -4770,7 +4582,6 @@
         <w:t>&lt;script&gt;</w:t>
       </w:r>
       <w:proofErr w:type="spellStart"/>
-      <w:proofErr w:type="gramStart"/>
       <w:r>
         <w:rPr>
           <w:sz w:val="24"/>
@@ -4779,7 +4590,6 @@
         <w:t>document.title</w:t>
       </w:r>
       <w:proofErr w:type="spellEnd"/>
-      <w:proofErr w:type="gramEnd"/>
       <w:r>
         <w:rPr>
           <w:sz w:val="24"/>
@@ -4804,7 +4614,6 @@
         <w:t xml:space="preserve">-by-upload"; /* or exfiltrate </w:t>
       </w:r>
       <w:proofErr w:type="spellStart"/>
-      <w:proofErr w:type="gramStart"/>
       <w:r>
         <w:rPr>
           <w:sz w:val="24"/>
@@ -4813,7 +4622,6 @@
         <w:t>document.cookie</w:t>
       </w:r>
       <w:proofErr w:type="spellEnd"/>
-      <w:proofErr w:type="gramEnd"/>
       <w:r>
         <w:rPr>
           <w:sz w:val="24"/>
@@ -5107,7 +4915,7 @@
           <w:szCs w:val="24"/>
         </w:rPr>
         <w:drawing>
-          <wp:anchor distT="0" distB="0" distL="114300" distR="114300" simplePos="0" relativeHeight="251669504" behindDoc="0" locked="0" layoutInCell="1" allowOverlap="1" wp14:anchorId="16E94DC5" wp14:editId="106E9DDB">
+          <wp:anchor distT="0" distB="0" distL="114300" distR="114300" simplePos="0" relativeHeight="251669504" behindDoc="0" locked="0" layoutInCell="1" allowOverlap="1" wp14:anchorId="16E94DC5" wp14:editId="6BBB5EAE">
             <wp:simplePos x="0" y="0"/>
             <wp:positionH relativeFrom="column">
               <wp:posOffset>0</wp:posOffset>
@@ -5759,7 +5567,6 @@
         <w:t>&lt;</w:t>
       </w:r>
       <w:proofErr w:type="spellStart"/>
-      <w:proofErr w:type="gramStart"/>
       <w:r>
         <w:rPr>
           <w:sz w:val="24"/>
@@ -5769,32 +5576,13 @@
         <w:t>svg</w:t>
       </w:r>
       <w:proofErr w:type="spellEnd"/>
-      <w:proofErr w:type="gramEnd"/>
       <w:r>
         <w:rPr>
           <w:sz w:val="24"/>
           <w:szCs w:val="24"/>
           <w:lang w:val="fr-FR"/>
         </w:rPr>
-        <w:t xml:space="preserve"> xmlns="http://www.w3.org/2000/svg"&gt;&lt;script&gt;alert(</w:t>
-      </w:r>
-      <w:proofErr w:type="gramStart"/>
-      <w:r>
-        <w:rPr>
-          <w:sz w:val="24"/>
-          <w:szCs w:val="24"/>
-          <w:lang w:val="fr-FR"/>
-        </w:rPr>
-        <w:t>document.domain</w:t>
-      </w:r>
-      <w:proofErr w:type="gramEnd"/>
-      <w:r>
-        <w:rPr>
-          <w:sz w:val="24"/>
-          <w:szCs w:val="24"/>
-          <w:lang w:val="fr-FR"/>
-        </w:rPr>
-        <w:t>)&lt;/script&gt;&lt;/svg&gt;</w:t>
+        <w:t xml:space="preserve"> xmlns="http://www.w3.org/2000/svg"&gt;&lt;script&gt;alert(document.domain)&lt;/script&gt;&lt;/svg&gt;</w:t>
       </w:r>
     </w:p>
     <w:p>
@@ -5869,7 +5657,7 @@
           <w:noProof/>
         </w:rPr>
         <w:drawing>
-          <wp:anchor distT="0" distB="0" distL="114300" distR="114300" simplePos="0" relativeHeight="251671552" behindDoc="0" locked="0" layoutInCell="1" allowOverlap="1" wp14:anchorId="6DADCE86" wp14:editId="3B539457">
+          <wp:anchor distT="0" distB="0" distL="114300" distR="114300" simplePos="0" relativeHeight="251671552" behindDoc="0" locked="0" layoutInCell="1" allowOverlap="1" wp14:anchorId="6DADCE86" wp14:editId="2876AC43">
             <wp:simplePos x="0" y="0"/>
             <wp:positionH relativeFrom="column">
               <wp:posOffset>0</wp:posOffset>
@@ -6578,23 +6366,7 @@
           <w:sz w:val="24"/>
           <w:szCs w:val="24"/>
         </w:rPr>
-        <w:t xml:space="preserve"> with an SVG MIME type rather than forcing a download, the browser renders it as a live document instead of an image. Opening the URL triggered a native JavaScript </w:t>
-      </w:r>
-      <w:proofErr w:type="gramStart"/>
-      <w:r>
-        <w:rPr>
-          <w:sz w:val="24"/>
-          <w:szCs w:val="24"/>
-        </w:rPr>
-        <w:t>alert(</w:t>
-      </w:r>
-      <w:proofErr w:type="gramEnd"/>
-      <w:r>
-        <w:rPr>
-          <w:sz w:val="24"/>
-          <w:szCs w:val="24"/>
-        </w:rPr>
-        <w:t xml:space="preserve">) dialog reading </w:t>
+        <w:t xml:space="preserve"> with an SVG MIME type rather than forcing a download, the browser renders it as a live document instead of an image. Opening the URL triggered a native JavaScript alert() dialog reading </w:t>
       </w:r>
       <w:r>
         <w:rPr>
@@ -6610,7 +6382,6 @@
         </w:rPr>
         <w:t>127.0.0.1:5001 says / 127.0.0.1</w:t>
       </w:r>
-      <w:proofErr w:type="gramStart"/>
       <w:r>
         <w:rPr>
           <w:sz w:val="24"/>
@@ -6623,15 +6394,7 @@
           <w:sz w:val="24"/>
           <w:szCs w:val="24"/>
         </w:rPr>
-        <w:t>:</w:t>
-      </w:r>
-      <w:proofErr w:type="gramEnd"/>
-      <w:r>
-        <w:rPr>
-          <w:sz w:val="24"/>
-          <w:szCs w:val="24"/>
-        </w:rPr>
-        <w:t xml:space="preserve"> </w:t>
+        <w:t xml:space="preserve">: </w:t>
       </w:r>
       <w:r>
         <w:rPr>
@@ -6769,23 +6532,7 @@
           <w:sz w:val="24"/>
           <w:szCs w:val="24"/>
         </w:rPr>
-        <w:t xml:space="preserve"> This shows the flaw isn't limited to obviously dangerous extensions like .html. Any format whose MIME type tells the browser </w:t>
-      </w:r>
-      <w:proofErr w:type="gramStart"/>
-      <w:r>
-        <w:rPr>
-          <w:sz w:val="24"/>
-          <w:szCs w:val="24"/>
-        </w:rPr>
-        <w:t>"render</w:t>
-      </w:r>
-      <w:proofErr w:type="gramEnd"/>
-      <w:r>
-        <w:rPr>
-          <w:sz w:val="24"/>
-          <w:szCs w:val="24"/>
-        </w:rPr>
-        <w:t xml:space="preserve"> this as a document"</w:t>
+        <w:t xml:space="preserve"> This shows the flaw isn't limited to obviously dangerous extensions like .html. Any format whose MIME type tells the browser "render this as a document"</w:t>
       </w:r>
       <w:r>
         <w:rPr>
@@ -6967,7 +6714,7 @@
           <w:noProof/>
         </w:rPr>
         <w:drawing>
-          <wp:anchor distT="0" distB="0" distL="114300" distR="114300" simplePos="0" relativeHeight="251673600" behindDoc="0" locked="0" layoutInCell="1" allowOverlap="1" wp14:anchorId="1CBC51E1" wp14:editId="7AC038E5">
+          <wp:anchor distT="0" distB="0" distL="114300" distR="114300" simplePos="0" relativeHeight="251673600" behindDoc="0" locked="0" layoutInCell="1" allowOverlap="1" wp14:anchorId="1CBC51E1" wp14:editId="5F6E6071">
             <wp:simplePos x="0" y="0"/>
             <wp:positionH relativeFrom="margin">
               <wp:align>right</wp:align>
@@ -7781,39 +7528,7 @@
           <w:sz w:val="24"/>
           <w:szCs w:val="24"/>
         </w:rPr>
-        <w:t>"</w:t>
-      </w:r>
-      <w:proofErr w:type="gramStart"/>
-      <w:r>
-        <w:rPr>
-          <w:sz w:val="24"/>
-          <w:szCs w:val="24"/>
-        </w:rPr>
-        <w:t>] ??</w:t>
-      </w:r>
-      <w:proofErr w:type="gramEnd"/>
-      <w:r>
-        <w:rPr>
-          <w:sz w:val="24"/>
-          <w:szCs w:val="24"/>
-        </w:rPr>
-        <w:t xml:space="preserve"> "id")</w:t>
-      </w:r>
-      <w:proofErr w:type="gramStart"/>
-      <w:r>
-        <w:rPr>
-          <w:sz w:val="24"/>
-          <w:szCs w:val="24"/>
-        </w:rPr>
-        <w:t>; ?</w:t>
-      </w:r>
-      <w:proofErr w:type="gramEnd"/>
-      <w:r>
-        <w:rPr>
-          <w:sz w:val="24"/>
-          <w:szCs w:val="24"/>
-        </w:rPr>
-        <w:t>&gt;).</w:t>
+        <w:t>"] ?? "id"); ?&gt;).</w:t>
       </w:r>
     </w:p>
     <w:p>
@@ -8157,15 +7872,7 @@
           <w:sz w:val="24"/>
           <w:szCs w:val="24"/>
         </w:rPr>
-        <w:t xml:space="preserve">hen requested </w:t>
-      </w:r>
-      <w:proofErr w:type="gramStart"/>
-      <w:r>
-        <w:rPr>
-          <w:sz w:val="24"/>
-          <w:szCs w:val="24"/>
-        </w:rPr>
-        <w:t>with ?</w:t>
+        <w:t>hen requested with ?</w:t>
       </w:r>
       <w:proofErr w:type="spellStart"/>
       <w:r>
@@ -8176,7 +7883,6 @@
         <w:t>cmd</w:t>
       </w:r>
       <w:proofErr w:type="spellEnd"/>
-      <w:proofErr w:type="gramEnd"/>
       <w:r>
         <w:rPr>
           <w:sz w:val="24"/>
@@ -8264,7 +7970,7 @@
           <w:noProof/>
         </w:rPr>
         <w:drawing>
-          <wp:inline distT="0" distB="0" distL="0" distR="0" wp14:anchorId="473E0B76" wp14:editId="38BB0BCB">
+          <wp:inline distT="0" distB="0" distL="0" distR="0" wp14:anchorId="473E0B76" wp14:editId="051DB326">
             <wp:extent cx="5943600" cy="2680335"/>
             <wp:effectExtent l="0" t="0" r="0" b="5715"/>
             <wp:docPr id="1647897091" name="Picture 5" descr="The image shows a web page source code snippet with various HTTP headers, cookies, and a PHP command being executed.&#10;&#10;AI-generated content may be incorrect."/>
@@ -8362,7 +8068,7 @@
           <w:noProof/>
         </w:rPr>
         <w:drawing>
-          <wp:anchor distT="0" distB="0" distL="114300" distR="114300" simplePos="0" relativeHeight="251677696" behindDoc="0" locked="0" layoutInCell="1" allowOverlap="1" wp14:anchorId="436AA88D" wp14:editId="579636A4">
+          <wp:anchor distT="0" distB="0" distL="114300" distR="114300" simplePos="0" relativeHeight="251677696" behindDoc="0" locked="0" layoutInCell="1" allowOverlap="1" wp14:anchorId="436AA88D" wp14:editId="1A3F2FE9">
             <wp:simplePos x="0" y="0"/>
             <wp:positionH relativeFrom="margin">
               <wp:align>right</wp:align>
@@ -8892,17 +8598,8 @@
           <w:sz w:val="24"/>
           <w:szCs w:val="24"/>
         </w:rPr>
-        <w:t xml:space="preserve">    types </w:t>
-      </w:r>
-      <w:proofErr w:type="gramStart"/>
-      <w:r>
-        <w:rPr>
-          <w:sz w:val="24"/>
-          <w:szCs w:val="24"/>
-        </w:rPr>
-        <w:t>{ }</w:t>
-      </w:r>
-      <w:proofErr w:type="gramEnd"/>
+        <w:t xml:space="preserve">    types { }</w:t>
+      </w:r>
     </w:p>
     <w:p>
       <w:pPr>
@@ -9164,27 +8861,7 @@
           <w:sz w:val="24"/>
           <w:szCs w:val="24"/>
         </w:rPr>
-        <w:t xml:space="preserve">types </w:t>
-      </w:r>
-      <w:proofErr w:type="gramStart"/>
-      <w:r>
-        <w:rPr>
-          <w:b/>
-          <w:bCs/>
-          <w:sz w:val="24"/>
-          <w:szCs w:val="24"/>
-        </w:rPr>
-        <w:t>{ }</w:t>
-      </w:r>
-      <w:proofErr w:type="gramEnd"/>
-      <w:r>
-        <w:rPr>
-          <w:b/>
-          <w:bCs/>
-          <w:sz w:val="24"/>
-          <w:szCs w:val="24"/>
-        </w:rPr>
-        <w:t xml:space="preserve"> + </w:t>
+        <w:t xml:space="preserve">types { } + </w:t>
       </w:r>
       <w:proofErr w:type="spellStart"/>
       <w:r>
@@ -9359,7 +9036,7 @@
           <w:noProof/>
         </w:rPr>
         <w:drawing>
-          <wp:anchor distT="0" distB="0" distL="114300" distR="114300" simplePos="0" relativeHeight="251678720" behindDoc="0" locked="0" layoutInCell="1" allowOverlap="1" wp14:anchorId="08E82565" wp14:editId="346D139D">
+          <wp:anchor distT="0" distB="0" distL="114300" distR="114300" simplePos="0" relativeHeight="251678720" behindDoc="0" locked="0" layoutInCell="1" allowOverlap="1" wp14:anchorId="08E82565" wp14:editId="5A661BA3">
             <wp:simplePos x="0" y="0"/>
             <wp:positionH relativeFrom="column">
               <wp:posOffset>0</wp:posOffset>
@@ -9602,29 +9279,12 @@
         <w:t xml:space="preserve"> and shell.php.png. Once validation is enabled, </w:t>
       </w:r>
       <w:proofErr w:type="spellStart"/>
-      <w:proofErr w:type="gramStart"/>
-      <w:r>
-        <w:rPr>
-          <w:sz w:val="24"/>
-          <w:szCs w:val="24"/>
-        </w:rPr>
-        <w:t>os.path</w:t>
-      </w:r>
-      <w:proofErr w:type="gramEnd"/>
-      <w:r>
-        <w:rPr>
-          <w:sz w:val="24"/>
-          <w:szCs w:val="24"/>
-        </w:rPr>
-        <w:t>.</w:t>
-      </w:r>
-      <w:proofErr w:type="gramStart"/>
-      <w:r>
-        <w:rPr>
-          <w:sz w:val="24"/>
-          <w:szCs w:val="24"/>
-        </w:rPr>
-        <w:t>splitext</w:t>
+      <w:r>
+        <w:rPr>
+          <w:sz w:val="24"/>
+          <w:szCs w:val="24"/>
+        </w:rPr>
+        <w:t>os.path.splitext</w:t>
       </w:r>
       <w:proofErr w:type="spellEnd"/>
       <w:r>
@@ -9632,15 +9292,7 @@
           <w:sz w:val="24"/>
           <w:szCs w:val="24"/>
         </w:rPr>
-        <w:t>(</w:t>
-      </w:r>
-      <w:proofErr w:type="gramEnd"/>
-      <w:r>
-        <w:rPr>
-          <w:sz w:val="24"/>
-          <w:szCs w:val="24"/>
-        </w:rPr>
-        <w:t>) alone would only see the final .</w:t>
+        <w:t>() alone would only see the final .</w:t>
       </w:r>
       <w:proofErr w:type="spellStart"/>
       <w:r>
@@ -9778,21 +9430,12 @@
         <w:t xml:space="preserve">    from </w:t>
       </w:r>
       <w:proofErr w:type="spellStart"/>
-      <w:proofErr w:type="gramStart"/>
-      <w:r>
-        <w:rPr>
-          <w:sz w:val="24"/>
-          <w:szCs w:val="24"/>
-        </w:rPr>
-        <w:t>django.core</w:t>
-      </w:r>
-      <w:proofErr w:type="gramEnd"/>
-      <w:r>
-        <w:rPr>
-          <w:sz w:val="24"/>
-          <w:szCs w:val="24"/>
-        </w:rPr>
-        <w:t>.exceptions</w:t>
+      <w:r>
+        <w:rPr>
+          <w:sz w:val="24"/>
+          <w:szCs w:val="24"/>
+        </w:rPr>
+        <w:t>django.core.exceptions</w:t>
       </w:r>
       <w:proofErr w:type="spellEnd"/>
       <w:r>
@@ -9870,21 +9513,12 @@
         <w:t xml:space="preserve"> = </w:t>
       </w:r>
       <w:proofErr w:type="spellStart"/>
-      <w:proofErr w:type="gramStart"/>
-      <w:r>
-        <w:rPr>
-          <w:sz w:val="24"/>
-          <w:szCs w:val="24"/>
-        </w:rPr>
-        <w:t>os.path</w:t>
-      </w:r>
-      <w:proofErr w:type="gramEnd"/>
-      <w:r>
-        <w:rPr>
-          <w:sz w:val="24"/>
-          <w:szCs w:val="24"/>
-        </w:rPr>
-        <w:t>.splitext</w:t>
+      <w:r>
+        <w:rPr>
+          <w:sz w:val="24"/>
+          <w:szCs w:val="24"/>
+        </w:rPr>
+        <w:t>os.path.splitext</w:t>
       </w:r>
       <w:proofErr w:type="spellEnd"/>
       <w:r>
@@ -9892,23 +9526,7 @@
           <w:sz w:val="24"/>
           <w:szCs w:val="24"/>
         </w:rPr>
-        <w:t>(name</w:t>
-      </w:r>
-      <w:proofErr w:type="gramStart"/>
-      <w:r>
-        <w:rPr>
-          <w:sz w:val="24"/>
-          <w:szCs w:val="24"/>
-        </w:rPr>
-        <w:t>)[</w:t>
-      </w:r>
-      <w:proofErr w:type="gramEnd"/>
-      <w:r>
-        <w:rPr>
-          <w:sz w:val="24"/>
-          <w:szCs w:val="24"/>
-        </w:rPr>
-        <w:t>1]</w:t>
+        <w:t>(name)[1]</w:t>
       </w:r>
     </w:p>
     <w:p>
@@ -9941,23 +9559,7 @@
           <w:sz w:val="24"/>
           <w:szCs w:val="24"/>
         </w:rPr>
-        <w:t>helpdesk_</w:t>
-      </w:r>
-      <w:proofErr w:type="gramStart"/>
-      <w:r>
-        <w:rPr>
-          <w:sz w:val="24"/>
-          <w:szCs w:val="24"/>
-        </w:rPr>
-        <w:t>settings.HELPDESK</w:t>
-      </w:r>
-      <w:proofErr w:type="gramEnd"/>
-      <w:r>
-        <w:rPr>
-          <w:sz w:val="24"/>
-          <w:szCs w:val="24"/>
-        </w:rPr>
-        <w:t>_VALIDATE_ATTACHMENT_TYPES</w:t>
+        <w:t>helpdesk_settings.HELPDESK_VALIDATE_ATTACHMENT_TYPES</w:t>
       </w:r>
       <w:proofErr w:type="spellEnd"/>
       <w:r>
@@ -10009,7 +9611,6 @@
         <w:t xml:space="preserve">    if </w:t>
       </w:r>
       <w:proofErr w:type="spellStart"/>
-      <w:proofErr w:type="gramStart"/>
       <w:r>
         <w:rPr>
           <w:sz w:val="24"/>
@@ -10018,7 +9619,6 @@
         <w:t>name.count</w:t>
       </w:r>
       <w:proofErr w:type="spellEnd"/>
-      <w:proofErr w:type="gramEnd"/>
       <w:r>
         <w:rPr>
           <w:sz w:val="24"/>
@@ -10043,7 +9643,6 @@
         <w:t xml:space="preserve">        raise </w:t>
       </w:r>
       <w:proofErr w:type="spellStart"/>
-      <w:proofErr w:type="gramStart"/>
       <w:r>
         <w:rPr>
           <w:sz w:val="24"/>
@@ -10057,15 +9656,7 @@
           <w:sz w:val="24"/>
           <w:szCs w:val="24"/>
         </w:rPr>
-        <w:t>(_(</w:t>
-      </w:r>
-      <w:proofErr w:type="gramEnd"/>
-      <w:r>
-        <w:rPr>
-          <w:sz w:val="24"/>
-          <w:szCs w:val="24"/>
-        </w:rPr>
-        <w:t>"Filenames with more than one dot are not allowed."))</w:t>
+        <w:t>(_("Filenames with more than one dot are not allowed."))</w:t>
       </w:r>
     </w:p>
     <w:p>
@@ -10100,7 +9691,6 @@
         <w:t xml:space="preserve">if </w:t>
       </w:r>
       <w:proofErr w:type="spellStart"/>
-      <w:proofErr w:type="gramStart"/>
       <w:r>
         <w:rPr>
           <w:sz w:val="24"/>
@@ -10109,7 +9699,6 @@
         <w:t>ext.lower</w:t>
       </w:r>
       <w:proofErr w:type="spellEnd"/>
-      <w:proofErr w:type="gramEnd"/>
       <w:r>
         <w:rPr>
           <w:sz w:val="24"/>
@@ -10123,23 +9712,7 @@
           <w:sz w:val="24"/>
           <w:szCs w:val="24"/>
         </w:rPr>
-        <w:t>helpdesk_</w:t>
-      </w:r>
-      <w:proofErr w:type="gramStart"/>
-      <w:r>
-        <w:rPr>
-          <w:sz w:val="24"/>
-          <w:szCs w:val="24"/>
-        </w:rPr>
-        <w:t>settings.HELPDESK</w:t>
-      </w:r>
-      <w:proofErr w:type="gramEnd"/>
-      <w:r>
-        <w:rPr>
-          <w:sz w:val="24"/>
-          <w:szCs w:val="24"/>
-        </w:rPr>
-        <w:t>_VALID_EXTENSIONS</w:t>
+        <w:t>helpdesk_settings.HELPDESK_VALID_EXTENSIONS</w:t>
       </w:r>
       <w:proofErr w:type="spellEnd"/>
       <w:r>
@@ -10166,7 +9739,6 @@
         <w:t xml:space="preserve">    </w:t>
       </w:r>
       <w:proofErr w:type="spellStart"/>
-      <w:proofErr w:type="gramStart"/>
       <w:r>
         <w:rPr>
           <w:sz w:val="24"/>
@@ -10175,7 +9747,6 @@
         <w:t>ext.lower</w:t>
       </w:r>
       <w:proofErr w:type="spellEnd"/>
-      <w:proofErr w:type="gramEnd"/>
       <w:r>
         <w:rPr>
           <w:sz w:val="24"/>
@@ -10184,7 +9755,6 @@
         <w:t xml:space="preserve">() == "" or </w:t>
       </w:r>
       <w:proofErr w:type="spellStart"/>
-      <w:proofErr w:type="gramStart"/>
       <w:r>
         <w:rPr>
           <w:sz w:val="24"/>
@@ -10193,7 +9763,6 @@
         <w:t>ext.lower</w:t>
       </w:r>
       <w:proofErr w:type="spellEnd"/>
-      <w:proofErr w:type="gramEnd"/>
       <w:r>
         <w:rPr>
           <w:sz w:val="24"/>
@@ -10234,7 +9803,6 @@
         <w:t xml:space="preserve">        raise </w:t>
       </w:r>
       <w:proofErr w:type="spellStart"/>
-      <w:proofErr w:type="gramStart"/>
       <w:r>
         <w:rPr>
           <w:sz w:val="24"/>
@@ -10248,18 +9816,9 @@
           <w:sz w:val="24"/>
           <w:szCs w:val="24"/>
         </w:rPr>
-        <w:t>(_(</w:t>
-      </w:r>
-      <w:proofErr w:type="gramEnd"/>
-      <w:r>
-        <w:rPr>
-          <w:sz w:val="24"/>
-          <w:szCs w:val="24"/>
-        </w:rPr>
-        <w:t xml:space="preserve">"Unsupported file extension: ") + </w:t>
+        <w:t xml:space="preserve">(_("Unsupported file extension: ") + </w:t>
       </w:r>
       <w:proofErr w:type="spellStart"/>
-      <w:proofErr w:type="gramStart"/>
       <w:r>
         <w:rPr>
           <w:sz w:val="24"/>
@@ -10268,7 +9827,6 @@
         <w:t>ext.lower</w:t>
       </w:r>
       <w:proofErr w:type="spellEnd"/>
-      <w:proofErr w:type="gramEnd"/>
       <w:r>
         <w:rPr>
           <w:sz w:val="24"/>
@@ -10969,7 +10527,7 @@
           <w:noProof/>
         </w:rPr>
         <w:drawing>
-          <wp:anchor distT="0" distB="0" distL="114300" distR="114300" simplePos="0" relativeHeight="251681792" behindDoc="0" locked="0" layoutInCell="1" allowOverlap="1" wp14:anchorId="4AA92CCC" wp14:editId="352A578A">
+          <wp:anchor distT="0" distB="0" distL="114300" distR="114300" simplePos="0" relativeHeight="251681792" behindDoc="0" locked="0" layoutInCell="1" allowOverlap="1" wp14:anchorId="4AA92CCC" wp14:editId="02E65C0D">
             <wp:simplePos x="0" y="0"/>
             <wp:positionH relativeFrom="margin">
               <wp:posOffset>-511031</wp:posOffset>
@@ -11358,7 +10916,6 @@
         </w:rPr>
         <w:t>Similarly</w:t>
       </w:r>
-      <w:proofErr w:type="gramStart"/>
       <w:r>
         <w:rPr>
           <w:sz w:val="24"/>
@@ -11371,15 +10928,7 @@
           <w:sz w:val="24"/>
           <w:szCs w:val="24"/>
         </w:rPr>
-        <w:t>.</w:t>
-      </w:r>
-      <w:proofErr w:type="gramEnd"/>
-      <w:r>
-        <w:rPr>
-          <w:sz w:val="24"/>
-          <w:szCs w:val="24"/>
-        </w:rPr>
-        <w:t xml:space="preserve">php.png extension is now rejected since it has </w:t>
+        <w:t xml:space="preserve">.php.png extension is now rejected since it has </w:t>
       </w:r>
     </w:p>
     <w:p>
@@ -11530,23 +11079,7 @@
           <w:sz w:val="24"/>
           <w:szCs w:val="24"/>
         </w:rPr>
-        <w:t>In Part A</w:t>
-      </w:r>
-      <w:proofErr w:type="gramStart"/>
-      <w:r>
-        <w:rPr>
-          <w:sz w:val="24"/>
-          <w:szCs w:val="24"/>
-        </w:rPr>
-        <w:t>, ?path=../../../../../..</w:t>
-      </w:r>
-      <w:proofErr w:type="gramEnd"/>
-      <w:r>
-        <w:rPr>
-          <w:sz w:val="24"/>
-          <w:szCs w:val="24"/>
-        </w:rPr>
-        <w:t>/</w:t>
+        <w:t>In Part A, ?path=../../../../../../</w:t>
       </w:r>
       <w:proofErr w:type="spellStart"/>
       <w:r>
@@ -11698,7 +11231,6 @@
         <w:t xml:space="preserve"> = </w:t>
       </w:r>
       <w:proofErr w:type="spellStart"/>
-      <w:proofErr w:type="gramStart"/>
       <w:r>
         <w:rPr>
           <w:sz w:val="24"/>
@@ -11712,15 +11244,71 @@
           <w:sz w:val="24"/>
           <w:szCs w:val="24"/>
         </w:rPr>
+        <w:t>("path", "")</w:t>
+      </w:r>
+    </w:p>
+    <w:p>
+      <w:pPr>
+        <w:shd w:val="clear" w:color="auto" w:fill="E8E8E8" w:themeFill="background2"/>
+        <w:rPr>
+          <w:sz w:val="24"/>
+          <w:szCs w:val="24"/>
+        </w:rPr>
+      </w:pPr>
+      <w:r>
+        <w:rPr>
+          <w:sz w:val="24"/>
+          <w:szCs w:val="24"/>
+        </w:rPr>
+        <w:t xml:space="preserve">    </w:t>
+      </w:r>
+      <w:proofErr w:type="spellStart"/>
+      <w:r>
+        <w:rPr>
+          <w:sz w:val="24"/>
+          <w:szCs w:val="24"/>
+        </w:rPr>
+        <w:t>media_root</w:t>
+      </w:r>
+      <w:proofErr w:type="spellEnd"/>
+      <w:r>
+        <w:rPr>
+          <w:sz w:val="24"/>
+          <w:szCs w:val="24"/>
+        </w:rPr>
+        <w:t xml:space="preserve"> = </w:t>
+      </w:r>
+      <w:proofErr w:type="spellStart"/>
+      <w:r>
+        <w:rPr>
+          <w:sz w:val="24"/>
+          <w:szCs w:val="24"/>
+        </w:rPr>
+        <w:t>os.path.realpath</w:t>
+      </w:r>
+      <w:proofErr w:type="spellEnd"/>
+      <w:r>
+        <w:rPr>
+          <w:sz w:val="24"/>
+          <w:szCs w:val="24"/>
+        </w:rPr>
         <w:t>(</w:t>
       </w:r>
-      <w:proofErr w:type="gramEnd"/>
-      <w:r>
-        <w:rPr>
-          <w:sz w:val="24"/>
-          <w:szCs w:val="24"/>
-        </w:rPr>
-        <w:t>"path", "")</w:t>
+      <w:proofErr w:type="spellStart"/>
+      <w:r>
+        <w:rPr>
+          <w:sz w:val="24"/>
+          <w:szCs w:val="24"/>
+        </w:rPr>
+        <w:t>settings.MEDIA_ROOT</w:t>
+      </w:r>
+      <w:proofErr w:type="spellEnd"/>
+      <w:r>
+        <w:rPr>
+          <w:sz w:val="24"/>
+          <w:szCs w:val="24"/>
+        </w:rPr>
+        <w:t>)</w:t>
       </w:r>
     </w:p>
     <w:p>
@@ -11736,7 +11324,7 @@
           <w:sz w:val="24"/>
           <w:szCs w:val="24"/>
         </w:rPr>
-        <w:t xml:space="preserve">    </w:t>
+        <w:t xml:space="preserve">    full = </w:t>
       </w:r>
       <w:proofErr w:type="spellStart"/>
       <w:r>
@@ -11744,6 +11332,38 @@
           <w:sz w:val="24"/>
           <w:szCs w:val="24"/>
         </w:rPr>
+        <w:t>os.path.realpath</w:t>
+      </w:r>
+      <w:proofErr w:type="spellEnd"/>
+      <w:r>
+        <w:rPr>
+          <w:sz w:val="24"/>
+          <w:szCs w:val="24"/>
+        </w:rPr>
+        <w:t>(</w:t>
+      </w:r>
+      <w:proofErr w:type="spellStart"/>
+      <w:r>
+        <w:rPr>
+          <w:sz w:val="24"/>
+          <w:szCs w:val="24"/>
+        </w:rPr>
+        <w:t>os.path.join</w:t>
+      </w:r>
+      <w:proofErr w:type="spellEnd"/>
+      <w:r>
+        <w:rPr>
+          <w:sz w:val="24"/>
+          <w:szCs w:val="24"/>
+        </w:rPr>
+        <w:t>(</w:t>
+      </w:r>
+      <w:proofErr w:type="spellStart"/>
+      <w:r>
+        <w:rPr>
+          <w:sz w:val="24"/>
+          <w:szCs w:val="24"/>
+        </w:rPr>
         <w:t>media_root</w:t>
       </w:r>
       <w:proofErr w:type="spellEnd"/>
@@ -11752,24 +11372,15 @@
           <w:sz w:val="24"/>
           <w:szCs w:val="24"/>
         </w:rPr>
-        <w:t xml:space="preserve"> = </w:t>
+        <w:t xml:space="preserve">, </w:t>
       </w:r>
       <w:proofErr w:type="spellStart"/>
-      <w:proofErr w:type="gramStart"/>
-      <w:r>
-        <w:rPr>
-          <w:sz w:val="24"/>
-          <w:szCs w:val="24"/>
-        </w:rPr>
-        <w:t>os.path</w:t>
-      </w:r>
-      <w:proofErr w:type="gramEnd"/>
-      <w:r>
-        <w:rPr>
-          <w:sz w:val="24"/>
-          <w:szCs w:val="24"/>
-        </w:rPr>
-        <w:t>.realpath</w:t>
+      <w:r>
+        <w:rPr>
+          <w:sz w:val="24"/>
+          <w:szCs w:val="24"/>
+        </w:rPr>
+        <w:t>rel</w:t>
       </w:r>
       <w:proofErr w:type="spellEnd"/>
       <w:r>
@@ -11777,24 +11388,72 @@
           <w:sz w:val="24"/>
           <w:szCs w:val="24"/>
         </w:rPr>
+        <w:t>))</w:t>
+      </w:r>
+    </w:p>
+    <w:p>
+      <w:pPr>
+        <w:shd w:val="clear" w:color="auto" w:fill="E8E8E8" w:themeFill="background2"/>
+        <w:rPr>
+          <w:sz w:val="24"/>
+          <w:szCs w:val="24"/>
+        </w:rPr>
+      </w:pPr>
+    </w:p>
+    <w:p>
+      <w:pPr>
+        <w:shd w:val="clear" w:color="auto" w:fill="E8E8E8" w:themeFill="background2"/>
+        <w:rPr>
+          <w:sz w:val="24"/>
+          <w:szCs w:val="24"/>
+        </w:rPr>
+      </w:pPr>
+      <w:r>
+        <w:rPr>
+          <w:sz w:val="24"/>
+          <w:szCs w:val="24"/>
+        </w:rPr>
+        <w:t xml:space="preserve">    if full != </w:t>
+      </w:r>
+      <w:proofErr w:type="spellStart"/>
+      <w:r>
+        <w:rPr>
+          <w:sz w:val="24"/>
+          <w:szCs w:val="24"/>
+        </w:rPr>
+        <w:t>media_root</w:t>
+      </w:r>
+      <w:proofErr w:type="spellEnd"/>
+      <w:r>
+        <w:rPr>
+          <w:sz w:val="24"/>
+          <w:szCs w:val="24"/>
+        </w:rPr>
+        <w:t xml:space="preserve"> and not </w:t>
+      </w:r>
+      <w:proofErr w:type="spellStart"/>
+      <w:r>
+        <w:rPr>
+          <w:sz w:val="24"/>
+          <w:szCs w:val="24"/>
+        </w:rPr>
+        <w:t>full.startswith</w:t>
+      </w:r>
+      <w:proofErr w:type="spellEnd"/>
+      <w:r>
+        <w:rPr>
+          <w:sz w:val="24"/>
+          <w:szCs w:val="24"/>
+        </w:rPr>
         <w:t>(</w:t>
       </w:r>
       <w:proofErr w:type="spellStart"/>
-      <w:proofErr w:type="gramStart"/>
-      <w:r>
-        <w:rPr>
-          <w:sz w:val="24"/>
-          <w:szCs w:val="24"/>
-        </w:rPr>
-        <w:t>settings.MEDIA</w:t>
-      </w:r>
-      <w:proofErr w:type="gramEnd"/>
-      <w:r>
-        <w:rPr>
-          <w:sz w:val="24"/>
-          <w:szCs w:val="24"/>
-        </w:rPr>
-        <w:t>_ROOT</w:t>
+      <w:r>
+        <w:rPr>
+          <w:sz w:val="24"/>
+          <w:szCs w:val="24"/>
+        </w:rPr>
+        <w:t>media_root</w:t>
       </w:r>
       <w:proofErr w:type="spellEnd"/>
       <w:r>
@@ -11802,7 +11461,23 @@
           <w:sz w:val="24"/>
           <w:szCs w:val="24"/>
         </w:rPr>
-        <w:t>)</w:t>
+        <w:t xml:space="preserve"> + </w:t>
+      </w:r>
+      <w:proofErr w:type="spellStart"/>
+      <w:r>
+        <w:rPr>
+          <w:sz w:val="24"/>
+          <w:szCs w:val="24"/>
+        </w:rPr>
+        <w:t>os.sep</w:t>
+      </w:r>
+      <w:proofErr w:type="spellEnd"/>
+      <w:r>
+        <w:rPr>
+          <w:sz w:val="24"/>
+          <w:szCs w:val="24"/>
+        </w:rPr>
+        <w:t>):</w:t>
       </w:r>
     </w:p>
     <w:p>
@@ -11818,32 +11493,15 @@
           <w:sz w:val="24"/>
           <w:szCs w:val="24"/>
         </w:rPr>
-        <w:t xml:space="preserve">    full = </w:t>
+        <w:t xml:space="preserve">        return </w:t>
       </w:r>
       <w:proofErr w:type="spellStart"/>
-      <w:proofErr w:type="gramStart"/>
-      <w:r>
-        <w:rPr>
-          <w:sz w:val="24"/>
-          <w:szCs w:val="24"/>
-        </w:rPr>
-        <w:t>os.path</w:t>
-      </w:r>
-      <w:proofErr w:type="gramEnd"/>
-      <w:r>
-        <w:rPr>
-          <w:sz w:val="24"/>
-          <w:szCs w:val="24"/>
-        </w:rPr>
-        <w:t>.</w:t>
-      </w:r>
-      <w:proofErr w:type="gramStart"/>
-      <w:r>
-        <w:rPr>
-          <w:sz w:val="24"/>
-          <w:szCs w:val="24"/>
-        </w:rPr>
-        <w:t>realpath</w:t>
+      <w:r>
+        <w:rPr>
+          <w:sz w:val="24"/>
+          <w:szCs w:val="24"/>
+        </w:rPr>
+        <w:t>HttpResponse</w:t>
       </w:r>
       <w:proofErr w:type="spellEnd"/>
       <w:r>
@@ -11851,7 +11509,48 @@
           <w:sz w:val="24"/>
           <w:szCs w:val="24"/>
         </w:rPr>
-        <w:t>(</w:t>
+        <w:t>("Not found", status=404)</w:t>
+      </w:r>
+    </w:p>
+    <w:p>
+      <w:pPr>
+        <w:shd w:val="clear" w:color="auto" w:fill="E8E8E8" w:themeFill="background2"/>
+        <w:rPr>
+          <w:sz w:val="24"/>
+          <w:szCs w:val="24"/>
+        </w:rPr>
+      </w:pPr>
+    </w:p>
+    <w:p>
+      <w:pPr>
+        <w:shd w:val="clear" w:color="auto" w:fill="E8E8E8" w:themeFill="background2"/>
+        <w:rPr>
+          <w:sz w:val="24"/>
+          <w:szCs w:val="24"/>
+        </w:rPr>
+      </w:pPr>
+      <w:r>
+        <w:rPr>
+          <w:sz w:val="24"/>
+          <w:szCs w:val="24"/>
+        </w:rPr>
+        <w:t xml:space="preserve">    try:</w:t>
+      </w:r>
+    </w:p>
+    <w:p>
+      <w:pPr>
+        <w:shd w:val="clear" w:color="auto" w:fill="E8E8E8" w:themeFill="background2"/>
+        <w:rPr>
+          <w:sz w:val="24"/>
+          <w:szCs w:val="24"/>
+        </w:rPr>
+      </w:pPr>
+      <w:r>
+        <w:rPr>
+          <w:sz w:val="24"/>
+          <w:szCs w:val="24"/>
+        </w:rPr>
+        <w:t xml:space="preserve">        with open(full, "</w:t>
       </w:r>
       <w:proofErr w:type="spellStart"/>
       <w:r>
@@ -11859,23 +11558,7 @@
           <w:sz w:val="24"/>
           <w:szCs w:val="24"/>
         </w:rPr>
-        <w:t>os.path</w:t>
-      </w:r>
-      <w:proofErr w:type="gramEnd"/>
-      <w:r>
-        <w:rPr>
-          <w:sz w:val="24"/>
-          <w:szCs w:val="24"/>
-        </w:rPr>
-        <w:t>.</w:t>
-      </w:r>
-      <w:proofErr w:type="gramStart"/>
-      <w:r>
-        <w:rPr>
-          <w:sz w:val="24"/>
-          <w:szCs w:val="24"/>
-        </w:rPr>
-        <w:t>join</w:t>
+        <w:t>rb</w:t>
       </w:r>
       <w:proofErr w:type="spellEnd"/>
       <w:r>
@@ -11883,16 +11566,31 @@
           <w:sz w:val="24"/>
           <w:szCs w:val="24"/>
         </w:rPr>
-        <w:t>(</w:t>
+        <w:t>") as handle:</w:t>
+      </w:r>
+    </w:p>
+    <w:p>
+      <w:pPr>
+        <w:shd w:val="clear" w:color="auto" w:fill="E8E8E8" w:themeFill="background2"/>
+        <w:rPr>
+          <w:sz w:val="24"/>
+          <w:szCs w:val="24"/>
+        </w:rPr>
+      </w:pPr>
+      <w:r>
+        <w:rPr>
+          <w:sz w:val="24"/>
+          <w:szCs w:val="24"/>
+        </w:rPr>
+        <w:t xml:space="preserve">            data = </w:t>
       </w:r>
       <w:proofErr w:type="spellStart"/>
-      <w:proofErr w:type="gramEnd"/>
-      <w:r>
-        <w:rPr>
-          <w:sz w:val="24"/>
-          <w:szCs w:val="24"/>
-        </w:rPr>
-        <w:t>media_root</w:t>
+      <w:r>
+        <w:rPr>
+          <w:sz w:val="24"/>
+          <w:szCs w:val="24"/>
+        </w:rPr>
+        <w:t>handle.read</w:t>
       </w:r>
       <w:proofErr w:type="spellEnd"/>
       <w:r>
@@ -11900,6 +11598,38 @@
           <w:sz w:val="24"/>
           <w:szCs w:val="24"/>
         </w:rPr>
+        <w:t>()</w:t>
+      </w:r>
+    </w:p>
+    <w:p>
+      <w:pPr>
+        <w:shd w:val="clear" w:color="auto" w:fill="E8E8E8" w:themeFill="background2"/>
+        <w:rPr>
+          <w:sz w:val="24"/>
+          <w:szCs w:val="24"/>
+        </w:rPr>
+      </w:pPr>
+      <w:r>
+        <w:rPr>
+          <w:sz w:val="24"/>
+          <w:szCs w:val="24"/>
+        </w:rPr>
+        <w:t xml:space="preserve">    except (</w:t>
+      </w:r>
+      <w:proofErr w:type="spellStart"/>
+      <w:r>
+        <w:rPr>
+          <w:sz w:val="24"/>
+          <w:szCs w:val="24"/>
+        </w:rPr>
+        <w:t>FileNotFoundError</w:t>
+      </w:r>
+      <w:proofErr w:type="spellEnd"/>
+      <w:r>
+        <w:rPr>
+          <w:sz w:val="24"/>
+          <w:szCs w:val="24"/>
+        </w:rPr>
         <w:t xml:space="preserve">, </w:t>
       </w:r>
       <w:proofErr w:type="spellStart"/>
@@ -11908,7 +11638,7 @@
           <w:sz w:val="24"/>
           <w:szCs w:val="24"/>
         </w:rPr>
-        <w:t>rel</w:t>
+        <w:t>IsADirectoryError</w:t>
       </w:r>
       <w:proofErr w:type="spellEnd"/>
       <w:r>
@@ -11916,7 +11646,7 @@
           <w:sz w:val="24"/>
           <w:szCs w:val="24"/>
         </w:rPr>
-        <w:t>))</w:t>
+        <w:t>):</w:t>
       </w:r>
     </w:p>
     <w:p>
@@ -11927,6 +11657,29 @@
           <w:szCs w:val="24"/>
         </w:rPr>
       </w:pPr>
+      <w:r>
+        <w:rPr>
+          <w:sz w:val="24"/>
+          <w:szCs w:val="24"/>
+        </w:rPr>
+        <w:t xml:space="preserve">        return </w:t>
+      </w:r>
+      <w:proofErr w:type="spellStart"/>
+      <w:r>
+        <w:rPr>
+          <w:sz w:val="24"/>
+          <w:szCs w:val="24"/>
+        </w:rPr>
+        <w:t>HttpResponse</w:t>
+      </w:r>
+      <w:proofErr w:type="spellEnd"/>
+      <w:r>
+        <w:rPr>
+          <w:sz w:val="24"/>
+          <w:szCs w:val="24"/>
+        </w:rPr>
+        <w:t>("Not found", status=404)</w:t>
+      </w:r>
     </w:p>
     <w:p>
       <w:pPr>
@@ -11936,28 +11689,21 @@
           <w:szCs w:val="24"/>
         </w:rPr>
       </w:pPr>
-      <w:r>
-        <w:rPr>
-          <w:sz w:val="24"/>
-          <w:szCs w:val="24"/>
-        </w:rPr>
-        <w:t xml:space="preserve">    if </w:t>
-      </w:r>
-      <w:proofErr w:type="gramStart"/>
-      <w:r>
-        <w:rPr>
-          <w:sz w:val="24"/>
-          <w:szCs w:val="24"/>
-        </w:rPr>
-        <w:t>full !</w:t>
-      </w:r>
-      <w:proofErr w:type="gramEnd"/>
-      <w:r>
-        <w:rPr>
-          <w:sz w:val="24"/>
-          <w:szCs w:val="24"/>
-        </w:rPr>
-        <w:t xml:space="preserve">= </w:t>
+    </w:p>
+    <w:p>
+      <w:pPr>
+        <w:shd w:val="clear" w:color="auto" w:fill="E8E8E8" w:themeFill="background2"/>
+        <w:rPr>
+          <w:sz w:val="24"/>
+          <w:szCs w:val="24"/>
+        </w:rPr>
+      </w:pPr>
+      <w:r>
+        <w:rPr>
+          <w:sz w:val="24"/>
+          <w:szCs w:val="24"/>
+        </w:rPr>
+        <w:t xml:space="preserve">    response = </w:t>
       </w:r>
       <w:proofErr w:type="spellStart"/>
       <w:r>
@@ -11965,7 +11711,7 @@
           <w:sz w:val="24"/>
           <w:szCs w:val="24"/>
         </w:rPr>
-        <w:t>media_root</w:t>
+        <w:t>HttpResponse</w:t>
       </w:r>
       <w:proofErr w:type="spellEnd"/>
       <w:r>
@@ -11973,25 +11719,39 @@
           <w:sz w:val="24"/>
           <w:szCs w:val="24"/>
         </w:rPr>
-        <w:t xml:space="preserve"> and not </w:t>
+        <w:t xml:space="preserve">(data, </w:t>
       </w:r>
       <w:proofErr w:type="spellStart"/>
-      <w:proofErr w:type="gramStart"/>
-      <w:r>
-        <w:rPr>
-          <w:sz w:val="24"/>
-          <w:szCs w:val="24"/>
-        </w:rPr>
-        <w:t>full.startswith</w:t>
+      <w:r>
+        <w:rPr>
+          <w:sz w:val="24"/>
+          <w:szCs w:val="24"/>
+        </w:rPr>
+        <w:t>content_type</w:t>
       </w:r>
       <w:proofErr w:type="spellEnd"/>
-      <w:proofErr w:type="gramEnd"/>
-      <w:r>
-        <w:rPr>
-          <w:sz w:val="24"/>
-          <w:szCs w:val="24"/>
-        </w:rPr>
-        <w:t>(</w:t>
+      <w:r>
+        <w:rPr>
+          <w:sz w:val="24"/>
+          <w:szCs w:val="24"/>
+        </w:rPr>
+        <w:t>="application/octet-stream")</w:t>
+      </w:r>
+    </w:p>
+    <w:p>
+      <w:pPr>
+        <w:shd w:val="clear" w:color="auto" w:fill="E8E8E8" w:themeFill="background2"/>
+        <w:rPr>
+          <w:sz w:val="24"/>
+          <w:szCs w:val="24"/>
+        </w:rPr>
+      </w:pPr>
+      <w:r>
+        <w:rPr>
+          <w:sz w:val="24"/>
+          <w:szCs w:val="24"/>
+        </w:rPr>
+        <w:t xml:space="preserve">    response["Content-Disposition"] = </w:t>
       </w:r>
       <w:proofErr w:type="spellStart"/>
       <w:r>
@@ -11999,7 +11759,7 @@
           <w:sz w:val="24"/>
           <w:szCs w:val="24"/>
         </w:rPr>
-        <w:t>media_root</w:t>
+        <w:t>f'attachment</w:t>
       </w:r>
       <w:proofErr w:type="spellEnd"/>
       <w:r>
@@ -12007,7 +11767,7 @@
           <w:sz w:val="24"/>
           <w:szCs w:val="24"/>
         </w:rPr>
-        <w:t xml:space="preserve"> + </w:t>
+        <w:t>; filename="{</w:t>
       </w:r>
       <w:proofErr w:type="spellStart"/>
       <w:r>
@@ -12015,367 +11775,7 @@
           <w:sz w:val="24"/>
           <w:szCs w:val="24"/>
         </w:rPr>
-        <w:t>os.sep</w:t>
-      </w:r>
-      <w:proofErr w:type="spellEnd"/>
-      <w:r>
-        <w:rPr>
-          <w:sz w:val="24"/>
-          <w:szCs w:val="24"/>
-        </w:rPr>
-        <w:t>):</w:t>
-      </w:r>
-    </w:p>
-    <w:p>
-      <w:pPr>
-        <w:shd w:val="clear" w:color="auto" w:fill="E8E8E8" w:themeFill="background2"/>
-        <w:rPr>
-          <w:sz w:val="24"/>
-          <w:szCs w:val="24"/>
-        </w:rPr>
-      </w:pPr>
-      <w:r>
-        <w:rPr>
-          <w:sz w:val="24"/>
-          <w:szCs w:val="24"/>
-        </w:rPr>
-        <w:t xml:space="preserve">        return </w:t>
-      </w:r>
-      <w:proofErr w:type="spellStart"/>
-      <w:proofErr w:type="gramStart"/>
-      <w:r>
-        <w:rPr>
-          <w:sz w:val="24"/>
-          <w:szCs w:val="24"/>
-        </w:rPr>
-        <w:t>HttpResponse</w:t>
-      </w:r>
-      <w:proofErr w:type="spellEnd"/>
-      <w:r>
-        <w:rPr>
-          <w:sz w:val="24"/>
-          <w:szCs w:val="24"/>
-        </w:rPr>
-        <w:t>(</w:t>
-      </w:r>
-      <w:proofErr w:type="gramEnd"/>
-      <w:r>
-        <w:rPr>
-          <w:sz w:val="24"/>
-          <w:szCs w:val="24"/>
-        </w:rPr>
-        <w:t>"Not found", status=404)</w:t>
-      </w:r>
-    </w:p>
-    <w:p>
-      <w:pPr>
-        <w:shd w:val="clear" w:color="auto" w:fill="E8E8E8" w:themeFill="background2"/>
-        <w:rPr>
-          <w:sz w:val="24"/>
-          <w:szCs w:val="24"/>
-        </w:rPr>
-      </w:pPr>
-    </w:p>
-    <w:p>
-      <w:pPr>
-        <w:shd w:val="clear" w:color="auto" w:fill="E8E8E8" w:themeFill="background2"/>
-        <w:rPr>
-          <w:sz w:val="24"/>
-          <w:szCs w:val="24"/>
-        </w:rPr>
-      </w:pPr>
-      <w:r>
-        <w:rPr>
-          <w:sz w:val="24"/>
-          <w:szCs w:val="24"/>
-        </w:rPr>
-        <w:t xml:space="preserve">    try:</w:t>
-      </w:r>
-    </w:p>
-    <w:p>
-      <w:pPr>
-        <w:shd w:val="clear" w:color="auto" w:fill="E8E8E8" w:themeFill="background2"/>
-        <w:rPr>
-          <w:sz w:val="24"/>
-          <w:szCs w:val="24"/>
-        </w:rPr>
-      </w:pPr>
-      <w:r>
-        <w:rPr>
-          <w:sz w:val="24"/>
-          <w:szCs w:val="24"/>
-        </w:rPr>
-        <w:t xml:space="preserve">        with </w:t>
-      </w:r>
-      <w:proofErr w:type="gramStart"/>
-      <w:r>
-        <w:rPr>
-          <w:sz w:val="24"/>
-          <w:szCs w:val="24"/>
-        </w:rPr>
-        <w:t>open(</w:t>
-      </w:r>
-      <w:proofErr w:type="gramEnd"/>
-      <w:r>
-        <w:rPr>
-          <w:sz w:val="24"/>
-          <w:szCs w:val="24"/>
-        </w:rPr>
-        <w:t>full, "</w:t>
-      </w:r>
-      <w:proofErr w:type="spellStart"/>
-      <w:r>
-        <w:rPr>
-          <w:sz w:val="24"/>
-          <w:szCs w:val="24"/>
-        </w:rPr>
-        <w:t>rb</w:t>
-      </w:r>
-      <w:proofErr w:type="spellEnd"/>
-      <w:r>
-        <w:rPr>
-          <w:sz w:val="24"/>
-          <w:szCs w:val="24"/>
-        </w:rPr>
-        <w:t>") as handle:</w:t>
-      </w:r>
-    </w:p>
-    <w:p>
-      <w:pPr>
-        <w:shd w:val="clear" w:color="auto" w:fill="E8E8E8" w:themeFill="background2"/>
-        <w:rPr>
-          <w:sz w:val="24"/>
-          <w:szCs w:val="24"/>
-        </w:rPr>
-      </w:pPr>
-      <w:r>
-        <w:rPr>
-          <w:sz w:val="24"/>
-          <w:szCs w:val="24"/>
-        </w:rPr>
-        <w:t xml:space="preserve">            data = </w:t>
-      </w:r>
-      <w:proofErr w:type="spellStart"/>
-      <w:proofErr w:type="gramStart"/>
-      <w:r>
-        <w:rPr>
-          <w:sz w:val="24"/>
-          <w:szCs w:val="24"/>
-        </w:rPr>
-        <w:t>handle.read</w:t>
-      </w:r>
-      <w:proofErr w:type="spellEnd"/>
-      <w:proofErr w:type="gramEnd"/>
-      <w:r>
-        <w:rPr>
-          <w:sz w:val="24"/>
-          <w:szCs w:val="24"/>
-        </w:rPr>
-        <w:t>()</w:t>
-      </w:r>
-    </w:p>
-    <w:p>
-      <w:pPr>
-        <w:shd w:val="clear" w:color="auto" w:fill="E8E8E8" w:themeFill="background2"/>
-        <w:rPr>
-          <w:sz w:val="24"/>
-          <w:szCs w:val="24"/>
-        </w:rPr>
-      </w:pPr>
-      <w:r>
-        <w:rPr>
-          <w:sz w:val="24"/>
-          <w:szCs w:val="24"/>
-        </w:rPr>
-        <w:t xml:space="preserve">    except (</w:t>
-      </w:r>
-      <w:proofErr w:type="spellStart"/>
-      <w:r>
-        <w:rPr>
-          <w:sz w:val="24"/>
-          <w:szCs w:val="24"/>
-        </w:rPr>
-        <w:t>FileNotFoundError</w:t>
-      </w:r>
-      <w:proofErr w:type="spellEnd"/>
-      <w:r>
-        <w:rPr>
-          <w:sz w:val="24"/>
-          <w:szCs w:val="24"/>
-        </w:rPr>
-        <w:t xml:space="preserve">, </w:t>
-      </w:r>
-      <w:proofErr w:type="spellStart"/>
-      <w:r>
-        <w:rPr>
-          <w:sz w:val="24"/>
-          <w:szCs w:val="24"/>
-        </w:rPr>
-        <w:t>IsADirectoryError</w:t>
-      </w:r>
-      <w:proofErr w:type="spellEnd"/>
-      <w:r>
-        <w:rPr>
-          <w:sz w:val="24"/>
-          <w:szCs w:val="24"/>
-        </w:rPr>
-        <w:t>):</w:t>
-      </w:r>
-    </w:p>
-    <w:p>
-      <w:pPr>
-        <w:shd w:val="clear" w:color="auto" w:fill="E8E8E8" w:themeFill="background2"/>
-        <w:rPr>
-          <w:sz w:val="24"/>
-          <w:szCs w:val="24"/>
-        </w:rPr>
-      </w:pPr>
-      <w:r>
-        <w:rPr>
-          <w:sz w:val="24"/>
-          <w:szCs w:val="24"/>
-        </w:rPr>
-        <w:t xml:space="preserve">        return </w:t>
-      </w:r>
-      <w:proofErr w:type="spellStart"/>
-      <w:proofErr w:type="gramStart"/>
-      <w:r>
-        <w:rPr>
-          <w:sz w:val="24"/>
-          <w:szCs w:val="24"/>
-        </w:rPr>
-        <w:t>HttpResponse</w:t>
-      </w:r>
-      <w:proofErr w:type="spellEnd"/>
-      <w:r>
-        <w:rPr>
-          <w:sz w:val="24"/>
-          <w:szCs w:val="24"/>
-        </w:rPr>
-        <w:t>(</w:t>
-      </w:r>
-      <w:proofErr w:type="gramEnd"/>
-      <w:r>
-        <w:rPr>
-          <w:sz w:val="24"/>
-          <w:szCs w:val="24"/>
-        </w:rPr>
-        <w:t>"Not found", status=404)</w:t>
-      </w:r>
-    </w:p>
-    <w:p>
-      <w:pPr>
-        <w:shd w:val="clear" w:color="auto" w:fill="E8E8E8" w:themeFill="background2"/>
-        <w:rPr>
-          <w:sz w:val="24"/>
-          <w:szCs w:val="24"/>
-        </w:rPr>
-      </w:pPr>
-    </w:p>
-    <w:p>
-      <w:pPr>
-        <w:shd w:val="clear" w:color="auto" w:fill="E8E8E8" w:themeFill="background2"/>
-        <w:rPr>
-          <w:sz w:val="24"/>
-          <w:szCs w:val="24"/>
-        </w:rPr>
-      </w:pPr>
-      <w:r>
-        <w:rPr>
-          <w:sz w:val="24"/>
-          <w:szCs w:val="24"/>
-        </w:rPr>
-        <w:t xml:space="preserve">    response = </w:t>
-      </w:r>
-      <w:proofErr w:type="spellStart"/>
-      <w:proofErr w:type="gramStart"/>
-      <w:r>
-        <w:rPr>
-          <w:sz w:val="24"/>
-          <w:szCs w:val="24"/>
-        </w:rPr>
-        <w:t>HttpResponse</w:t>
-      </w:r>
-      <w:proofErr w:type="spellEnd"/>
-      <w:r>
-        <w:rPr>
-          <w:sz w:val="24"/>
-          <w:szCs w:val="24"/>
-        </w:rPr>
-        <w:t>(</w:t>
-      </w:r>
-      <w:proofErr w:type="gramEnd"/>
-      <w:r>
-        <w:rPr>
-          <w:sz w:val="24"/>
-          <w:szCs w:val="24"/>
-        </w:rPr>
-        <w:t xml:space="preserve">data, </w:t>
-      </w:r>
-      <w:proofErr w:type="spellStart"/>
-      <w:r>
-        <w:rPr>
-          <w:sz w:val="24"/>
-          <w:szCs w:val="24"/>
-        </w:rPr>
-        <w:t>content_type</w:t>
-      </w:r>
-      <w:proofErr w:type="spellEnd"/>
-      <w:r>
-        <w:rPr>
-          <w:sz w:val="24"/>
-          <w:szCs w:val="24"/>
-        </w:rPr>
-        <w:t>="application/octet-stream")</w:t>
-      </w:r>
-    </w:p>
-    <w:p>
-      <w:pPr>
-        <w:shd w:val="clear" w:color="auto" w:fill="E8E8E8" w:themeFill="background2"/>
-        <w:rPr>
-          <w:sz w:val="24"/>
-          <w:szCs w:val="24"/>
-        </w:rPr>
-      </w:pPr>
-      <w:r>
-        <w:rPr>
-          <w:sz w:val="24"/>
-          <w:szCs w:val="24"/>
-        </w:rPr>
-        <w:t xml:space="preserve">    response["Content-Disposition"] = </w:t>
-      </w:r>
-      <w:proofErr w:type="spellStart"/>
-      <w:r>
-        <w:rPr>
-          <w:sz w:val="24"/>
-          <w:szCs w:val="24"/>
-        </w:rPr>
-        <w:t>f'attachment</w:t>
-      </w:r>
-      <w:proofErr w:type="spellEnd"/>
-      <w:r>
-        <w:rPr>
-          <w:sz w:val="24"/>
-          <w:szCs w:val="24"/>
-        </w:rPr>
-        <w:t>; filename="{</w:t>
-      </w:r>
-      <w:proofErr w:type="spellStart"/>
-      <w:proofErr w:type="gramStart"/>
-      <w:r>
-        <w:rPr>
-          <w:sz w:val="24"/>
-          <w:szCs w:val="24"/>
-        </w:rPr>
-        <w:t>os.path</w:t>
-      </w:r>
-      <w:proofErr w:type="gramEnd"/>
-      <w:r>
-        <w:rPr>
-          <w:sz w:val="24"/>
-          <w:szCs w:val="24"/>
-        </w:rPr>
-        <w:t>.basename</w:t>
+        <w:t>os.path.basename</w:t>
       </w:r>
       <w:proofErr w:type="spellEnd"/>
       <w:r>
@@ -12450,29 +11850,12 @@
         <w:t xml:space="preserve"> both MEDIA_ROOT and the final joined path now get resolved with </w:t>
       </w:r>
       <w:proofErr w:type="spellStart"/>
-      <w:proofErr w:type="gramStart"/>
-      <w:r>
-        <w:rPr>
-          <w:sz w:val="24"/>
-          <w:szCs w:val="24"/>
-        </w:rPr>
-        <w:t>os.path</w:t>
-      </w:r>
-      <w:proofErr w:type="gramEnd"/>
-      <w:r>
-        <w:rPr>
-          <w:sz w:val="24"/>
-          <w:szCs w:val="24"/>
-        </w:rPr>
-        <w:t>.</w:t>
-      </w:r>
-      <w:proofErr w:type="gramStart"/>
-      <w:r>
-        <w:rPr>
-          <w:sz w:val="24"/>
-          <w:szCs w:val="24"/>
-        </w:rPr>
-        <w:t>realpath</w:t>
+      <w:r>
+        <w:rPr>
+          <w:sz w:val="24"/>
+          <w:szCs w:val="24"/>
+        </w:rPr>
+        <w:t>os.path.realpath</w:t>
       </w:r>
       <w:proofErr w:type="spellEnd"/>
       <w:r>
@@ -12480,15 +11863,7 @@
           <w:sz w:val="24"/>
           <w:szCs w:val="24"/>
         </w:rPr>
-        <w:t>(</w:t>
-      </w:r>
-      <w:proofErr w:type="gramEnd"/>
-      <w:r>
-        <w:rPr>
-          <w:sz w:val="24"/>
-          <w:szCs w:val="24"/>
-        </w:rPr>
-        <w:t xml:space="preserve">), and we check the resolved path is still inside the resolved media root before opening anything. </w:t>
+        <w:t xml:space="preserve">(), and we check the resolved path is still inside the resolved media root before opening anything. </w:t>
       </w:r>
       <w:r>
         <w:rPr>
@@ -12507,7 +11882,6 @@
         <w:t xml:space="preserve"> </w:t>
       </w:r>
       <w:proofErr w:type="spellStart"/>
-      <w:proofErr w:type="gramStart"/>
       <w:r>
         <w:rPr>
           <w:sz w:val="24"/>
@@ -12521,47 +11895,7 @@
           <w:sz w:val="24"/>
           <w:szCs w:val="24"/>
         </w:rPr>
-        <w:t>(</w:t>
-      </w:r>
-      <w:proofErr w:type="gramEnd"/>
-      <w:r>
-        <w:rPr>
-          <w:sz w:val="24"/>
-          <w:szCs w:val="24"/>
-        </w:rPr>
-        <w:t>) collapses every</w:t>
-      </w:r>
-      <w:proofErr w:type="gramStart"/>
-      <w:r>
-        <w:rPr>
-          <w:sz w:val="24"/>
-          <w:szCs w:val="24"/>
-        </w:rPr>
-        <w:t xml:space="preserve"> ..</w:t>
-      </w:r>
-      <w:proofErr w:type="gramEnd"/>
-      <w:r>
-        <w:rPr>
-          <w:sz w:val="24"/>
-          <w:szCs w:val="24"/>
-        </w:rPr>
-        <w:t xml:space="preserve">/ in the request first, so the containment check sees where the path actually ends up, not the raw string. Once it lands outside the media root, we return a generic 404 before </w:t>
-      </w:r>
-      <w:proofErr w:type="gramStart"/>
-      <w:r>
-        <w:rPr>
-          <w:sz w:val="24"/>
-          <w:szCs w:val="24"/>
-        </w:rPr>
-        <w:t>open(</w:t>
-      </w:r>
-      <w:proofErr w:type="gramEnd"/>
-      <w:r>
-        <w:rPr>
-          <w:sz w:val="24"/>
-          <w:szCs w:val="24"/>
-        </w:rPr>
-        <w:t>) ever runs, so the traversal never reaches the filesystem.</w:t>
+        <w:t>() collapses every ../ in the request first, so the containment check sees where the path actually ends up, not the raw string. Once it lands outside the media root, we return a generic 404 before open() ever runs, so the traversal never reaches the filesystem.</w:t>
       </w:r>
     </w:p>
     <w:p>
@@ -12576,7 +11910,7 @@
           <w:noProof/>
         </w:rPr>
         <w:drawing>
-          <wp:anchor distT="0" distB="0" distL="114300" distR="114300" simplePos="0" relativeHeight="251683840" behindDoc="0" locked="0" layoutInCell="1" allowOverlap="1" wp14:anchorId="0362FCD7" wp14:editId="475579B1">
+          <wp:anchor distT="0" distB="0" distL="114300" distR="114300" simplePos="0" relativeHeight="251683840" behindDoc="0" locked="0" layoutInCell="1" allowOverlap="1" wp14:anchorId="0362FCD7" wp14:editId="0FA6891A">
             <wp:simplePos x="0" y="0"/>
             <wp:positionH relativeFrom="margin">
               <wp:align>right</wp:align>
@@ -12858,9 +12192,9 @@
           <w:sz w:val="24"/>
           <w:szCs w:val="24"/>
         </w:rPr>
-        <w:t>FollowUpAttachment.attachment_</w:t>
-      </w:r>
-      <w:proofErr w:type="gramStart"/>
+        <w:t>FollowUpAttachment.attachment_path</w:t>
+      </w:r>
+      <w:proofErr w:type="spellEnd"/>
       <w:r>
         <w:rPr>
           <w:b/>
@@ -12868,9 +12202,158 @@
           <w:sz w:val="24"/>
           <w:szCs w:val="24"/>
         </w:rPr>
-        <w:t>path</w:t>
+        <w:t>():</w:t>
+      </w:r>
+      <w:r>
+        <w:rPr>
+          <w:sz w:val="24"/>
+          <w:szCs w:val="24"/>
+        </w:rPr>
+        <w:t xml:space="preserve"> stored filenames are no longer taken from the attacker's upload, now a random name is generated instead:</w:t>
+      </w:r>
+    </w:p>
+    <w:p>
+      <w:pPr>
+        <w:rPr>
+          <w:sz w:val="24"/>
+          <w:szCs w:val="24"/>
+        </w:rPr>
+      </w:pPr>
+      <w:r>
+        <w:rPr>
+          <w:sz w:val="24"/>
+          <w:szCs w:val="24"/>
+        </w:rPr>
+        <w:t>Code:</w:t>
+      </w:r>
+    </w:p>
+    <w:p>
+      <w:pPr>
+        <w:shd w:val="clear" w:color="auto" w:fill="E8E8E8" w:themeFill="background2"/>
+        <w:rPr>
+          <w:sz w:val="24"/>
+          <w:szCs w:val="24"/>
+        </w:rPr>
+      </w:pPr>
+      <w:proofErr w:type="spellStart"/>
+      <w:r>
+        <w:rPr>
+          <w:sz w:val="24"/>
+          <w:szCs w:val="24"/>
+        </w:rPr>
+        <w:t>stored_name</w:t>
       </w:r>
       <w:proofErr w:type="spellEnd"/>
+      <w:r>
+        <w:rPr>
+          <w:sz w:val="24"/>
+          <w:szCs w:val="24"/>
+        </w:rPr>
+        <w:t xml:space="preserve"> = f"{uuid.uuid4().hex}{</w:t>
+      </w:r>
+      <w:proofErr w:type="spellStart"/>
+      <w:r>
+        <w:rPr>
+          <w:sz w:val="24"/>
+          <w:szCs w:val="24"/>
+        </w:rPr>
+        <w:t>ext</w:t>
+      </w:r>
+      <w:proofErr w:type="spellEnd"/>
+      <w:r>
+        <w:rPr>
+          <w:sz w:val="24"/>
+          <w:szCs w:val="24"/>
+        </w:rPr>
+        <w:t>}"</w:t>
+      </w:r>
+    </w:p>
+    <w:p>
+      <w:pPr>
+        <w:shd w:val="clear" w:color="auto" w:fill="E8E8E8" w:themeFill="background2"/>
+        <w:rPr>
+          <w:sz w:val="24"/>
+          <w:szCs w:val="24"/>
+        </w:rPr>
+      </w:pPr>
+      <w:r>
+        <w:rPr>
+          <w:sz w:val="24"/>
+          <w:szCs w:val="24"/>
+        </w:rPr>
+        <w:t xml:space="preserve">return </w:t>
+      </w:r>
+      <w:proofErr w:type="spellStart"/>
+      <w:r>
+        <w:rPr>
+          <w:sz w:val="24"/>
+          <w:szCs w:val="24"/>
+        </w:rPr>
+        <w:t>os.path.join</w:t>
+      </w:r>
+      <w:proofErr w:type="spellEnd"/>
+      <w:r>
+        <w:rPr>
+          <w:sz w:val="24"/>
+          <w:szCs w:val="24"/>
+        </w:rPr>
+        <w:t xml:space="preserve">(path, </w:t>
+      </w:r>
+      <w:proofErr w:type="spellStart"/>
+      <w:r>
+        <w:rPr>
+          <w:sz w:val="24"/>
+          <w:szCs w:val="24"/>
+        </w:rPr>
+        <w:t>stored_name</w:t>
+      </w:r>
+      <w:proofErr w:type="spellEnd"/>
+      <w:r>
+        <w:rPr>
+          <w:sz w:val="24"/>
+          <w:szCs w:val="24"/>
+        </w:rPr>
+        <w:t>)</w:t>
+      </w:r>
+    </w:p>
+    <w:p>
+      <w:pPr>
+        <w:rPr>
+          <w:sz w:val="24"/>
+          <w:szCs w:val="24"/>
+        </w:rPr>
+      </w:pPr>
+    </w:p>
+    <w:p>
+      <w:pPr>
+        <w:rPr>
+          <w:sz w:val="24"/>
+          <w:szCs w:val="24"/>
+        </w:rPr>
+      </w:pPr>
+      <w:r>
+        <w:rPr>
+          <w:sz w:val="24"/>
+          <w:szCs w:val="24"/>
+        </w:rPr>
+        <w:t>So even if a malicious file somehow got stored, an attacker can't predict or control its path on disk.</w:t>
+      </w:r>
+    </w:p>
+    <w:p>
+      <w:pPr>
+        <w:rPr>
+          <w:sz w:val="24"/>
+          <w:szCs w:val="24"/>
+        </w:rPr>
+      </w:pPr>
+    </w:p>
+    <w:p>
+      <w:pPr>
+        <w:rPr>
+          <w:sz w:val="24"/>
+          <w:szCs w:val="24"/>
+        </w:rPr>
+      </w:pPr>
       <w:r>
         <w:rPr>
           <w:b/>
@@ -12878,9 +12361,16 @@
           <w:sz w:val="24"/>
           <w:szCs w:val="24"/>
         </w:rPr>
-        <w:t>(</w:t>
-      </w:r>
-      <w:proofErr w:type="gramEnd"/>
+        <w:t>validators.py</w:t>
+      </w:r>
+      <w:r>
+        <w:rPr>
+          <w:sz w:val="24"/>
+          <w:szCs w:val="24"/>
+        </w:rPr>
+        <w:t xml:space="preserve">: added a new function, </w:t>
+      </w:r>
+      <w:proofErr w:type="spellStart"/>
       <w:r>
         <w:rPr>
           <w:b/>
@@ -12888,215 +12378,9 @@
           <w:sz w:val="24"/>
           <w:szCs w:val="24"/>
         </w:rPr>
-        <w:t>):</w:t>
-      </w:r>
-      <w:r>
-        <w:rPr>
-          <w:sz w:val="24"/>
-          <w:szCs w:val="24"/>
-        </w:rPr>
-        <w:t xml:space="preserve"> stored filenames are no longer taken from the attacker's upload, now a random name is generated instead:</w:t>
-      </w:r>
-    </w:p>
-    <w:p>
-      <w:pPr>
-        <w:rPr>
-          <w:sz w:val="24"/>
-          <w:szCs w:val="24"/>
-        </w:rPr>
-      </w:pPr>
-      <w:r>
-        <w:rPr>
-          <w:sz w:val="24"/>
-          <w:szCs w:val="24"/>
-        </w:rPr>
-        <w:t>Code:</w:t>
-      </w:r>
-    </w:p>
-    <w:p>
-      <w:pPr>
-        <w:shd w:val="clear" w:color="auto" w:fill="E8E8E8" w:themeFill="background2"/>
-        <w:rPr>
-          <w:sz w:val="24"/>
-          <w:szCs w:val="24"/>
-        </w:rPr>
-      </w:pPr>
-      <w:proofErr w:type="spellStart"/>
-      <w:r>
-        <w:rPr>
-          <w:sz w:val="24"/>
-          <w:szCs w:val="24"/>
-        </w:rPr>
-        <w:t>stored_name</w:t>
+        <w:t>reencode_image_if_needed</w:t>
       </w:r>
       <w:proofErr w:type="spellEnd"/>
-      <w:r>
-        <w:rPr>
-          <w:sz w:val="24"/>
-          <w:szCs w:val="24"/>
-        </w:rPr>
-        <w:t xml:space="preserve"> = f"{</w:t>
-      </w:r>
-      <w:proofErr w:type="gramStart"/>
-      <w:r>
-        <w:rPr>
-          <w:sz w:val="24"/>
-          <w:szCs w:val="24"/>
-        </w:rPr>
-        <w:t>uuid.uuid</w:t>
-      </w:r>
-      <w:proofErr w:type="gramEnd"/>
-      <w:r>
-        <w:rPr>
-          <w:sz w:val="24"/>
-          <w:szCs w:val="24"/>
-        </w:rPr>
-        <w:t>4(</w:t>
-      </w:r>
-      <w:proofErr w:type="gramStart"/>
-      <w:r>
-        <w:rPr>
-          <w:sz w:val="24"/>
-          <w:szCs w:val="24"/>
-        </w:rPr>
-        <w:t>).hex</w:t>
-      </w:r>
-      <w:proofErr w:type="gramEnd"/>
-      <w:r>
-        <w:rPr>
-          <w:sz w:val="24"/>
-          <w:szCs w:val="24"/>
-        </w:rPr>
-        <w:t>}{</w:t>
-      </w:r>
-      <w:proofErr w:type="spellStart"/>
-      <w:r>
-        <w:rPr>
-          <w:sz w:val="24"/>
-          <w:szCs w:val="24"/>
-        </w:rPr>
-        <w:t>ext</w:t>
-      </w:r>
-      <w:proofErr w:type="spellEnd"/>
-      <w:r>
-        <w:rPr>
-          <w:sz w:val="24"/>
-          <w:szCs w:val="24"/>
-        </w:rPr>
-        <w:t>}"</w:t>
-      </w:r>
-    </w:p>
-    <w:p>
-      <w:pPr>
-        <w:shd w:val="clear" w:color="auto" w:fill="E8E8E8" w:themeFill="background2"/>
-        <w:rPr>
-          <w:sz w:val="24"/>
-          <w:szCs w:val="24"/>
-        </w:rPr>
-      </w:pPr>
-      <w:r>
-        <w:rPr>
-          <w:sz w:val="24"/>
-          <w:szCs w:val="24"/>
-        </w:rPr>
-        <w:t xml:space="preserve">return </w:t>
-      </w:r>
-      <w:proofErr w:type="spellStart"/>
-      <w:proofErr w:type="gramStart"/>
-      <w:r>
-        <w:rPr>
-          <w:sz w:val="24"/>
-          <w:szCs w:val="24"/>
-        </w:rPr>
-        <w:t>os.path</w:t>
-      </w:r>
-      <w:proofErr w:type="gramEnd"/>
-      <w:r>
-        <w:rPr>
-          <w:sz w:val="24"/>
-          <w:szCs w:val="24"/>
-        </w:rPr>
-        <w:t>.</w:t>
-      </w:r>
-      <w:proofErr w:type="gramStart"/>
-      <w:r>
-        <w:rPr>
-          <w:sz w:val="24"/>
-          <w:szCs w:val="24"/>
-        </w:rPr>
-        <w:t>join</w:t>
-      </w:r>
-      <w:proofErr w:type="spellEnd"/>
-      <w:r>
-        <w:rPr>
-          <w:sz w:val="24"/>
-          <w:szCs w:val="24"/>
-        </w:rPr>
-        <w:t>(</w:t>
-      </w:r>
-      <w:proofErr w:type="gramEnd"/>
-      <w:r>
-        <w:rPr>
-          <w:sz w:val="24"/>
-          <w:szCs w:val="24"/>
-        </w:rPr>
-        <w:t xml:space="preserve">path, </w:t>
-      </w:r>
-      <w:proofErr w:type="spellStart"/>
-      <w:r>
-        <w:rPr>
-          <w:sz w:val="24"/>
-          <w:szCs w:val="24"/>
-        </w:rPr>
-        <w:t>stored_name</w:t>
-      </w:r>
-      <w:proofErr w:type="spellEnd"/>
-      <w:r>
-        <w:rPr>
-          <w:sz w:val="24"/>
-          <w:szCs w:val="24"/>
-        </w:rPr>
-        <w:t>)</w:t>
-      </w:r>
-    </w:p>
-    <w:p>
-      <w:pPr>
-        <w:rPr>
-          <w:sz w:val="24"/>
-          <w:szCs w:val="24"/>
-        </w:rPr>
-      </w:pPr>
-    </w:p>
-    <w:p>
-      <w:pPr>
-        <w:rPr>
-          <w:sz w:val="24"/>
-          <w:szCs w:val="24"/>
-        </w:rPr>
-      </w:pPr>
-      <w:r>
-        <w:rPr>
-          <w:sz w:val="24"/>
-          <w:szCs w:val="24"/>
-        </w:rPr>
-        <w:t>So even if a malicious file somehow got stored, an attacker can't predict or control its path on disk.</w:t>
-      </w:r>
-    </w:p>
-    <w:p>
-      <w:pPr>
-        <w:rPr>
-          <w:sz w:val="24"/>
-          <w:szCs w:val="24"/>
-        </w:rPr>
-      </w:pPr>
-    </w:p>
-    <w:p>
-      <w:pPr>
-        <w:rPr>
-          <w:sz w:val="24"/>
-          <w:szCs w:val="24"/>
-        </w:rPr>
-      </w:pPr>
       <w:r>
         <w:rPr>
           <w:b/>
@@ -13104,16 +12388,31 @@
           <w:sz w:val="24"/>
           <w:szCs w:val="24"/>
         </w:rPr>
-        <w:t>validators.py</w:t>
-      </w:r>
-      <w:r>
-        <w:rPr>
-          <w:sz w:val="24"/>
-          <w:szCs w:val="24"/>
-        </w:rPr>
-        <w:t xml:space="preserve">: added a new function, </w:t>
+        <w:t>(),</w:t>
+      </w:r>
+      <w:r>
+        <w:rPr>
+          <w:sz w:val="24"/>
+          <w:szCs w:val="24"/>
+        </w:rPr>
+        <w:t xml:space="preserve"> that opens every uploaded .jpg/.jpeg/.</w:t>
       </w:r>
       <w:proofErr w:type="spellStart"/>
+      <w:r>
+        <w:rPr>
+          <w:sz w:val="24"/>
+          <w:szCs w:val="24"/>
+        </w:rPr>
+        <w:t>png</w:t>
+      </w:r>
+      <w:proofErr w:type="spellEnd"/>
+      <w:r>
+        <w:rPr>
+          <w:sz w:val="24"/>
+          <w:szCs w:val="24"/>
+        </w:rPr>
+        <w:t xml:space="preserve"> with Pillow, verifies it's a real image, then re-saves it from scratch so only pixel data survives, </w:t>
+      </w:r>
       <w:r>
         <w:rPr>
           <w:b/>
@@ -13121,9 +12420,226 @@
           <w:sz w:val="24"/>
           <w:szCs w:val="24"/>
         </w:rPr>
-        <w:t>reencode_image_if_</w:t>
-      </w:r>
-      <w:proofErr w:type="gramStart"/>
+        <w:t>main idea below, check validators.py for the full code</w:t>
+      </w:r>
+      <w:r>
+        <w:rPr>
+          <w:sz w:val="24"/>
+          <w:szCs w:val="24"/>
+        </w:rPr>
+        <w:t>:</w:t>
+      </w:r>
+    </w:p>
+    <w:p>
+      <w:pPr>
+        <w:rPr>
+          <w:sz w:val="24"/>
+          <w:szCs w:val="24"/>
+        </w:rPr>
+      </w:pPr>
+    </w:p>
+    <w:p>
+      <w:pPr>
+        <w:shd w:val="clear" w:color="auto" w:fill="E8E8E8" w:themeFill="background2"/>
+        <w:rPr>
+          <w:sz w:val="24"/>
+          <w:szCs w:val="24"/>
+        </w:rPr>
+      </w:pPr>
+      <w:r>
+        <w:rPr>
+          <w:sz w:val="24"/>
+          <w:szCs w:val="24"/>
+        </w:rPr>
+        <w:t xml:space="preserve">image = </w:t>
+      </w:r>
+      <w:proofErr w:type="spellStart"/>
+      <w:r>
+        <w:rPr>
+          <w:sz w:val="24"/>
+          <w:szCs w:val="24"/>
+        </w:rPr>
+        <w:t>Image.open</w:t>
+      </w:r>
+      <w:proofErr w:type="spellEnd"/>
+      <w:r>
+        <w:rPr>
+          <w:sz w:val="24"/>
+          <w:szCs w:val="24"/>
+        </w:rPr>
+        <w:t>(</w:t>
+      </w:r>
+      <w:proofErr w:type="spellStart"/>
+      <w:r>
+        <w:rPr>
+          <w:sz w:val="24"/>
+          <w:szCs w:val="24"/>
+        </w:rPr>
+        <w:t>django_file</w:t>
+      </w:r>
+      <w:proofErr w:type="spellEnd"/>
+      <w:r>
+        <w:rPr>
+          <w:sz w:val="24"/>
+          <w:szCs w:val="24"/>
+        </w:rPr>
+        <w:t>)</w:t>
+      </w:r>
+    </w:p>
+    <w:p>
+      <w:pPr>
+        <w:shd w:val="clear" w:color="auto" w:fill="E8E8E8" w:themeFill="background2"/>
+        <w:rPr>
+          <w:sz w:val="24"/>
+          <w:szCs w:val="24"/>
+        </w:rPr>
+      </w:pPr>
+      <w:proofErr w:type="spellStart"/>
+      <w:r>
+        <w:rPr>
+          <w:sz w:val="24"/>
+          <w:szCs w:val="24"/>
+        </w:rPr>
+        <w:t>image.verify</w:t>
+      </w:r>
+      <w:proofErr w:type="spellEnd"/>
+      <w:r>
+        <w:rPr>
+          <w:sz w:val="24"/>
+          <w:szCs w:val="24"/>
+        </w:rPr>
+        <w:t>()</w:t>
+      </w:r>
+    </w:p>
+    <w:p>
+      <w:pPr>
+        <w:shd w:val="clear" w:color="auto" w:fill="E8E8E8" w:themeFill="background2"/>
+        <w:rPr>
+          <w:sz w:val="24"/>
+          <w:szCs w:val="24"/>
+        </w:rPr>
+      </w:pPr>
+      <w:r>
+        <w:rPr>
+          <w:sz w:val="24"/>
+          <w:szCs w:val="24"/>
+        </w:rPr>
+        <w:t xml:space="preserve">image = </w:t>
+      </w:r>
+      <w:proofErr w:type="spellStart"/>
+      <w:r>
+        <w:rPr>
+          <w:sz w:val="24"/>
+          <w:szCs w:val="24"/>
+        </w:rPr>
+        <w:t>Image.open</w:t>
+      </w:r>
+      <w:proofErr w:type="spellEnd"/>
+      <w:r>
+        <w:rPr>
+          <w:sz w:val="24"/>
+          <w:szCs w:val="24"/>
+        </w:rPr>
+        <w:t>(</w:t>
+      </w:r>
+      <w:proofErr w:type="spellStart"/>
+      <w:r>
+        <w:rPr>
+          <w:sz w:val="24"/>
+          <w:szCs w:val="24"/>
+        </w:rPr>
+        <w:t>django_file</w:t>
+      </w:r>
+      <w:proofErr w:type="spellEnd"/>
+      <w:r>
+        <w:rPr>
+          <w:sz w:val="24"/>
+          <w:szCs w:val="24"/>
+        </w:rPr>
+        <w:t>)</w:t>
+      </w:r>
+    </w:p>
+    <w:p>
+      <w:pPr>
+        <w:shd w:val="clear" w:color="auto" w:fill="E8E8E8" w:themeFill="background2"/>
+        <w:rPr>
+          <w:sz w:val="24"/>
+          <w:szCs w:val="24"/>
+        </w:rPr>
+      </w:pPr>
+      <w:proofErr w:type="spellStart"/>
+      <w:r>
+        <w:rPr>
+          <w:sz w:val="24"/>
+          <w:szCs w:val="24"/>
+        </w:rPr>
+        <w:t>image.load</w:t>
+      </w:r>
+      <w:proofErr w:type="spellEnd"/>
+      <w:r>
+        <w:rPr>
+          <w:sz w:val="24"/>
+          <w:szCs w:val="24"/>
+        </w:rPr>
+        <w:t>()</w:t>
+      </w:r>
+    </w:p>
+    <w:p>
+      <w:pPr>
+        <w:shd w:val="clear" w:color="auto" w:fill="E8E8E8" w:themeFill="background2"/>
+        <w:rPr>
+          <w:sz w:val="24"/>
+          <w:szCs w:val="24"/>
+        </w:rPr>
+      </w:pPr>
+      <w:proofErr w:type="spellStart"/>
+      <w:r>
+        <w:rPr>
+          <w:sz w:val="24"/>
+          <w:szCs w:val="24"/>
+        </w:rPr>
+        <w:t>image.save</w:t>
+      </w:r>
+      <w:proofErr w:type="spellEnd"/>
+      <w:r>
+        <w:rPr>
+          <w:sz w:val="24"/>
+          <w:szCs w:val="24"/>
+        </w:rPr>
+        <w:t>(buffer, format=</w:t>
+      </w:r>
+      <w:proofErr w:type="spellStart"/>
+      <w:r>
+        <w:rPr>
+          <w:sz w:val="24"/>
+          <w:szCs w:val="24"/>
+        </w:rPr>
+        <w:t>fmt</w:t>
+      </w:r>
+      <w:proofErr w:type="spellEnd"/>
+      <w:r>
+        <w:rPr>
+          <w:sz w:val="24"/>
+          <w:szCs w:val="24"/>
+        </w:rPr>
+        <w:t>)</w:t>
+      </w:r>
+    </w:p>
+    <w:p>
+      <w:pPr>
+        <w:rPr>
+          <w:sz w:val="24"/>
+          <w:szCs w:val="24"/>
+        </w:rPr>
+      </w:pPr>
+    </w:p>
+    <w:p>
+      <w:pPr>
+        <w:rPr>
+          <w:sz w:val="24"/>
+          <w:szCs w:val="24"/>
+        </w:rPr>
+      </w:pPr>
       <w:r>
         <w:rPr>
           <w:b/>
@@ -13131,9 +12647,189 @@
           <w:sz w:val="24"/>
           <w:szCs w:val="24"/>
         </w:rPr>
-        <w:t>needed</w:t>
+        <w:t>lib.py</w:t>
+      </w:r>
+      <w:r>
+        <w:rPr>
+          <w:sz w:val="24"/>
+          <w:szCs w:val="24"/>
+        </w:rPr>
+        <w:t xml:space="preserve">, in </w:t>
+      </w:r>
+      <w:proofErr w:type="spellStart"/>
+      <w:r>
+        <w:rPr>
+          <w:sz w:val="24"/>
+          <w:szCs w:val="24"/>
+        </w:rPr>
+        <w:t>process_attachments</w:t>
       </w:r>
       <w:proofErr w:type="spellEnd"/>
+      <w:r>
+        <w:rPr>
+          <w:sz w:val="24"/>
+          <w:szCs w:val="24"/>
+        </w:rPr>
+        <w:t>(): wired the function above into the upload flow so it actually runs on every submission:</w:t>
+      </w:r>
+    </w:p>
+    <w:p>
+      <w:pPr>
+        <w:rPr>
+          <w:sz w:val="24"/>
+          <w:szCs w:val="24"/>
+        </w:rPr>
+      </w:pPr>
+    </w:p>
+    <w:p>
+      <w:pPr>
+        <w:shd w:val="clear" w:color="auto" w:fill="E8E8E8" w:themeFill="background2"/>
+        <w:rPr>
+          <w:sz w:val="24"/>
+          <w:szCs w:val="24"/>
+        </w:rPr>
+      </w:pPr>
+      <w:r>
+        <w:rPr>
+          <w:sz w:val="24"/>
+          <w:szCs w:val="24"/>
+        </w:rPr>
+        <w:t xml:space="preserve">attached = </w:t>
+      </w:r>
+      <w:proofErr w:type="spellStart"/>
+      <w:r>
+        <w:rPr>
+          <w:sz w:val="24"/>
+          <w:szCs w:val="24"/>
+        </w:rPr>
+        <w:t>reencode_image_if_needed</w:t>
+      </w:r>
+      <w:proofErr w:type="spellEnd"/>
+      <w:r>
+        <w:rPr>
+          <w:sz w:val="24"/>
+          <w:szCs w:val="24"/>
+        </w:rPr>
+        <w:t>(attached)</w:t>
+      </w:r>
+    </w:p>
+    <w:p>
+      <w:pPr>
+        <w:rPr>
+          <w:sz w:val="24"/>
+          <w:szCs w:val="24"/>
+        </w:rPr>
+      </w:pPr>
+    </w:p>
+    <w:p>
+      <w:pPr>
+        <w:rPr>
+          <w:sz w:val="24"/>
+          <w:szCs w:val="24"/>
+        </w:rPr>
+      </w:pPr>
+      <w:r>
+        <w:rPr>
+          <w:sz w:val="24"/>
+          <w:szCs w:val="24"/>
+        </w:rPr>
+        <w:t>This strips out any non-image bytes smuggled inside a file that still passes as a valid image.</w:t>
+      </w:r>
+    </w:p>
+    <w:p>
+      <w:pPr>
+        <w:rPr>
+          <w:sz w:val="24"/>
+          <w:szCs w:val="24"/>
+        </w:rPr>
+      </w:pPr>
+    </w:p>
+    <w:p>
+      <w:pPr>
+        <w:rPr>
+          <w:sz w:val="24"/>
+          <w:szCs w:val="24"/>
+        </w:rPr>
+      </w:pPr>
+      <w:r>
+        <w:rPr>
+          <w:sz w:val="24"/>
+          <w:szCs w:val="24"/>
+        </w:rPr>
+        <w:t xml:space="preserve">After the nginx fix, </w:t>
+      </w:r>
+      <w:r>
+        <w:rPr>
+          <w:sz w:val="24"/>
+          <w:szCs w:val="24"/>
+        </w:rPr>
+        <w:t xml:space="preserve">I retested the HTML/SVG files. </w:t>
+      </w:r>
+      <w:r>
+        <w:rPr>
+          <w:sz w:val="24"/>
+          <w:szCs w:val="24"/>
+        </w:rPr>
+        <w:t>T</w:t>
+      </w:r>
+      <w:r>
+        <w:rPr>
+          <w:sz w:val="24"/>
+          <w:szCs w:val="24"/>
+        </w:rPr>
+        <w:t>he existing HTML and SVG attachments were served as downloads and no script executed. With application validation enabled, new .html and .</w:t>
+      </w:r>
+      <w:proofErr w:type="spellStart"/>
+      <w:r>
+        <w:rPr>
+          <w:sz w:val="24"/>
+          <w:szCs w:val="24"/>
+        </w:rPr>
+        <w:t>svg</w:t>
+      </w:r>
+      <w:proofErr w:type="spellEnd"/>
+      <w:r>
+        <w:rPr>
+          <w:sz w:val="24"/>
+          <w:szCs w:val="24"/>
+        </w:rPr>
+        <w:t xml:space="preserve"> uploads are rejected.</w:t>
+      </w:r>
+      <w:r>
+        <w:rPr>
+          <w:sz w:val="24"/>
+          <w:szCs w:val="24"/>
+        </w:rPr>
+        <w:t xml:space="preserve"> </w:t>
+      </w:r>
+    </w:p>
+    <w:p>
+      <w:pPr>
+        <w:rPr>
+          <w:sz w:val="24"/>
+          <w:szCs w:val="24"/>
+        </w:rPr>
+      </w:pPr>
+    </w:p>
+    <w:p>
+      <w:pPr>
+        <w:pStyle w:val="Heading2"/>
+      </w:pPr>
+      <w:r>
+        <w:t>Layer 3: F</w:t>
+      </w:r>
+      <w:r>
+        <w:t>ail safely: limits, errors and logs</w:t>
+      </w:r>
+    </w:p>
+    <w:p/>
+    <w:p>
+      <w:pPr>
+        <w:rPr>
+          <w:sz w:val="24"/>
+          <w:szCs w:val="24"/>
+        </w:rPr>
+      </w:pPr>
       <w:r>
         <w:rPr>
           <w:b/>
@@ -13141,9 +12837,9 @@
           <w:sz w:val="24"/>
           <w:szCs w:val="24"/>
         </w:rPr>
-        <w:t>(</w:t>
-      </w:r>
-      <w:proofErr w:type="gramEnd"/>
+        <w:t>DEBUG off (lab/</w:t>
+      </w:r>
+      <w:proofErr w:type="spellStart"/>
       <w:r>
         <w:rPr>
           <w:b/>
@@ -13151,31 +12847,9 @@
           <w:sz w:val="24"/>
           <w:szCs w:val="24"/>
         </w:rPr>
-        <w:t>),</w:t>
-      </w:r>
-      <w:r>
-        <w:rPr>
-          <w:sz w:val="24"/>
-          <w:szCs w:val="24"/>
-        </w:rPr>
-        <w:t xml:space="preserve"> that opens every uploaded .jpg/.jpeg/.</w:t>
-      </w:r>
-      <w:proofErr w:type="spellStart"/>
-      <w:r>
-        <w:rPr>
-          <w:sz w:val="24"/>
-          <w:szCs w:val="24"/>
-        </w:rPr>
-        <w:t>png</w:t>
+        <w:t>lab.env</w:t>
       </w:r>
       <w:proofErr w:type="spellEnd"/>
-      <w:r>
-        <w:rPr>
-          <w:sz w:val="24"/>
-          <w:szCs w:val="24"/>
-        </w:rPr>
-        <w:t xml:space="preserve"> with Pillow, verifies it's a real image, then re-saves it from scratch so only pixel data survives, </w:t>
-      </w:r>
       <w:r>
         <w:rPr>
           <w:b/>
@@ -13183,215 +12857,44 @@
           <w:sz w:val="24"/>
           <w:szCs w:val="24"/>
         </w:rPr>
-        <w:t>main idea below, check validators.py for the full code</w:t>
-      </w:r>
-      <w:r>
-        <w:rPr>
-          <w:sz w:val="24"/>
-          <w:szCs w:val="24"/>
-        </w:rPr>
-        <w:t>:</w:t>
-      </w:r>
-    </w:p>
-    <w:p>
-      <w:pPr>
-        <w:rPr>
-          <w:sz w:val="24"/>
-          <w:szCs w:val="24"/>
-        </w:rPr>
-      </w:pPr>
-    </w:p>
-    <w:p>
-      <w:pPr>
-        <w:shd w:val="clear" w:color="auto" w:fill="E8E8E8" w:themeFill="background2"/>
-        <w:rPr>
-          <w:sz w:val="24"/>
-          <w:szCs w:val="24"/>
-        </w:rPr>
-      </w:pPr>
-      <w:r>
-        <w:rPr>
-          <w:sz w:val="24"/>
-          <w:szCs w:val="24"/>
-        </w:rPr>
-        <w:t xml:space="preserve">image = </w:t>
-      </w:r>
-      <w:proofErr w:type="spellStart"/>
-      <w:r>
-        <w:rPr>
-          <w:sz w:val="24"/>
-          <w:szCs w:val="24"/>
-        </w:rPr>
-        <w:t>Image.open</w:t>
-      </w:r>
-      <w:proofErr w:type="spellEnd"/>
-      <w:r>
-        <w:rPr>
-          <w:sz w:val="24"/>
-          <w:szCs w:val="24"/>
-        </w:rPr>
-        <w:t>(</w:t>
-      </w:r>
-      <w:proofErr w:type="spellStart"/>
-      <w:r>
-        <w:rPr>
-          <w:sz w:val="24"/>
-          <w:szCs w:val="24"/>
-        </w:rPr>
-        <w:t>django_file</w:t>
-      </w:r>
-      <w:proofErr w:type="spellEnd"/>
-      <w:r>
-        <w:rPr>
-          <w:sz w:val="24"/>
-          <w:szCs w:val="24"/>
-        </w:rPr>
-        <w:t>)</w:t>
-      </w:r>
-    </w:p>
-    <w:p>
-      <w:pPr>
-        <w:shd w:val="clear" w:color="auto" w:fill="E8E8E8" w:themeFill="background2"/>
-        <w:rPr>
-          <w:sz w:val="24"/>
-          <w:szCs w:val="24"/>
-        </w:rPr>
-      </w:pPr>
-      <w:proofErr w:type="spellStart"/>
-      <w:proofErr w:type="gramStart"/>
-      <w:r>
-        <w:rPr>
-          <w:sz w:val="24"/>
-          <w:szCs w:val="24"/>
-        </w:rPr>
-        <w:t>image.verify</w:t>
-      </w:r>
-      <w:proofErr w:type="spellEnd"/>
-      <w:proofErr w:type="gramEnd"/>
-      <w:r>
-        <w:rPr>
-          <w:sz w:val="24"/>
-          <w:szCs w:val="24"/>
-        </w:rPr>
-        <w:t>()</w:t>
-      </w:r>
-    </w:p>
-    <w:p>
-      <w:pPr>
-        <w:shd w:val="clear" w:color="auto" w:fill="E8E8E8" w:themeFill="background2"/>
-        <w:rPr>
-          <w:sz w:val="24"/>
-          <w:szCs w:val="24"/>
-        </w:rPr>
-      </w:pPr>
-      <w:r>
-        <w:rPr>
-          <w:sz w:val="24"/>
-          <w:szCs w:val="24"/>
-        </w:rPr>
-        <w:t xml:space="preserve">image = </w:t>
-      </w:r>
-      <w:proofErr w:type="spellStart"/>
-      <w:r>
-        <w:rPr>
-          <w:sz w:val="24"/>
-          <w:szCs w:val="24"/>
-        </w:rPr>
-        <w:t>Image.open</w:t>
-      </w:r>
-      <w:proofErr w:type="spellEnd"/>
-      <w:r>
-        <w:rPr>
-          <w:sz w:val="24"/>
-          <w:szCs w:val="24"/>
-        </w:rPr>
-        <w:t>(</w:t>
-      </w:r>
-      <w:proofErr w:type="spellStart"/>
-      <w:r>
-        <w:rPr>
-          <w:sz w:val="24"/>
-          <w:szCs w:val="24"/>
-        </w:rPr>
-        <w:t>django_file</w:t>
-      </w:r>
-      <w:proofErr w:type="spellEnd"/>
-      <w:r>
-        <w:rPr>
-          <w:sz w:val="24"/>
-          <w:szCs w:val="24"/>
-        </w:rPr>
-        <w:t>)</w:t>
-      </w:r>
-    </w:p>
-    <w:p>
-      <w:pPr>
-        <w:shd w:val="clear" w:color="auto" w:fill="E8E8E8" w:themeFill="background2"/>
-        <w:rPr>
-          <w:sz w:val="24"/>
-          <w:szCs w:val="24"/>
-        </w:rPr>
-      </w:pPr>
-      <w:proofErr w:type="spellStart"/>
-      <w:proofErr w:type="gramStart"/>
-      <w:r>
-        <w:rPr>
-          <w:sz w:val="24"/>
-          <w:szCs w:val="24"/>
-        </w:rPr>
-        <w:t>image.load</w:t>
-      </w:r>
-      <w:proofErr w:type="spellEnd"/>
-      <w:proofErr w:type="gramEnd"/>
-      <w:r>
-        <w:rPr>
-          <w:sz w:val="24"/>
-          <w:szCs w:val="24"/>
-        </w:rPr>
-        <w:t>()</w:t>
-      </w:r>
-    </w:p>
-    <w:p>
-      <w:pPr>
-        <w:shd w:val="clear" w:color="auto" w:fill="E8E8E8" w:themeFill="background2"/>
-        <w:rPr>
-          <w:sz w:val="24"/>
-          <w:szCs w:val="24"/>
-        </w:rPr>
-      </w:pPr>
-      <w:proofErr w:type="spellStart"/>
-      <w:proofErr w:type="gramStart"/>
-      <w:r>
-        <w:rPr>
-          <w:sz w:val="24"/>
-          <w:szCs w:val="24"/>
-        </w:rPr>
-        <w:t>image.save</w:t>
-      </w:r>
-      <w:proofErr w:type="spellEnd"/>
-      <w:proofErr w:type="gramEnd"/>
-      <w:r>
-        <w:rPr>
-          <w:sz w:val="24"/>
-          <w:szCs w:val="24"/>
-        </w:rPr>
-        <w:t>(buffer, format=</w:t>
-      </w:r>
-      <w:proofErr w:type="spellStart"/>
-      <w:r>
-        <w:rPr>
-          <w:sz w:val="24"/>
-          <w:szCs w:val="24"/>
-        </w:rPr>
-        <w:t>fmt</w:t>
-      </w:r>
-      <w:proofErr w:type="spellEnd"/>
-      <w:r>
-        <w:rPr>
-          <w:sz w:val="24"/>
-          <w:szCs w:val="24"/>
-        </w:rPr>
-        <w:t>)</w:t>
+        <w:t>):</w:t>
+      </w:r>
+      <w:r>
+        <w:rPr>
+          <w:sz w:val="24"/>
+          <w:szCs w:val="24"/>
+        </w:rPr>
+        <w:t xml:space="preserve"> In A2 we read MERIDIAN_DEBUG=True straight out of /proc/self/environ. With debug on, Django may expose detailed traceback pages on unhandled errors, revealing stack traces, local variables, settings, and filesystem paths. We turned it off:</w:t>
+      </w:r>
+    </w:p>
+    <w:p>
+      <w:pPr>
+        <w:rPr>
+          <w:sz w:val="24"/>
+          <w:szCs w:val="24"/>
+        </w:rPr>
+      </w:pPr>
+      <w:r>
+        <w:rPr>
+          <w:sz w:val="24"/>
+          <w:szCs w:val="24"/>
+        </w:rPr>
+        <w:t>MERIDIAN_DEBUG=False</w:t>
+      </w:r>
+    </w:p>
+    <w:p>
+      <w:pPr>
+        <w:rPr>
+          <w:sz w:val="24"/>
+          <w:szCs w:val="24"/>
+        </w:rPr>
+      </w:pPr>
+      <w:r>
+        <w:rPr>
+          <w:sz w:val="24"/>
+          <w:szCs w:val="24"/>
+        </w:rPr>
+        <w:t>A deployed build with debug enabled can reveal sensitive implementation details when an application error occurs. Debug mode must therefore be disabled outside local development.</w:t>
       </w:r>
     </w:p>
     <w:p>
@@ -13416,205 +12919,9 @@
           <w:sz w:val="24"/>
           <w:szCs w:val="24"/>
         </w:rPr>
-        <w:t>lib.py</w:t>
-      </w:r>
-      <w:r>
-        <w:rPr>
-          <w:sz w:val="24"/>
-          <w:szCs w:val="24"/>
-        </w:rPr>
-        <w:t xml:space="preserve">, in </w:t>
+        <w:t>Edge body timeout (lab/</w:t>
       </w:r>
       <w:proofErr w:type="spellStart"/>
-      <w:r>
-        <w:rPr>
-          <w:sz w:val="24"/>
-          <w:szCs w:val="24"/>
-        </w:rPr>
-        <w:t>process_</w:t>
-      </w:r>
-      <w:proofErr w:type="gramStart"/>
-      <w:r>
-        <w:rPr>
-          <w:sz w:val="24"/>
-          <w:szCs w:val="24"/>
-        </w:rPr>
-        <w:t>attachments</w:t>
-      </w:r>
-      <w:proofErr w:type="spellEnd"/>
-      <w:r>
-        <w:rPr>
-          <w:sz w:val="24"/>
-          <w:szCs w:val="24"/>
-        </w:rPr>
-        <w:t>(</w:t>
-      </w:r>
-      <w:proofErr w:type="gramEnd"/>
-      <w:r>
-        <w:rPr>
-          <w:sz w:val="24"/>
-          <w:szCs w:val="24"/>
-        </w:rPr>
-        <w:t>): wired the function above into the upload flow so it actually runs on every submission:</w:t>
-      </w:r>
-    </w:p>
-    <w:p>
-      <w:pPr>
-        <w:rPr>
-          <w:sz w:val="24"/>
-          <w:szCs w:val="24"/>
-        </w:rPr>
-      </w:pPr>
-    </w:p>
-    <w:p>
-      <w:pPr>
-        <w:shd w:val="clear" w:color="auto" w:fill="E8E8E8" w:themeFill="background2"/>
-        <w:rPr>
-          <w:sz w:val="24"/>
-          <w:szCs w:val="24"/>
-        </w:rPr>
-      </w:pPr>
-      <w:r>
-        <w:rPr>
-          <w:sz w:val="24"/>
-          <w:szCs w:val="24"/>
-        </w:rPr>
-        <w:t xml:space="preserve">attached = </w:t>
-      </w:r>
-      <w:proofErr w:type="spellStart"/>
-      <w:r>
-        <w:rPr>
-          <w:sz w:val="24"/>
-          <w:szCs w:val="24"/>
-        </w:rPr>
-        <w:t>reencode_image_if_needed</w:t>
-      </w:r>
-      <w:proofErr w:type="spellEnd"/>
-      <w:r>
-        <w:rPr>
-          <w:sz w:val="24"/>
-          <w:szCs w:val="24"/>
-        </w:rPr>
-        <w:t>(attached)</w:t>
-      </w:r>
-    </w:p>
-    <w:p>
-      <w:pPr>
-        <w:rPr>
-          <w:sz w:val="24"/>
-          <w:szCs w:val="24"/>
-        </w:rPr>
-      </w:pPr>
-    </w:p>
-    <w:p>
-      <w:pPr>
-        <w:rPr>
-          <w:sz w:val="24"/>
-          <w:szCs w:val="24"/>
-        </w:rPr>
-      </w:pPr>
-      <w:r>
-        <w:rPr>
-          <w:sz w:val="24"/>
-          <w:szCs w:val="24"/>
-        </w:rPr>
-        <w:t>This strips out any non-image bytes smuggled inside a file that still passes as a valid image.</w:t>
-      </w:r>
-    </w:p>
-    <w:p>
-      <w:pPr>
-        <w:rPr>
-          <w:sz w:val="24"/>
-          <w:szCs w:val="24"/>
-        </w:rPr>
-      </w:pPr>
-    </w:p>
-    <w:p>
-      <w:pPr>
-        <w:rPr>
-          <w:sz w:val="24"/>
-          <w:szCs w:val="24"/>
-        </w:rPr>
-      </w:pPr>
-      <w:r>
-        <w:rPr>
-          <w:sz w:val="24"/>
-          <w:szCs w:val="24"/>
-        </w:rPr>
-        <w:t xml:space="preserve">After the nginx fix, </w:t>
-      </w:r>
-      <w:r>
-        <w:rPr>
-          <w:sz w:val="24"/>
-          <w:szCs w:val="24"/>
-        </w:rPr>
-        <w:t xml:space="preserve">I retested the HTML/SVG files. </w:t>
-      </w:r>
-      <w:r>
-        <w:rPr>
-          <w:sz w:val="24"/>
-          <w:szCs w:val="24"/>
-        </w:rPr>
-        <w:t>T</w:t>
-      </w:r>
-      <w:r>
-        <w:rPr>
-          <w:sz w:val="24"/>
-          <w:szCs w:val="24"/>
-        </w:rPr>
-        <w:t>he existing HTML and SVG attachments were served as downloads and no script executed. With application validation enabled, new .html and .</w:t>
-      </w:r>
-      <w:proofErr w:type="spellStart"/>
-      <w:r>
-        <w:rPr>
-          <w:sz w:val="24"/>
-          <w:szCs w:val="24"/>
-        </w:rPr>
-        <w:t>svg</w:t>
-      </w:r>
-      <w:proofErr w:type="spellEnd"/>
-      <w:r>
-        <w:rPr>
-          <w:sz w:val="24"/>
-          <w:szCs w:val="24"/>
-        </w:rPr>
-        <w:t xml:space="preserve"> uploads are rejected.</w:t>
-      </w:r>
-      <w:r>
-        <w:rPr>
-          <w:sz w:val="24"/>
-          <w:szCs w:val="24"/>
-        </w:rPr>
-        <w:t xml:space="preserve"> </w:t>
-      </w:r>
-    </w:p>
-    <w:p>
-      <w:pPr>
-        <w:rPr>
-          <w:sz w:val="24"/>
-          <w:szCs w:val="24"/>
-        </w:rPr>
-      </w:pPr>
-    </w:p>
-    <w:p>
-      <w:pPr>
-        <w:pStyle w:val="Heading2"/>
-      </w:pPr>
-      <w:r>
-        <w:t>Layer 3: F</w:t>
-      </w:r>
-      <w:r>
-        <w:t>ail safely: limits, errors and logs</w:t>
-      </w:r>
-    </w:p>
-    <w:p/>
-    <w:p>
-      <w:pPr>
-        <w:rPr>
-          <w:sz w:val="24"/>
-          <w:szCs w:val="24"/>
-        </w:rPr>
-      </w:pPr>
       <w:r>
         <w:rPr>
           <w:b/>
@@ -13622,9 +12929,9 @@
           <w:sz w:val="24"/>
           <w:szCs w:val="24"/>
         </w:rPr>
-        <w:t>DEBUG off (lab/</w:t>
-      </w:r>
-      <w:proofErr w:type="spellStart"/>
+        <w:t>nginx.conf</w:t>
+      </w:r>
+      <w:proofErr w:type="spellEnd"/>
       <w:r>
         <w:rPr>
           <w:b/>
@@ -13632,9 +12939,87 @@
           <w:sz w:val="24"/>
           <w:szCs w:val="24"/>
         </w:rPr>
-        <w:t>lab.env</w:t>
+        <w:t>):</w:t>
+      </w:r>
+      <w:r>
+        <w:rPr>
+          <w:sz w:val="24"/>
+          <w:szCs w:val="24"/>
+        </w:rPr>
+        <w:t xml:space="preserve"> Alongside the existing </w:t>
+      </w:r>
+      <w:proofErr w:type="spellStart"/>
+      <w:r>
+        <w:rPr>
+          <w:sz w:val="24"/>
+          <w:szCs w:val="24"/>
+        </w:rPr>
+        <w:t>client_max_body_size</w:t>
       </w:r>
       <w:proofErr w:type="spellEnd"/>
+      <w:r>
+        <w:rPr>
+          <w:sz w:val="24"/>
+          <w:szCs w:val="24"/>
+        </w:rPr>
+        <w:t xml:space="preserve"> 10m (which caps upload size at the edge), we added a timeout so a client cannot send its body a few bytes at a time to hold a connection open indefinitely:</w:t>
+      </w:r>
+    </w:p>
+    <w:p>
+      <w:pPr>
+        <w:rPr>
+          <w:sz w:val="24"/>
+          <w:szCs w:val="24"/>
+        </w:rPr>
+      </w:pPr>
+      <w:proofErr w:type="spellStart"/>
+      <w:r>
+        <w:rPr>
+          <w:sz w:val="24"/>
+          <w:szCs w:val="24"/>
+        </w:rPr>
+        <w:lastRenderedPageBreak/>
+        <w:t>client_body_timeout</w:t>
+      </w:r>
+      <w:proofErr w:type="spellEnd"/>
+      <w:r>
+        <w:rPr>
+          <w:sz w:val="24"/>
+          <w:szCs w:val="24"/>
+        </w:rPr>
+        <w:t xml:space="preserve"> 15s;</w:t>
+      </w:r>
+    </w:p>
+    <w:p>
+      <w:pPr>
+        <w:rPr>
+          <w:sz w:val="24"/>
+          <w:szCs w:val="24"/>
+        </w:rPr>
+      </w:pPr>
+      <w:r>
+        <w:rPr>
+          <w:sz w:val="24"/>
+          <w:szCs w:val="24"/>
+        </w:rPr>
+        <w:t>What it does: if the client stalls mid-upload for longer than the configured timeout between successive reads, nginx closes the connection instead of waiting indefinitely. This helps protect server resources from slow uploads.</w:t>
+      </w:r>
+    </w:p>
+    <w:p>
+      <w:pPr>
+        <w:rPr>
+          <w:sz w:val="24"/>
+          <w:szCs w:val="24"/>
+        </w:rPr>
+      </w:pPr>
+    </w:p>
+    <w:p>
+      <w:pPr>
+        <w:rPr>
+          <w:sz w:val="24"/>
+          <w:szCs w:val="24"/>
+        </w:rPr>
+      </w:pPr>
       <w:r>
         <w:rPr>
           <w:b/>
@@ -13642,61 +13027,9 @@
           <w:sz w:val="24"/>
           <w:szCs w:val="24"/>
         </w:rPr>
-        <w:t>):</w:t>
-      </w:r>
-      <w:r>
-        <w:rPr>
-          <w:sz w:val="24"/>
-          <w:szCs w:val="24"/>
-        </w:rPr>
-        <w:t xml:space="preserve"> In A2 we read MERIDIAN_DEBUG=True straight out of /proc/self/environ. With debug on, Django may expose detailed traceback pages on unhandled errors, revealing stack traces, local variables, settings, and filesystem paths. We turned it off:</w:t>
-      </w:r>
-    </w:p>
-    <w:p>
-      <w:pPr>
-        <w:rPr>
-          <w:sz w:val="24"/>
-          <w:szCs w:val="24"/>
-        </w:rPr>
-      </w:pPr>
-      <w:r>
-        <w:rPr>
-          <w:sz w:val="24"/>
-          <w:szCs w:val="24"/>
-        </w:rPr>
-        <w:t>MERIDIAN_DEBUG=False</w:t>
-      </w:r>
-    </w:p>
-    <w:p>
-      <w:pPr>
-        <w:rPr>
-          <w:sz w:val="24"/>
-          <w:szCs w:val="24"/>
-        </w:rPr>
-      </w:pPr>
-      <w:r>
-        <w:rPr>
-          <w:sz w:val="24"/>
-          <w:szCs w:val="24"/>
-        </w:rPr>
-        <w:t>A deployed build with debug enabled can reveal sensitive implementation details when an application error occurs. Debug mode must therefore be disabled outside local development.</w:t>
-      </w:r>
-    </w:p>
-    <w:p>
-      <w:pPr>
-        <w:rPr>
-          <w:sz w:val="24"/>
-          <w:szCs w:val="24"/>
-        </w:rPr>
-      </w:pPr>
-    </w:p>
-    <w:p>
-      <w:pPr>
-        <w:rPr>
-          <w:sz w:val="24"/>
-          <w:szCs w:val="24"/>
-        </w:rPr>
-      </w:pPr>
+        <w:t>Decoded-size (decompression-bomb) cap (</w:t>
+      </w:r>
+      <w:proofErr w:type="spellStart"/>
       <w:r>
         <w:rPr>
           <w:b/>
@@ -13704,9 +13037,9 @@
           <w:sz w:val="24"/>
           <w:szCs w:val="24"/>
         </w:rPr>
-        <w:t>Edge body timeout (lab/</w:t>
-      </w:r>
-      <w:proofErr w:type="spellStart"/>
+        <w:t>src</w:t>
+      </w:r>
+      <w:proofErr w:type="spellEnd"/>
       <w:r>
         <w:rPr>
           <w:b/>
@@ -13714,9 +13047,9 @@
           <w:sz w:val="24"/>
           <w:szCs w:val="24"/>
         </w:rPr>
-        <w:t>nginx.conf</w:t>
-      </w:r>
-      <w:proofErr w:type="spellEnd"/>
+        <w:t xml:space="preserve">/helpdesk/validators.py, in </w:t>
+      </w:r>
+      <w:proofErr w:type="spellStart"/>
       <w:r>
         <w:rPr>
           <w:b/>
@@ -13724,87 +13057,9 @@
           <w:sz w:val="24"/>
           <w:szCs w:val="24"/>
         </w:rPr>
-        <w:t>):</w:t>
-      </w:r>
-      <w:r>
-        <w:rPr>
-          <w:sz w:val="24"/>
-          <w:szCs w:val="24"/>
-        </w:rPr>
-        <w:t xml:space="preserve"> Alongside the existing </w:t>
-      </w:r>
-      <w:proofErr w:type="spellStart"/>
-      <w:r>
-        <w:rPr>
-          <w:sz w:val="24"/>
-          <w:szCs w:val="24"/>
-        </w:rPr>
-        <w:t>client_max_body_size</w:t>
+        <w:t>reencode_image_if_needed</w:t>
       </w:r>
       <w:proofErr w:type="spellEnd"/>
-      <w:r>
-        <w:rPr>
-          <w:sz w:val="24"/>
-          <w:szCs w:val="24"/>
-        </w:rPr>
-        <w:t xml:space="preserve"> 10m (which caps upload size at the edge), we added a timeout so a client cannot send its body a few bytes at a time to hold a connection open indefinitely:</w:t>
-      </w:r>
-    </w:p>
-    <w:p>
-      <w:pPr>
-        <w:rPr>
-          <w:sz w:val="24"/>
-          <w:szCs w:val="24"/>
-        </w:rPr>
-      </w:pPr>
-      <w:proofErr w:type="spellStart"/>
-      <w:r>
-        <w:rPr>
-          <w:sz w:val="24"/>
-          <w:szCs w:val="24"/>
-        </w:rPr>
-        <w:lastRenderedPageBreak/>
-        <w:t>client_body_timeout</w:t>
-      </w:r>
-      <w:proofErr w:type="spellEnd"/>
-      <w:r>
-        <w:rPr>
-          <w:sz w:val="24"/>
-          <w:szCs w:val="24"/>
-        </w:rPr>
-        <w:t xml:space="preserve"> 15s;</w:t>
-      </w:r>
-    </w:p>
-    <w:p>
-      <w:pPr>
-        <w:rPr>
-          <w:sz w:val="24"/>
-          <w:szCs w:val="24"/>
-        </w:rPr>
-      </w:pPr>
-      <w:r>
-        <w:rPr>
-          <w:sz w:val="24"/>
-          <w:szCs w:val="24"/>
-        </w:rPr>
-        <w:t>What it does: if the client stalls mid-upload for longer than the configured timeout between successive reads, nginx closes the connection instead of waiting indefinitely. This helps protect server resources from slow uploads.</w:t>
-      </w:r>
-    </w:p>
-    <w:p>
-      <w:pPr>
-        <w:rPr>
-          <w:sz w:val="24"/>
-          <w:szCs w:val="24"/>
-        </w:rPr>
-      </w:pPr>
-    </w:p>
-    <w:p>
-      <w:pPr>
-        <w:rPr>
-          <w:sz w:val="24"/>
-          <w:szCs w:val="24"/>
-        </w:rPr>
-      </w:pPr>
       <w:r>
         <w:rPr>
           <w:b/>
@@ -13812,9 +13067,297 @@
           <w:sz w:val="24"/>
           <w:szCs w:val="24"/>
         </w:rPr>
-        <w:t>Decoded-size (decompression-bomb) cap (</w:t>
+        <w:t>()):</w:t>
+      </w:r>
+      <w:r>
+        <w:rPr>
+          <w:sz w:val="24"/>
+          <w:szCs w:val="24"/>
+        </w:rPr>
+        <w:t xml:space="preserve"> A file’s size on disk says nothing about how much memory it needs once decoded: a 40 KB PNG can declare a 50000×50000 canvas and force a multi-gigabyte allocation when its pixels are loaded. We check the declared dimensions before loading the pixels:</w:t>
+      </w:r>
+    </w:p>
+    <w:p>
+      <w:pPr>
+        <w:shd w:val="clear" w:color="auto" w:fill="E8E8E8" w:themeFill="background2"/>
+        <w:rPr>
+          <w:sz w:val="24"/>
+          <w:szCs w:val="24"/>
+          <w:lang w:val="fr-FR"/>
+        </w:rPr>
+      </w:pPr>
+      <w:r>
+        <w:rPr>
+          <w:sz w:val="24"/>
+          <w:szCs w:val="24"/>
+          <w:lang w:val="fr-FR"/>
+        </w:rPr>
+        <w:t xml:space="preserve">MAX_IMAGE_PIXELS = 25_000_000  # 25 </w:t>
       </w:r>
       <w:proofErr w:type="spellStart"/>
+      <w:r>
+        <w:rPr>
+          <w:sz w:val="24"/>
+          <w:szCs w:val="24"/>
+          <w:lang w:val="fr-FR"/>
+        </w:rPr>
+        <w:t>megapixels</w:t>
+      </w:r>
+      <w:proofErr w:type="spellEnd"/>
+      <w:r>
+        <w:rPr>
+          <w:sz w:val="24"/>
+          <w:szCs w:val="24"/>
+          <w:lang w:val="fr-FR"/>
+        </w:rPr>
+        <w:t>, e.g. ~5000x5000</w:t>
+      </w:r>
+    </w:p>
+    <w:p>
+      <w:pPr>
+        <w:rPr>
+          <w:sz w:val="24"/>
+          <w:szCs w:val="24"/>
+        </w:rPr>
+      </w:pPr>
+      <w:r>
+        <w:rPr>
+          <w:sz w:val="24"/>
+          <w:szCs w:val="24"/>
+        </w:rPr>
+        <w:t>...</w:t>
+      </w:r>
+    </w:p>
+    <w:p>
+      <w:pPr>
+        <w:shd w:val="clear" w:color="auto" w:fill="E8E8E8" w:themeFill="background2"/>
+        <w:rPr>
+          <w:sz w:val="24"/>
+          <w:szCs w:val="24"/>
+        </w:rPr>
+      </w:pPr>
+      <w:r>
+        <w:rPr>
+          <w:sz w:val="24"/>
+          <w:szCs w:val="24"/>
+        </w:rPr>
+        <w:t xml:space="preserve">image = </w:t>
+      </w:r>
+      <w:proofErr w:type="spellStart"/>
+      <w:r>
+        <w:rPr>
+          <w:sz w:val="24"/>
+          <w:szCs w:val="24"/>
+        </w:rPr>
+        <w:t>Image.open</w:t>
+      </w:r>
+      <w:proofErr w:type="spellEnd"/>
+      <w:r>
+        <w:rPr>
+          <w:sz w:val="24"/>
+          <w:szCs w:val="24"/>
+        </w:rPr>
+        <w:t>(</w:t>
+      </w:r>
+      <w:proofErr w:type="spellStart"/>
+      <w:r>
+        <w:rPr>
+          <w:sz w:val="24"/>
+          <w:szCs w:val="24"/>
+        </w:rPr>
+        <w:t>django_file</w:t>
+      </w:r>
+      <w:proofErr w:type="spellEnd"/>
+      <w:r>
+        <w:rPr>
+          <w:sz w:val="24"/>
+          <w:szCs w:val="24"/>
+        </w:rPr>
+        <w:t>)</w:t>
+      </w:r>
+    </w:p>
+    <w:p>
+      <w:pPr>
+        <w:shd w:val="clear" w:color="auto" w:fill="E8E8E8" w:themeFill="background2"/>
+        <w:rPr>
+          <w:sz w:val="24"/>
+          <w:szCs w:val="24"/>
+        </w:rPr>
+      </w:pPr>
+    </w:p>
+    <w:p>
+      <w:pPr>
+        <w:shd w:val="clear" w:color="auto" w:fill="E8E8E8" w:themeFill="background2"/>
+        <w:rPr>
+          <w:sz w:val="24"/>
+          <w:szCs w:val="24"/>
+        </w:rPr>
+      </w:pPr>
+      <w:r>
+        <w:rPr>
+          <w:sz w:val="24"/>
+          <w:szCs w:val="24"/>
+        </w:rPr>
+        <w:t xml:space="preserve">if </w:t>
+      </w:r>
+      <w:proofErr w:type="spellStart"/>
+      <w:r>
+        <w:rPr>
+          <w:sz w:val="24"/>
+          <w:szCs w:val="24"/>
+        </w:rPr>
+        <w:t>image.width</w:t>
+      </w:r>
+      <w:proofErr w:type="spellEnd"/>
+      <w:r>
+        <w:rPr>
+          <w:sz w:val="24"/>
+          <w:szCs w:val="24"/>
+        </w:rPr>
+        <w:t xml:space="preserve"> * </w:t>
+      </w:r>
+      <w:proofErr w:type="spellStart"/>
+      <w:r>
+        <w:rPr>
+          <w:sz w:val="24"/>
+          <w:szCs w:val="24"/>
+        </w:rPr>
+        <w:t>image.height</w:t>
+      </w:r>
+      <w:proofErr w:type="spellEnd"/>
+      <w:r>
+        <w:rPr>
+          <w:sz w:val="24"/>
+          <w:szCs w:val="24"/>
+        </w:rPr>
+        <w:t xml:space="preserve"> &gt; MAX_IMAGE_PIXELS:</w:t>
+      </w:r>
+    </w:p>
+    <w:p>
+      <w:pPr>
+        <w:shd w:val="clear" w:color="auto" w:fill="E8E8E8" w:themeFill="background2"/>
+        <w:rPr>
+          <w:sz w:val="24"/>
+          <w:szCs w:val="24"/>
+        </w:rPr>
+      </w:pPr>
+      <w:r>
+        <w:rPr>
+          <w:sz w:val="24"/>
+          <w:szCs w:val="24"/>
+        </w:rPr>
+        <w:t xml:space="preserve">    raise </w:t>
+      </w:r>
+      <w:proofErr w:type="spellStart"/>
+      <w:r>
+        <w:rPr>
+          <w:sz w:val="24"/>
+          <w:szCs w:val="24"/>
+        </w:rPr>
+        <w:t>ValidationError</w:t>
+      </w:r>
+      <w:proofErr w:type="spellEnd"/>
+      <w:r>
+        <w:rPr>
+          <w:sz w:val="24"/>
+          <w:szCs w:val="24"/>
+        </w:rPr>
+        <w:t>(_("Image dimensions are too large."))</w:t>
+      </w:r>
+    </w:p>
+    <w:p>
+      <w:pPr>
+        <w:shd w:val="clear" w:color="auto" w:fill="E8E8E8" w:themeFill="background2"/>
+        <w:rPr>
+          <w:sz w:val="24"/>
+          <w:szCs w:val="24"/>
+        </w:rPr>
+      </w:pPr>
+    </w:p>
+    <w:p>
+      <w:pPr>
+        <w:shd w:val="clear" w:color="auto" w:fill="E8E8E8" w:themeFill="background2"/>
+        <w:rPr>
+          <w:sz w:val="24"/>
+          <w:szCs w:val="24"/>
+        </w:rPr>
+      </w:pPr>
+      <w:proofErr w:type="spellStart"/>
+      <w:r>
+        <w:rPr>
+          <w:sz w:val="24"/>
+          <w:szCs w:val="24"/>
+        </w:rPr>
+        <w:t>image.load</w:t>
+      </w:r>
+      <w:proofErr w:type="spellEnd"/>
+      <w:r>
+        <w:rPr>
+          <w:sz w:val="24"/>
+          <w:szCs w:val="24"/>
+        </w:rPr>
+        <w:t>()</w:t>
+      </w:r>
+    </w:p>
+    <w:p>
+      <w:pPr>
+        <w:rPr>
+          <w:sz w:val="24"/>
+          <w:szCs w:val="24"/>
+        </w:rPr>
+      </w:pPr>
+    </w:p>
+    <w:p>
+      <w:pPr>
+        <w:rPr>
+          <w:sz w:val="24"/>
+          <w:szCs w:val="24"/>
+        </w:rPr>
+      </w:pPr>
+      <w:r>
+        <w:rPr>
+          <w:sz w:val="24"/>
+          <w:szCs w:val="24"/>
+        </w:rPr>
+        <w:t>This</w:t>
+      </w:r>
+      <w:r>
+        <w:rPr>
+          <w:sz w:val="24"/>
+          <w:szCs w:val="24"/>
+        </w:rPr>
+        <w:t xml:space="preserve"> reject</w:t>
+      </w:r>
+      <w:r>
+        <w:rPr>
+          <w:sz w:val="24"/>
+          <w:szCs w:val="24"/>
+        </w:rPr>
+        <w:t>s</w:t>
+      </w:r>
+      <w:r>
+        <w:rPr>
+          <w:sz w:val="24"/>
+          <w:szCs w:val="24"/>
+        </w:rPr>
+        <w:t xml:space="preserve"> an oversized canvas before load() allocates memory for the image pixels. The upload is refused rather than allowed to exhaust memory.</w:t>
+      </w:r>
+    </w:p>
+    <w:p>
+      <w:pPr>
+        <w:rPr>
+          <w:sz w:val="24"/>
+          <w:szCs w:val="24"/>
+        </w:rPr>
+      </w:pPr>
+    </w:p>
+    <w:p>
+      <w:pPr>
+        <w:rPr>
+          <w:sz w:val="24"/>
+          <w:szCs w:val="24"/>
+        </w:rPr>
+      </w:pPr>
       <w:r>
         <w:rPr>
           <w:b/>
@@ -13822,9 +13365,9 @@
           <w:sz w:val="24"/>
           <w:szCs w:val="24"/>
         </w:rPr>
-        <w:t>src</w:t>
-      </w:r>
-      <w:proofErr w:type="spellEnd"/>
+        <w:t>Application-side size check (</w:t>
+      </w:r>
+      <w:proofErr w:type="spellStart"/>
       <w:r>
         <w:rPr>
           <w:b/>
@@ -13832,9 +13375,9 @@
           <w:sz w:val="24"/>
           <w:szCs w:val="24"/>
         </w:rPr>
-        <w:t xml:space="preserve">/helpdesk/validators.py, in </w:t>
-      </w:r>
-      <w:proofErr w:type="spellStart"/>
+        <w:t>src</w:t>
+      </w:r>
+      <w:proofErr w:type="spellEnd"/>
       <w:r>
         <w:rPr>
           <w:b/>
@@ -13842,9 +13385,9 @@
           <w:sz w:val="24"/>
           <w:szCs w:val="24"/>
         </w:rPr>
-        <w:t>reencode_image_if_</w:t>
-      </w:r>
-      <w:proofErr w:type="gramStart"/>
+        <w:t xml:space="preserve">/helpdesk/lib.py, in </w:t>
+      </w:r>
+      <w:proofErr w:type="spellStart"/>
       <w:r>
         <w:rPr>
           <w:b/>
@@ -13852,7 +13395,7 @@
           <w:sz w:val="24"/>
           <w:szCs w:val="24"/>
         </w:rPr>
-        <w:t>needed</w:t>
+        <w:t>process_attachments</w:t>
       </w:r>
       <w:proofErr w:type="spellEnd"/>
       <w:r>
@@ -13862,9 +13405,260 @@
           <w:sz w:val="24"/>
           <w:szCs w:val="24"/>
         </w:rPr>
+        <w:t>()):</w:t>
+      </w:r>
+      <w:r>
+        <w:rPr>
+          <w:sz w:val="24"/>
+          <w:szCs w:val="24"/>
+        </w:rPr>
+        <w:t xml:space="preserve"> The nginx limit only guards the web edge</w:t>
+      </w:r>
+      <w:r>
+        <w:rPr>
+          <w:sz w:val="24"/>
+          <w:szCs w:val="24"/>
+        </w:rPr>
+        <w:t xml:space="preserve">, </w:t>
+      </w:r>
+      <w:r>
+        <w:rPr>
+          <w:sz w:val="24"/>
+          <w:szCs w:val="24"/>
+        </w:rPr>
+        <w:t>attachments can also arrive through other paths. We added the application’s own hard cap as a backup, so every attachment processed through this function is bounded regardless of how it reached the app:</w:t>
+      </w:r>
+    </w:p>
+    <w:p>
+      <w:pPr>
+        <w:shd w:val="clear" w:color="auto" w:fill="E8E8E8" w:themeFill="background2"/>
+        <w:rPr>
+          <w:sz w:val="24"/>
+          <w:szCs w:val="24"/>
+        </w:rPr>
+      </w:pPr>
+      <w:proofErr w:type="spellStart"/>
+      <w:r>
+        <w:rPr>
+          <w:sz w:val="24"/>
+          <w:szCs w:val="24"/>
+        </w:rPr>
+        <w:t>max_attachment_size</w:t>
+      </w:r>
+      <w:proofErr w:type="spellEnd"/>
+      <w:r>
+        <w:rPr>
+          <w:sz w:val="24"/>
+          <w:szCs w:val="24"/>
+        </w:rPr>
+        <w:t xml:space="preserve"> = </w:t>
+      </w:r>
+      <w:proofErr w:type="spellStart"/>
+      <w:r>
+        <w:rPr>
+          <w:sz w:val="24"/>
+          <w:szCs w:val="24"/>
+        </w:rPr>
+        <w:t>getattr</w:t>
+      </w:r>
+      <w:proofErr w:type="spellEnd"/>
+      <w:r>
+        <w:rPr>
+          <w:sz w:val="24"/>
+          <w:szCs w:val="24"/>
+        </w:rPr>
         <w:t>(</w:t>
       </w:r>
-      <w:proofErr w:type="gramEnd"/>
+    </w:p>
+    <w:p>
+      <w:pPr>
+        <w:shd w:val="clear" w:color="auto" w:fill="E8E8E8" w:themeFill="background2"/>
+        <w:rPr>
+          <w:sz w:val="24"/>
+          <w:szCs w:val="24"/>
+        </w:rPr>
+      </w:pPr>
+      <w:r>
+        <w:rPr>
+          <w:sz w:val="24"/>
+          <w:szCs w:val="24"/>
+        </w:rPr>
+        <w:t xml:space="preserve">    settings, "HELPDESK_MAX_ATTACHMENT_SIZE", 10 * 1024 * 1024</w:t>
+      </w:r>
+    </w:p>
+    <w:p>
+      <w:pPr>
+        <w:shd w:val="clear" w:color="auto" w:fill="E8E8E8" w:themeFill="background2"/>
+        <w:rPr>
+          <w:sz w:val="24"/>
+          <w:szCs w:val="24"/>
+        </w:rPr>
+      </w:pPr>
+      <w:r>
+        <w:rPr>
+          <w:sz w:val="24"/>
+          <w:szCs w:val="24"/>
+        </w:rPr>
+        <w:t>)</w:t>
+      </w:r>
+    </w:p>
+    <w:p>
+      <w:pPr>
+        <w:rPr>
+          <w:sz w:val="24"/>
+          <w:szCs w:val="24"/>
+        </w:rPr>
+      </w:pPr>
+      <w:r>
+        <w:rPr>
+          <w:sz w:val="24"/>
+          <w:szCs w:val="24"/>
+        </w:rPr>
+        <w:t>...</w:t>
+      </w:r>
+    </w:p>
+    <w:p>
+      <w:pPr>
+        <w:shd w:val="clear" w:color="auto" w:fill="E8E8E8" w:themeFill="background2"/>
+        <w:rPr>
+          <w:sz w:val="24"/>
+          <w:szCs w:val="24"/>
+        </w:rPr>
+      </w:pPr>
+      <w:r>
+        <w:rPr>
+          <w:sz w:val="24"/>
+          <w:szCs w:val="24"/>
+        </w:rPr>
+        <w:t xml:space="preserve">if </w:t>
+      </w:r>
+      <w:proofErr w:type="spellStart"/>
+      <w:r>
+        <w:rPr>
+          <w:sz w:val="24"/>
+          <w:szCs w:val="24"/>
+        </w:rPr>
+        <w:t>attached.size</w:t>
+      </w:r>
+      <w:proofErr w:type="spellEnd"/>
+      <w:r>
+        <w:rPr>
+          <w:sz w:val="24"/>
+          <w:szCs w:val="24"/>
+        </w:rPr>
+        <w:t xml:space="preserve"> &gt; </w:t>
+      </w:r>
+      <w:proofErr w:type="spellStart"/>
+      <w:r>
+        <w:rPr>
+          <w:sz w:val="24"/>
+          <w:szCs w:val="24"/>
+        </w:rPr>
+        <w:t>max_attachment_size</w:t>
+      </w:r>
+      <w:proofErr w:type="spellEnd"/>
+      <w:r>
+        <w:rPr>
+          <w:sz w:val="24"/>
+          <w:szCs w:val="24"/>
+        </w:rPr>
+        <w:t>:</w:t>
+      </w:r>
+    </w:p>
+    <w:p>
+      <w:pPr>
+        <w:shd w:val="clear" w:color="auto" w:fill="E8E8E8" w:themeFill="background2"/>
+        <w:rPr>
+          <w:sz w:val="24"/>
+          <w:szCs w:val="24"/>
+        </w:rPr>
+      </w:pPr>
+      <w:r>
+        <w:rPr>
+          <w:sz w:val="24"/>
+          <w:szCs w:val="24"/>
+        </w:rPr>
+        <w:t xml:space="preserve">    </w:t>
+      </w:r>
+      <w:proofErr w:type="spellStart"/>
+      <w:r>
+        <w:rPr>
+          <w:sz w:val="24"/>
+          <w:szCs w:val="24"/>
+        </w:rPr>
+        <w:t>errors.add</w:t>
+      </w:r>
+      <w:proofErr w:type="spellEnd"/>
+      <w:r>
+        <w:rPr>
+          <w:sz w:val="24"/>
+          <w:szCs w:val="24"/>
+        </w:rPr>
+        <w:t>(</w:t>
+      </w:r>
+      <w:proofErr w:type="spellStart"/>
+      <w:r>
+        <w:rPr>
+          <w:sz w:val="24"/>
+          <w:szCs w:val="24"/>
+        </w:rPr>
+        <w:t>ValidationError</w:t>
+      </w:r>
+      <w:proofErr w:type="spellEnd"/>
+      <w:r>
+        <w:rPr>
+          <w:sz w:val="24"/>
+          <w:szCs w:val="24"/>
+        </w:rPr>
+        <w:t>(_("Attachment is too large.")))</w:t>
+      </w:r>
+    </w:p>
+    <w:p>
+      <w:pPr>
+        <w:shd w:val="clear" w:color="auto" w:fill="E8E8E8" w:themeFill="background2"/>
+        <w:rPr>
+          <w:sz w:val="24"/>
+          <w:szCs w:val="24"/>
+        </w:rPr>
+      </w:pPr>
+      <w:r>
+        <w:rPr>
+          <w:sz w:val="24"/>
+          <w:szCs w:val="24"/>
+        </w:rPr>
+        <w:t xml:space="preserve">    continue</w:t>
+      </w:r>
+    </w:p>
+    <w:p>
+      <w:pPr>
+        <w:rPr>
+          <w:sz w:val="24"/>
+          <w:szCs w:val="24"/>
+        </w:rPr>
+      </w:pPr>
+      <w:r>
+        <w:rPr>
+          <w:sz w:val="24"/>
+          <w:szCs w:val="24"/>
+        </w:rPr>
+        <w:t>What it does: anything over the limit is rejected before it is stored. This follows the “reject at the edge, keep the app check as the backup” principle: nginx stops oversized requests, and the application independently checks attachment size.</w:t>
+      </w:r>
+    </w:p>
+    <w:p>
+      <w:pPr>
+        <w:rPr>
+          <w:sz w:val="24"/>
+          <w:szCs w:val="24"/>
+        </w:rPr>
+      </w:pPr>
+    </w:p>
+    <w:p>
+      <w:pPr>
+        <w:rPr>
+          <w:sz w:val="24"/>
+          <w:szCs w:val="24"/>
+        </w:rPr>
+      </w:pPr>
       <w:r>
         <w:rPr>
           <w:b/>
@@ -13872,346 +13666,9 @@
           <w:sz w:val="24"/>
           <w:szCs w:val="24"/>
         </w:rPr>
-        <w:t>)):</w:t>
-      </w:r>
-      <w:r>
-        <w:rPr>
-          <w:sz w:val="24"/>
-          <w:szCs w:val="24"/>
-        </w:rPr>
-        <w:t xml:space="preserve"> A file’s size on disk says nothing about how much memory it needs once decoded: a 40 KB PNG can declare a 50000×50000 canvas and force a multi-gigabyte allocation when its pixels are loaded. We check the declared dimensions before loading the pixels:</w:t>
-      </w:r>
-    </w:p>
-    <w:p>
-      <w:pPr>
-        <w:shd w:val="clear" w:color="auto" w:fill="E8E8E8" w:themeFill="background2"/>
-        <w:rPr>
-          <w:sz w:val="24"/>
-          <w:szCs w:val="24"/>
-          <w:lang w:val="fr-FR"/>
-        </w:rPr>
-      </w:pPr>
-      <w:r>
-        <w:rPr>
-          <w:sz w:val="24"/>
-          <w:szCs w:val="24"/>
-          <w:lang w:val="fr-FR"/>
-        </w:rPr>
-        <w:t>MAX_IMAGE_PIXELS = 25_000_</w:t>
-      </w:r>
-      <w:proofErr w:type="gramStart"/>
-      <w:r>
-        <w:rPr>
-          <w:sz w:val="24"/>
-          <w:szCs w:val="24"/>
-          <w:lang w:val="fr-FR"/>
-        </w:rPr>
-        <w:t>000  #</w:t>
-      </w:r>
-      <w:proofErr w:type="gramEnd"/>
-      <w:r>
-        <w:rPr>
-          <w:sz w:val="24"/>
-          <w:szCs w:val="24"/>
-          <w:lang w:val="fr-FR"/>
-        </w:rPr>
-        <w:t xml:space="preserve"> 25 </w:t>
+        <w:t>Log the decision, not the payload (</w:t>
       </w:r>
       <w:proofErr w:type="spellStart"/>
-      <w:r>
-        <w:rPr>
-          <w:sz w:val="24"/>
-          <w:szCs w:val="24"/>
-          <w:lang w:val="fr-FR"/>
-        </w:rPr>
-        <w:t>megapixels</w:t>
-      </w:r>
-      <w:proofErr w:type="spellEnd"/>
-      <w:r>
-        <w:rPr>
-          <w:sz w:val="24"/>
-          <w:szCs w:val="24"/>
-          <w:lang w:val="fr-FR"/>
-        </w:rPr>
-        <w:t>, e.g. ~5000x5000</w:t>
-      </w:r>
-    </w:p>
-    <w:p>
-      <w:pPr>
-        <w:rPr>
-          <w:sz w:val="24"/>
-          <w:szCs w:val="24"/>
-        </w:rPr>
-      </w:pPr>
-      <w:r>
-        <w:rPr>
-          <w:sz w:val="24"/>
-          <w:szCs w:val="24"/>
-        </w:rPr>
-        <w:t>...</w:t>
-      </w:r>
-    </w:p>
-    <w:p>
-      <w:pPr>
-        <w:shd w:val="clear" w:color="auto" w:fill="E8E8E8" w:themeFill="background2"/>
-        <w:rPr>
-          <w:sz w:val="24"/>
-          <w:szCs w:val="24"/>
-        </w:rPr>
-      </w:pPr>
-      <w:r>
-        <w:rPr>
-          <w:sz w:val="24"/>
-          <w:szCs w:val="24"/>
-        </w:rPr>
-        <w:t xml:space="preserve">image = </w:t>
-      </w:r>
-      <w:proofErr w:type="spellStart"/>
-      <w:r>
-        <w:rPr>
-          <w:sz w:val="24"/>
-          <w:szCs w:val="24"/>
-        </w:rPr>
-        <w:t>Image.open</w:t>
-      </w:r>
-      <w:proofErr w:type="spellEnd"/>
-      <w:r>
-        <w:rPr>
-          <w:sz w:val="24"/>
-          <w:szCs w:val="24"/>
-        </w:rPr>
-        <w:t>(</w:t>
-      </w:r>
-      <w:proofErr w:type="spellStart"/>
-      <w:r>
-        <w:rPr>
-          <w:sz w:val="24"/>
-          <w:szCs w:val="24"/>
-        </w:rPr>
-        <w:t>django_file</w:t>
-      </w:r>
-      <w:proofErr w:type="spellEnd"/>
-      <w:r>
-        <w:rPr>
-          <w:sz w:val="24"/>
-          <w:szCs w:val="24"/>
-        </w:rPr>
-        <w:t>)</w:t>
-      </w:r>
-    </w:p>
-    <w:p>
-      <w:pPr>
-        <w:shd w:val="clear" w:color="auto" w:fill="E8E8E8" w:themeFill="background2"/>
-        <w:rPr>
-          <w:sz w:val="24"/>
-          <w:szCs w:val="24"/>
-        </w:rPr>
-      </w:pPr>
-    </w:p>
-    <w:p>
-      <w:pPr>
-        <w:shd w:val="clear" w:color="auto" w:fill="E8E8E8" w:themeFill="background2"/>
-        <w:rPr>
-          <w:sz w:val="24"/>
-          <w:szCs w:val="24"/>
-        </w:rPr>
-      </w:pPr>
-      <w:r>
-        <w:rPr>
-          <w:sz w:val="24"/>
-          <w:szCs w:val="24"/>
-        </w:rPr>
-        <w:t xml:space="preserve">if </w:t>
-      </w:r>
-      <w:proofErr w:type="spellStart"/>
-      <w:proofErr w:type="gramStart"/>
-      <w:r>
-        <w:rPr>
-          <w:sz w:val="24"/>
-          <w:szCs w:val="24"/>
-        </w:rPr>
-        <w:t>image.width</w:t>
-      </w:r>
-      <w:proofErr w:type="spellEnd"/>
-      <w:proofErr w:type="gramEnd"/>
-      <w:r>
-        <w:rPr>
-          <w:sz w:val="24"/>
-          <w:szCs w:val="24"/>
-        </w:rPr>
-        <w:t xml:space="preserve"> * </w:t>
-      </w:r>
-      <w:proofErr w:type="spellStart"/>
-      <w:proofErr w:type="gramStart"/>
-      <w:r>
-        <w:rPr>
-          <w:sz w:val="24"/>
-          <w:szCs w:val="24"/>
-        </w:rPr>
-        <w:t>image.height</w:t>
-      </w:r>
-      <w:proofErr w:type="spellEnd"/>
-      <w:proofErr w:type="gramEnd"/>
-      <w:r>
-        <w:rPr>
-          <w:sz w:val="24"/>
-          <w:szCs w:val="24"/>
-        </w:rPr>
-        <w:t xml:space="preserve"> &gt; MAX_IMAGE_PIXELS:</w:t>
-      </w:r>
-    </w:p>
-    <w:p>
-      <w:pPr>
-        <w:shd w:val="clear" w:color="auto" w:fill="E8E8E8" w:themeFill="background2"/>
-        <w:rPr>
-          <w:sz w:val="24"/>
-          <w:szCs w:val="24"/>
-        </w:rPr>
-      </w:pPr>
-      <w:r>
-        <w:rPr>
-          <w:sz w:val="24"/>
-          <w:szCs w:val="24"/>
-        </w:rPr>
-        <w:t xml:space="preserve">    raise </w:t>
-      </w:r>
-      <w:proofErr w:type="spellStart"/>
-      <w:proofErr w:type="gramStart"/>
-      <w:r>
-        <w:rPr>
-          <w:sz w:val="24"/>
-          <w:szCs w:val="24"/>
-        </w:rPr>
-        <w:t>ValidationError</w:t>
-      </w:r>
-      <w:proofErr w:type="spellEnd"/>
-      <w:r>
-        <w:rPr>
-          <w:sz w:val="24"/>
-          <w:szCs w:val="24"/>
-        </w:rPr>
-        <w:t>(_(</w:t>
-      </w:r>
-      <w:proofErr w:type="gramEnd"/>
-      <w:r>
-        <w:rPr>
-          <w:sz w:val="24"/>
-          <w:szCs w:val="24"/>
-        </w:rPr>
-        <w:t>"Image dimensions are too large."))</w:t>
-      </w:r>
-    </w:p>
-    <w:p>
-      <w:pPr>
-        <w:shd w:val="clear" w:color="auto" w:fill="E8E8E8" w:themeFill="background2"/>
-        <w:rPr>
-          <w:sz w:val="24"/>
-          <w:szCs w:val="24"/>
-        </w:rPr>
-      </w:pPr>
-    </w:p>
-    <w:p>
-      <w:pPr>
-        <w:shd w:val="clear" w:color="auto" w:fill="E8E8E8" w:themeFill="background2"/>
-        <w:rPr>
-          <w:sz w:val="24"/>
-          <w:szCs w:val="24"/>
-        </w:rPr>
-      </w:pPr>
-      <w:proofErr w:type="spellStart"/>
-      <w:proofErr w:type="gramStart"/>
-      <w:r>
-        <w:rPr>
-          <w:sz w:val="24"/>
-          <w:szCs w:val="24"/>
-        </w:rPr>
-        <w:t>image.load</w:t>
-      </w:r>
-      <w:proofErr w:type="spellEnd"/>
-      <w:proofErr w:type="gramEnd"/>
-      <w:r>
-        <w:rPr>
-          <w:sz w:val="24"/>
-          <w:szCs w:val="24"/>
-        </w:rPr>
-        <w:t>()</w:t>
-      </w:r>
-    </w:p>
-    <w:p>
-      <w:pPr>
-        <w:rPr>
-          <w:sz w:val="24"/>
-          <w:szCs w:val="24"/>
-        </w:rPr>
-      </w:pPr>
-    </w:p>
-    <w:p>
-      <w:pPr>
-        <w:rPr>
-          <w:sz w:val="24"/>
-          <w:szCs w:val="24"/>
-        </w:rPr>
-      </w:pPr>
-      <w:r>
-        <w:rPr>
-          <w:sz w:val="24"/>
-          <w:szCs w:val="24"/>
-        </w:rPr>
-        <w:t>This</w:t>
-      </w:r>
-      <w:r>
-        <w:rPr>
-          <w:sz w:val="24"/>
-          <w:szCs w:val="24"/>
-        </w:rPr>
-        <w:t xml:space="preserve"> reject</w:t>
-      </w:r>
-      <w:r>
-        <w:rPr>
-          <w:sz w:val="24"/>
-          <w:szCs w:val="24"/>
-        </w:rPr>
-        <w:t>s</w:t>
-      </w:r>
-      <w:r>
-        <w:rPr>
-          <w:sz w:val="24"/>
-          <w:szCs w:val="24"/>
-        </w:rPr>
-        <w:t xml:space="preserve"> an oversized canvas before </w:t>
-      </w:r>
-      <w:proofErr w:type="gramStart"/>
-      <w:r>
-        <w:rPr>
-          <w:sz w:val="24"/>
-          <w:szCs w:val="24"/>
-        </w:rPr>
-        <w:t>load(</w:t>
-      </w:r>
-      <w:proofErr w:type="gramEnd"/>
-      <w:r>
-        <w:rPr>
-          <w:sz w:val="24"/>
-          <w:szCs w:val="24"/>
-        </w:rPr>
-        <w:t>) allocates memory for the image pixels. The upload is refused rather than allowed to exhaust memory.</w:t>
-      </w:r>
-    </w:p>
-    <w:p>
-      <w:pPr>
-        <w:rPr>
-          <w:sz w:val="24"/>
-          <w:szCs w:val="24"/>
-        </w:rPr>
-      </w:pPr>
-    </w:p>
-    <w:p>
-      <w:pPr>
-        <w:rPr>
-          <w:sz w:val="24"/>
-          <w:szCs w:val="24"/>
-        </w:rPr>
-      </w:pPr>
       <w:r>
         <w:rPr>
           <w:b/>
@@ -14219,9 +13676,9 @@
           <w:sz w:val="24"/>
           <w:szCs w:val="24"/>
         </w:rPr>
-        <w:t>Application-side size check (</w:t>
-      </w:r>
-      <w:proofErr w:type="spellStart"/>
+        <w:t>src</w:t>
+      </w:r>
+      <w:proofErr w:type="spellEnd"/>
       <w:r>
         <w:rPr>
           <w:b/>
@@ -14229,9 +13686,9 @@
           <w:sz w:val="24"/>
           <w:szCs w:val="24"/>
         </w:rPr>
-        <w:t>src</w:t>
-      </w:r>
-      <w:proofErr w:type="spellEnd"/>
+        <w:t xml:space="preserve">/helpdesk/lib.py, in </w:t>
+      </w:r>
+      <w:proofErr w:type="spellStart"/>
       <w:r>
         <w:rPr>
           <w:b/>
@@ -14239,9 +13696,9 @@
           <w:sz w:val="24"/>
           <w:szCs w:val="24"/>
         </w:rPr>
-        <w:t xml:space="preserve">/helpdesk/lib.py, in </w:t>
-      </w:r>
-      <w:proofErr w:type="spellStart"/>
+        <w:t>process_attachments</w:t>
+      </w:r>
+      <w:proofErr w:type="spellEnd"/>
       <w:r>
         <w:rPr>
           <w:b/>
@@ -14249,9 +13706,287 @@
           <w:sz w:val="24"/>
           <w:szCs w:val="24"/>
         </w:rPr>
-        <w:t>process_</w:t>
-      </w:r>
-      <w:proofErr w:type="gramStart"/>
+        <w:t>()):</w:t>
+      </w:r>
+      <w:r>
+        <w:rPr>
+          <w:sz w:val="24"/>
+          <w:szCs w:val="24"/>
+        </w:rPr>
+        <w:t xml:space="preserve"> We log the outcome of attachment processing. On success, the log records the server-generated stored filename, file size, and recorded MIME type. On rejection, it records the rejection reason without logging the file contents or the raw attacker-supplied filename:</w:t>
+      </w:r>
+    </w:p>
+    <w:p>
+      <w:pPr>
+        <w:shd w:val="clear" w:color="auto" w:fill="E8E8E8" w:themeFill="background2"/>
+        <w:rPr>
+          <w:sz w:val="24"/>
+          <w:szCs w:val="24"/>
+        </w:rPr>
+      </w:pPr>
+      <w:r>
+        <w:rPr>
+          <w:sz w:val="24"/>
+          <w:szCs w:val="24"/>
+        </w:rPr>
+        <w:t># On success</w:t>
+      </w:r>
+    </w:p>
+    <w:p>
+      <w:pPr>
+        <w:shd w:val="clear" w:color="auto" w:fill="E8E8E8" w:themeFill="background2"/>
+        <w:rPr>
+          <w:sz w:val="24"/>
+          <w:szCs w:val="24"/>
+        </w:rPr>
+      </w:pPr>
+      <w:r>
+        <w:rPr>
+          <w:sz w:val="24"/>
+          <w:szCs w:val="24"/>
+        </w:rPr>
+        <w:t>logger.info(</w:t>
+      </w:r>
+    </w:p>
+    <w:p>
+      <w:pPr>
+        <w:shd w:val="clear" w:color="auto" w:fill="E8E8E8" w:themeFill="background2"/>
+        <w:rPr>
+          <w:sz w:val="24"/>
+          <w:szCs w:val="24"/>
+        </w:rPr>
+      </w:pPr>
+      <w:r>
+        <w:rPr>
+          <w:sz w:val="24"/>
+          <w:szCs w:val="24"/>
+        </w:rPr>
+        <w:t xml:space="preserve">    "attachment stored: %s (%d bytes, type %s)",</w:t>
+      </w:r>
+    </w:p>
+    <w:p>
+      <w:pPr>
+        <w:shd w:val="clear" w:color="auto" w:fill="E8E8E8" w:themeFill="background2"/>
+        <w:rPr>
+          <w:sz w:val="24"/>
+          <w:szCs w:val="24"/>
+        </w:rPr>
+      </w:pPr>
+      <w:r>
+        <w:rPr>
+          <w:sz w:val="24"/>
+          <w:szCs w:val="24"/>
+        </w:rPr>
+        <w:t xml:space="preserve">    att.file.name, </w:t>
+      </w:r>
+      <w:proofErr w:type="spellStart"/>
+      <w:r>
+        <w:rPr>
+          <w:sz w:val="24"/>
+          <w:szCs w:val="24"/>
+        </w:rPr>
+        <w:t>att.size</w:t>
+      </w:r>
+      <w:proofErr w:type="spellEnd"/>
+      <w:r>
+        <w:rPr>
+          <w:sz w:val="24"/>
+          <w:szCs w:val="24"/>
+        </w:rPr>
+        <w:t xml:space="preserve">, </w:t>
+      </w:r>
+      <w:proofErr w:type="spellStart"/>
+      <w:r>
+        <w:rPr>
+          <w:sz w:val="24"/>
+          <w:szCs w:val="24"/>
+        </w:rPr>
+        <w:t>att.mime_type</w:t>
+      </w:r>
+      <w:proofErr w:type="spellEnd"/>
+      <w:r>
+        <w:rPr>
+          <w:sz w:val="24"/>
+          <w:szCs w:val="24"/>
+        </w:rPr>
+        <w:t>,</w:t>
+      </w:r>
+    </w:p>
+    <w:p>
+      <w:pPr>
+        <w:shd w:val="clear" w:color="auto" w:fill="E8E8E8" w:themeFill="background2"/>
+        <w:rPr>
+          <w:sz w:val="24"/>
+          <w:szCs w:val="24"/>
+        </w:rPr>
+      </w:pPr>
+      <w:r>
+        <w:rPr>
+          <w:sz w:val="24"/>
+          <w:szCs w:val="24"/>
+        </w:rPr>
+        <w:t>)</w:t>
+      </w:r>
+    </w:p>
+    <w:p>
+      <w:pPr>
+        <w:shd w:val="clear" w:color="auto" w:fill="E8E8E8" w:themeFill="background2"/>
+        <w:rPr>
+          <w:sz w:val="24"/>
+          <w:szCs w:val="24"/>
+        </w:rPr>
+      </w:pPr>
+    </w:p>
+    <w:p>
+      <w:pPr>
+        <w:shd w:val="clear" w:color="auto" w:fill="E8E8E8" w:themeFill="background2"/>
+        <w:rPr>
+          <w:sz w:val="24"/>
+          <w:szCs w:val="24"/>
+        </w:rPr>
+      </w:pPr>
+      <w:r>
+        <w:rPr>
+          <w:sz w:val="24"/>
+          <w:szCs w:val="24"/>
+        </w:rPr>
+        <w:t># On rejection</w:t>
+      </w:r>
+    </w:p>
+    <w:p>
+      <w:pPr>
+        <w:shd w:val="clear" w:color="auto" w:fill="E8E8E8" w:themeFill="background2"/>
+        <w:rPr>
+          <w:sz w:val="24"/>
+          <w:szCs w:val="24"/>
+        </w:rPr>
+      </w:pPr>
+      <w:proofErr w:type="spellStart"/>
+      <w:r>
+        <w:rPr>
+          <w:sz w:val="24"/>
+          <w:szCs w:val="24"/>
+        </w:rPr>
+        <w:t>logger.warning</w:t>
+      </w:r>
+      <w:proofErr w:type="spellEnd"/>
+      <w:r>
+        <w:rPr>
+          <w:sz w:val="24"/>
+          <w:szCs w:val="24"/>
+        </w:rPr>
+        <w:t>(</w:t>
+      </w:r>
+    </w:p>
+    <w:p>
+      <w:pPr>
+        <w:shd w:val="clear" w:color="auto" w:fill="E8E8E8" w:themeFill="background2"/>
+        <w:rPr>
+          <w:sz w:val="24"/>
+          <w:szCs w:val="24"/>
+        </w:rPr>
+      </w:pPr>
+      <w:r>
+        <w:rPr>
+          <w:sz w:val="24"/>
+          <w:szCs w:val="24"/>
+        </w:rPr>
+        <w:t xml:space="preserve">    "attachment rejected: too large (%d bytes, limit %d)",</w:t>
+      </w:r>
+    </w:p>
+    <w:p>
+      <w:pPr>
+        <w:shd w:val="clear" w:color="auto" w:fill="E8E8E8" w:themeFill="background2"/>
+        <w:rPr>
+          <w:sz w:val="24"/>
+          <w:szCs w:val="24"/>
+        </w:rPr>
+      </w:pPr>
+      <w:r>
+        <w:rPr>
+          <w:sz w:val="24"/>
+          <w:szCs w:val="24"/>
+        </w:rPr>
+        <w:t xml:space="preserve">    ...</w:t>
+      </w:r>
+    </w:p>
+    <w:p>
+      <w:pPr>
+        <w:shd w:val="clear" w:color="auto" w:fill="E8E8E8" w:themeFill="background2"/>
+        <w:rPr>
+          <w:sz w:val="24"/>
+          <w:szCs w:val="24"/>
+        </w:rPr>
+      </w:pPr>
+      <w:r>
+        <w:rPr>
+          <w:sz w:val="24"/>
+          <w:szCs w:val="24"/>
+        </w:rPr>
+        <w:t>)</w:t>
+      </w:r>
+    </w:p>
+    <w:p>
+      <w:pPr>
+        <w:rPr>
+          <w:sz w:val="24"/>
+          <w:szCs w:val="24"/>
+        </w:rPr>
+      </w:pPr>
+    </w:p>
+    <w:p>
+      <w:pPr>
+        <w:rPr>
+          <w:sz w:val="24"/>
+          <w:szCs w:val="24"/>
+        </w:rPr>
+      </w:pPr>
+      <w:r>
+        <w:rPr>
+          <w:sz w:val="24"/>
+          <w:szCs w:val="24"/>
+        </w:rPr>
+        <w:t>For successfully re-encoded JPEG and PNG files, the MIME type is assigned from the resulting image format rather than the client's declared Content-Type. For other accepted file types, the recorded MIME type is not necessarily independently detected from the file contents.</w:t>
+      </w:r>
+    </w:p>
+    <w:p>
+      <w:pPr>
+        <w:rPr>
+          <w:sz w:val="24"/>
+          <w:szCs w:val="24"/>
+        </w:rPr>
+      </w:pPr>
+    </w:p>
+    <w:p>
+      <w:pPr>
+        <w:rPr>
+          <w:sz w:val="24"/>
+          <w:szCs w:val="24"/>
+        </w:rPr>
+      </w:pPr>
+      <w:r>
+        <w:rPr>
+          <w:sz w:val="24"/>
+          <w:szCs w:val="24"/>
+        </w:rPr>
+        <w:t>We deliberately log att.file.name, the server-generated stored name, rather than the original attacker-supplied filename. A raw filename could contain a newline and forge fake log entries. Logging the generated name avoids this problem while still identifying the stored file.</w:t>
+      </w:r>
+    </w:p>
+    <w:p>
+      <w:pPr>
+        <w:rPr>
+          <w:sz w:val="24"/>
+          <w:szCs w:val="24"/>
+        </w:rPr>
+      </w:pPr>
+    </w:p>
+    <w:p>
+      <w:pPr>
+        <w:rPr>
+          <w:sz w:val="24"/>
+          <w:szCs w:val="24"/>
+        </w:rPr>
+      </w:pPr>
       <w:r>
         <w:rPr>
           <w:b/>
@@ -14259,9 +13994,47 @@
           <w:sz w:val="24"/>
           <w:szCs w:val="24"/>
         </w:rPr>
-        <w:t>attachments</w:t>
+        <w:t>Errors never carry a filesystem path.</w:t>
+      </w:r>
+      <w:r>
+        <w:rPr>
+          <w:sz w:val="24"/>
+          <w:szCs w:val="24"/>
+        </w:rPr>
+        <w:t xml:space="preserve"> Our Layer 2 download fix returns a generic 404 Not Found when the requested path fails the containment check, rather than echoing the path or the operating system error. An error such as “Could not open /data/media/../../</w:t>
+      </w:r>
+      <w:proofErr w:type="spellStart"/>
+      <w:r>
+        <w:rPr>
+          <w:sz w:val="24"/>
+          <w:szCs w:val="24"/>
+        </w:rPr>
+        <w:t>etc</w:t>
       </w:r>
       <w:proofErr w:type="spellEnd"/>
+      <w:r>
+        <w:rPr>
+          <w:sz w:val="24"/>
+          <w:szCs w:val="24"/>
+        </w:rPr>
+        <w:t>/passwd” would otherwise reveal the server's storage layout and confirm that the traversal reached filesystem access.</w:t>
+      </w:r>
+    </w:p>
+    <w:p>
+      <w:pPr>
+        <w:rPr>
+          <w:sz w:val="24"/>
+          <w:szCs w:val="24"/>
+        </w:rPr>
+      </w:pPr>
+    </w:p>
+    <w:p>
+      <w:pPr>
+        <w:rPr>
+          <w:sz w:val="24"/>
+          <w:szCs w:val="24"/>
+        </w:rPr>
+      </w:pPr>
       <w:r>
         <w:rPr>
           <w:b/>
@@ -14269,9 +14042,8 @@
           <w:sz w:val="24"/>
           <w:szCs w:val="24"/>
         </w:rPr>
-        <w:t>(</w:t>
-      </w:r>
-      <w:proofErr w:type="gramEnd"/>
+        <w:t xml:space="preserve">Fail </w:t>
+      </w:r>
       <w:r>
         <w:rPr>
           <w:b/>
@@ -14279,763 +14051,14 @@
           <w:sz w:val="24"/>
           <w:szCs w:val="24"/>
         </w:rPr>
-        <w:t>)):</w:t>
-      </w:r>
-      <w:r>
-        <w:rPr>
-          <w:sz w:val="24"/>
-          <w:szCs w:val="24"/>
-        </w:rPr>
-        <w:t xml:space="preserve"> The nginx limit only guards the web edge</w:t>
-      </w:r>
-      <w:r>
-        <w:rPr>
-          <w:sz w:val="24"/>
-          <w:szCs w:val="24"/>
-        </w:rPr>
-        <w:t xml:space="preserve">, </w:t>
-      </w:r>
-      <w:r>
-        <w:rPr>
-          <w:sz w:val="24"/>
-          <w:szCs w:val="24"/>
-        </w:rPr>
-        <w:t>attachments can also arrive through other paths. We added the application’s own hard cap as a backup, so every attachment processed through this function is bounded regardless of how it reached the app:</w:t>
-      </w:r>
-    </w:p>
-    <w:p>
-      <w:pPr>
-        <w:shd w:val="clear" w:color="auto" w:fill="E8E8E8" w:themeFill="background2"/>
-        <w:rPr>
-          <w:sz w:val="24"/>
-          <w:szCs w:val="24"/>
-        </w:rPr>
-      </w:pPr>
-      <w:proofErr w:type="spellStart"/>
-      <w:r>
-        <w:rPr>
-          <w:sz w:val="24"/>
-          <w:szCs w:val="24"/>
-        </w:rPr>
-        <w:t>max_attachment_size</w:t>
-      </w:r>
-      <w:proofErr w:type="spellEnd"/>
-      <w:r>
-        <w:rPr>
-          <w:sz w:val="24"/>
-          <w:szCs w:val="24"/>
-        </w:rPr>
-        <w:t xml:space="preserve"> = </w:t>
-      </w:r>
-      <w:proofErr w:type="spellStart"/>
-      <w:proofErr w:type="gramStart"/>
-      <w:r>
-        <w:rPr>
-          <w:sz w:val="24"/>
-          <w:szCs w:val="24"/>
-        </w:rPr>
-        <w:t>getattr</w:t>
-      </w:r>
-      <w:proofErr w:type="spellEnd"/>
-      <w:r>
-        <w:rPr>
-          <w:sz w:val="24"/>
-          <w:szCs w:val="24"/>
-        </w:rPr>
-        <w:t>(</w:t>
-      </w:r>
-      <w:proofErr w:type="gramEnd"/>
-    </w:p>
-    <w:p>
-      <w:pPr>
-        <w:shd w:val="clear" w:color="auto" w:fill="E8E8E8" w:themeFill="background2"/>
-        <w:rPr>
-          <w:sz w:val="24"/>
-          <w:szCs w:val="24"/>
-        </w:rPr>
-      </w:pPr>
-      <w:r>
-        <w:rPr>
-          <w:sz w:val="24"/>
-          <w:szCs w:val="24"/>
-        </w:rPr>
-        <w:t xml:space="preserve">    settings, "HELPDESK_MAX_ATTACHMENT_SIZE", 10 * 1024 * 1024</w:t>
-      </w:r>
-    </w:p>
-    <w:p>
-      <w:pPr>
-        <w:shd w:val="clear" w:color="auto" w:fill="E8E8E8" w:themeFill="background2"/>
-        <w:rPr>
-          <w:sz w:val="24"/>
-          <w:szCs w:val="24"/>
-        </w:rPr>
-      </w:pPr>
-      <w:r>
-        <w:rPr>
-          <w:sz w:val="24"/>
-          <w:szCs w:val="24"/>
-        </w:rPr>
-        <w:t>)</w:t>
-      </w:r>
-    </w:p>
-    <w:p>
-      <w:pPr>
-        <w:rPr>
-          <w:sz w:val="24"/>
-          <w:szCs w:val="24"/>
-        </w:rPr>
-      </w:pPr>
-      <w:r>
-        <w:rPr>
-          <w:sz w:val="24"/>
-          <w:szCs w:val="24"/>
-        </w:rPr>
-        <w:t>...</w:t>
-      </w:r>
-    </w:p>
-    <w:p>
-      <w:pPr>
-        <w:shd w:val="clear" w:color="auto" w:fill="E8E8E8" w:themeFill="background2"/>
-        <w:rPr>
-          <w:sz w:val="24"/>
-          <w:szCs w:val="24"/>
-        </w:rPr>
-      </w:pPr>
-      <w:r>
-        <w:rPr>
-          <w:sz w:val="24"/>
-          <w:szCs w:val="24"/>
-        </w:rPr>
-        <w:t xml:space="preserve">if </w:t>
-      </w:r>
-      <w:proofErr w:type="spellStart"/>
-      <w:proofErr w:type="gramStart"/>
-      <w:r>
-        <w:rPr>
-          <w:sz w:val="24"/>
-          <w:szCs w:val="24"/>
-        </w:rPr>
-        <w:t>attached.size</w:t>
-      </w:r>
-      <w:proofErr w:type="spellEnd"/>
-      <w:proofErr w:type="gramEnd"/>
-      <w:r>
-        <w:rPr>
-          <w:sz w:val="24"/>
-          <w:szCs w:val="24"/>
-        </w:rPr>
-        <w:t xml:space="preserve"> &gt; </w:t>
-      </w:r>
-      <w:proofErr w:type="spellStart"/>
-      <w:r>
-        <w:rPr>
-          <w:sz w:val="24"/>
-          <w:szCs w:val="24"/>
-        </w:rPr>
-        <w:t>max_attachment_size</w:t>
-      </w:r>
-      <w:proofErr w:type="spellEnd"/>
-      <w:r>
-        <w:rPr>
-          <w:sz w:val="24"/>
-          <w:szCs w:val="24"/>
-        </w:rPr>
-        <w:t>:</w:t>
-      </w:r>
-    </w:p>
-    <w:p>
-      <w:pPr>
-        <w:shd w:val="clear" w:color="auto" w:fill="E8E8E8" w:themeFill="background2"/>
-        <w:rPr>
-          <w:sz w:val="24"/>
-          <w:szCs w:val="24"/>
-        </w:rPr>
-      </w:pPr>
-      <w:r>
-        <w:rPr>
-          <w:sz w:val="24"/>
-          <w:szCs w:val="24"/>
-        </w:rPr>
-        <w:t xml:space="preserve">    </w:t>
-      </w:r>
-      <w:proofErr w:type="spellStart"/>
-      <w:proofErr w:type="gramStart"/>
-      <w:r>
-        <w:rPr>
-          <w:sz w:val="24"/>
-          <w:szCs w:val="24"/>
-        </w:rPr>
-        <w:t>errors.add</w:t>
-      </w:r>
-      <w:proofErr w:type="spellEnd"/>
-      <w:r>
-        <w:rPr>
-          <w:sz w:val="24"/>
-          <w:szCs w:val="24"/>
-        </w:rPr>
-        <w:t>(</w:t>
-      </w:r>
-      <w:proofErr w:type="spellStart"/>
-      <w:r>
-        <w:rPr>
-          <w:sz w:val="24"/>
-          <w:szCs w:val="24"/>
-        </w:rPr>
-        <w:t>ValidationError</w:t>
-      </w:r>
-      <w:proofErr w:type="spellEnd"/>
-      <w:r>
-        <w:rPr>
-          <w:sz w:val="24"/>
-          <w:szCs w:val="24"/>
-        </w:rPr>
-        <w:t>(_(</w:t>
-      </w:r>
-      <w:proofErr w:type="gramEnd"/>
-      <w:r>
-        <w:rPr>
-          <w:sz w:val="24"/>
-          <w:szCs w:val="24"/>
-        </w:rPr>
-        <w:t>"Attachment is too large.")))</w:t>
-      </w:r>
-    </w:p>
-    <w:p>
-      <w:pPr>
-        <w:shd w:val="clear" w:color="auto" w:fill="E8E8E8" w:themeFill="background2"/>
-        <w:rPr>
-          <w:sz w:val="24"/>
-          <w:szCs w:val="24"/>
-        </w:rPr>
-      </w:pPr>
-      <w:r>
-        <w:rPr>
-          <w:sz w:val="24"/>
-          <w:szCs w:val="24"/>
-        </w:rPr>
-        <w:t xml:space="preserve">    continue</w:t>
-      </w:r>
-    </w:p>
-    <w:p>
-      <w:pPr>
-        <w:rPr>
-          <w:sz w:val="24"/>
-          <w:szCs w:val="24"/>
-        </w:rPr>
-      </w:pPr>
-      <w:r>
-        <w:rPr>
-          <w:sz w:val="24"/>
-          <w:szCs w:val="24"/>
-        </w:rPr>
-        <w:t>What it does: anything over the limit is rejected before it is stored. This follows the “reject at the edge, keep the app check as the backup” principle: nginx stops oversized requests, and the application independently checks attachment size.</w:t>
-      </w:r>
-    </w:p>
-    <w:p>
-      <w:pPr>
-        <w:rPr>
-          <w:sz w:val="24"/>
-          <w:szCs w:val="24"/>
-        </w:rPr>
-      </w:pPr>
-    </w:p>
-    <w:p>
-      <w:pPr>
-        <w:rPr>
-          <w:sz w:val="24"/>
-          <w:szCs w:val="24"/>
-        </w:rPr>
-      </w:pPr>
-      <w:r>
-        <w:rPr>
-          <w:b/>
-          <w:bCs/>
-          <w:sz w:val="24"/>
-          <w:szCs w:val="24"/>
-        </w:rPr>
-        <w:t>Log the decision, not the payload (</w:t>
-      </w:r>
-      <w:proofErr w:type="spellStart"/>
-      <w:r>
-        <w:rPr>
-          <w:b/>
-          <w:bCs/>
-          <w:sz w:val="24"/>
-          <w:szCs w:val="24"/>
-        </w:rPr>
-        <w:t>src</w:t>
-      </w:r>
-      <w:proofErr w:type="spellEnd"/>
-      <w:r>
-        <w:rPr>
-          <w:b/>
-          <w:bCs/>
-          <w:sz w:val="24"/>
-          <w:szCs w:val="24"/>
-        </w:rPr>
-        <w:t xml:space="preserve">/helpdesk/lib.py, in </w:t>
-      </w:r>
-      <w:proofErr w:type="spellStart"/>
-      <w:r>
-        <w:rPr>
-          <w:b/>
-          <w:bCs/>
-          <w:sz w:val="24"/>
-          <w:szCs w:val="24"/>
-        </w:rPr>
-        <w:t>process_</w:t>
-      </w:r>
-      <w:proofErr w:type="gramStart"/>
-      <w:r>
-        <w:rPr>
-          <w:b/>
-          <w:bCs/>
-          <w:sz w:val="24"/>
-          <w:szCs w:val="24"/>
-        </w:rPr>
-        <w:t>attachments</w:t>
-      </w:r>
-      <w:proofErr w:type="spellEnd"/>
-      <w:r>
-        <w:rPr>
-          <w:b/>
-          <w:bCs/>
-          <w:sz w:val="24"/>
-          <w:szCs w:val="24"/>
-        </w:rPr>
-        <w:t>(</w:t>
-      </w:r>
-      <w:proofErr w:type="gramEnd"/>
-      <w:r>
-        <w:rPr>
-          <w:b/>
-          <w:bCs/>
-          <w:sz w:val="24"/>
-          <w:szCs w:val="24"/>
-        </w:rPr>
-        <w:t>)):</w:t>
-      </w:r>
-      <w:r>
-        <w:rPr>
-          <w:sz w:val="24"/>
-          <w:szCs w:val="24"/>
-        </w:rPr>
-        <w:t xml:space="preserve"> We log the outcome of attachment processing. On success, the log records the server-generated stored filename, file size, and recorded MIME type. On rejection, it records the rejection reason without logging the file contents or the raw attacker-supplied filename:</w:t>
-      </w:r>
-    </w:p>
-    <w:p>
-      <w:pPr>
-        <w:shd w:val="clear" w:color="auto" w:fill="E8E8E8" w:themeFill="background2"/>
-        <w:rPr>
-          <w:sz w:val="24"/>
-          <w:szCs w:val="24"/>
-        </w:rPr>
-      </w:pPr>
-      <w:r>
-        <w:rPr>
-          <w:sz w:val="24"/>
-          <w:szCs w:val="24"/>
-        </w:rPr>
-        <w:t># On success</w:t>
-      </w:r>
-    </w:p>
-    <w:p>
-      <w:pPr>
-        <w:shd w:val="clear" w:color="auto" w:fill="E8E8E8" w:themeFill="background2"/>
-        <w:rPr>
-          <w:sz w:val="24"/>
-          <w:szCs w:val="24"/>
-        </w:rPr>
-      </w:pPr>
-      <w:proofErr w:type="gramStart"/>
-      <w:r>
-        <w:rPr>
-          <w:sz w:val="24"/>
-          <w:szCs w:val="24"/>
-        </w:rPr>
-        <w:t>logger.info(</w:t>
-      </w:r>
-      <w:proofErr w:type="gramEnd"/>
-    </w:p>
-    <w:p>
-      <w:pPr>
-        <w:shd w:val="clear" w:color="auto" w:fill="E8E8E8" w:themeFill="background2"/>
-        <w:rPr>
-          <w:sz w:val="24"/>
-          <w:szCs w:val="24"/>
-        </w:rPr>
-      </w:pPr>
-      <w:r>
-        <w:rPr>
-          <w:sz w:val="24"/>
-          <w:szCs w:val="24"/>
-        </w:rPr>
-        <w:t xml:space="preserve">    "</w:t>
-      </w:r>
-      <w:proofErr w:type="gramStart"/>
-      <w:r>
-        <w:rPr>
-          <w:sz w:val="24"/>
-          <w:szCs w:val="24"/>
-        </w:rPr>
-        <w:t>attachment</w:t>
-      </w:r>
-      <w:proofErr w:type="gramEnd"/>
-      <w:r>
-        <w:rPr>
-          <w:sz w:val="24"/>
-          <w:szCs w:val="24"/>
-        </w:rPr>
-        <w:t xml:space="preserve"> stored: %s (%d bytes, type %s)",</w:t>
-      </w:r>
-    </w:p>
-    <w:p>
-      <w:pPr>
-        <w:shd w:val="clear" w:color="auto" w:fill="E8E8E8" w:themeFill="background2"/>
-        <w:rPr>
-          <w:sz w:val="24"/>
-          <w:szCs w:val="24"/>
-        </w:rPr>
-      </w:pPr>
-      <w:r>
-        <w:rPr>
-          <w:sz w:val="24"/>
-          <w:szCs w:val="24"/>
-        </w:rPr>
-        <w:t xml:space="preserve">    att.file.name, </w:t>
-      </w:r>
-      <w:proofErr w:type="spellStart"/>
-      <w:proofErr w:type="gramStart"/>
-      <w:r>
-        <w:rPr>
-          <w:sz w:val="24"/>
-          <w:szCs w:val="24"/>
-        </w:rPr>
-        <w:t>att.size</w:t>
-      </w:r>
-      <w:proofErr w:type="spellEnd"/>
-      <w:proofErr w:type="gramEnd"/>
-      <w:r>
-        <w:rPr>
-          <w:sz w:val="24"/>
-          <w:szCs w:val="24"/>
-        </w:rPr>
-        <w:t xml:space="preserve">, </w:t>
-      </w:r>
-      <w:proofErr w:type="spellStart"/>
-      <w:proofErr w:type="gramStart"/>
-      <w:r>
-        <w:rPr>
-          <w:sz w:val="24"/>
-          <w:szCs w:val="24"/>
-        </w:rPr>
-        <w:t>att.mime</w:t>
-      </w:r>
-      <w:proofErr w:type="gramEnd"/>
-      <w:r>
-        <w:rPr>
-          <w:sz w:val="24"/>
-          <w:szCs w:val="24"/>
-        </w:rPr>
-        <w:t>_type</w:t>
-      </w:r>
-      <w:proofErr w:type="spellEnd"/>
-      <w:r>
-        <w:rPr>
-          <w:sz w:val="24"/>
-          <w:szCs w:val="24"/>
-        </w:rPr>
-        <w:t>,</w:t>
-      </w:r>
-    </w:p>
-    <w:p>
-      <w:pPr>
-        <w:shd w:val="clear" w:color="auto" w:fill="E8E8E8" w:themeFill="background2"/>
-        <w:rPr>
-          <w:sz w:val="24"/>
-          <w:szCs w:val="24"/>
-        </w:rPr>
-      </w:pPr>
-      <w:r>
-        <w:rPr>
-          <w:sz w:val="24"/>
-          <w:szCs w:val="24"/>
-        </w:rPr>
-        <w:t>)</w:t>
-      </w:r>
-    </w:p>
-    <w:p>
-      <w:pPr>
-        <w:shd w:val="clear" w:color="auto" w:fill="E8E8E8" w:themeFill="background2"/>
-        <w:rPr>
-          <w:sz w:val="24"/>
-          <w:szCs w:val="24"/>
-        </w:rPr>
-      </w:pPr>
-    </w:p>
-    <w:p>
-      <w:pPr>
-        <w:shd w:val="clear" w:color="auto" w:fill="E8E8E8" w:themeFill="background2"/>
-        <w:rPr>
-          <w:sz w:val="24"/>
-          <w:szCs w:val="24"/>
-        </w:rPr>
-      </w:pPr>
-      <w:r>
-        <w:rPr>
-          <w:sz w:val="24"/>
-          <w:szCs w:val="24"/>
-        </w:rPr>
-        <w:t># On rejection</w:t>
-      </w:r>
-    </w:p>
-    <w:p>
-      <w:pPr>
-        <w:shd w:val="clear" w:color="auto" w:fill="E8E8E8" w:themeFill="background2"/>
-        <w:rPr>
-          <w:sz w:val="24"/>
-          <w:szCs w:val="24"/>
-        </w:rPr>
-      </w:pPr>
-      <w:proofErr w:type="spellStart"/>
-      <w:proofErr w:type="gramStart"/>
-      <w:r>
-        <w:rPr>
-          <w:sz w:val="24"/>
-          <w:szCs w:val="24"/>
-        </w:rPr>
-        <w:t>logger.warning</w:t>
-      </w:r>
-      <w:proofErr w:type="spellEnd"/>
-      <w:proofErr w:type="gramEnd"/>
-      <w:r>
-        <w:rPr>
-          <w:sz w:val="24"/>
-          <w:szCs w:val="24"/>
-        </w:rPr>
-        <w:t>(</w:t>
-      </w:r>
-    </w:p>
-    <w:p>
-      <w:pPr>
-        <w:shd w:val="clear" w:color="auto" w:fill="E8E8E8" w:themeFill="background2"/>
-        <w:rPr>
-          <w:sz w:val="24"/>
-          <w:szCs w:val="24"/>
-        </w:rPr>
-      </w:pPr>
-      <w:r>
-        <w:rPr>
-          <w:sz w:val="24"/>
-          <w:szCs w:val="24"/>
-        </w:rPr>
-        <w:t xml:space="preserve">    "</w:t>
-      </w:r>
-      <w:proofErr w:type="gramStart"/>
-      <w:r>
-        <w:rPr>
-          <w:sz w:val="24"/>
-          <w:szCs w:val="24"/>
-        </w:rPr>
-        <w:t>attachment</w:t>
-      </w:r>
-      <w:proofErr w:type="gramEnd"/>
-      <w:r>
-        <w:rPr>
-          <w:sz w:val="24"/>
-          <w:szCs w:val="24"/>
-        </w:rPr>
-        <w:t xml:space="preserve"> rejected: too large (%d bytes, limit %d)",</w:t>
-      </w:r>
-    </w:p>
-    <w:p>
-      <w:pPr>
-        <w:shd w:val="clear" w:color="auto" w:fill="E8E8E8" w:themeFill="background2"/>
-        <w:rPr>
-          <w:sz w:val="24"/>
-          <w:szCs w:val="24"/>
-        </w:rPr>
-      </w:pPr>
-      <w:r>
-        <w:rPr>
-          <w:sz w:val="24"/>
-          <w:szCs w:val="24"/>
-        </w:rPr>
-        <w:t xml:space="preserve">    ...</w:t>
-      </w:r>
-    </w:p>
-    <w:p>
-      <w:pPr>
-        <w:shd w:val="clear" w:color="auto" w:fill="E8E8E8" w:themeFill="background2"/>
-        <w:rPr>
-          <w:sz w:val="24"/>
-          <w:szCs w:val="24"/>
-        </w:rPr>
-      </w:pPr>
-      <w:r>
-        <w:rPr>
-          <w:sz w:val="24"/>
-          <w:szCs w:val="24"/>
-        </w:rPr>
-        <w:t>)</w:t>
-      </w:r>
-    </w:p>
-    <w:p>
-      <w:pPr>
-        <w:rPr>
-          <w:sz w:val="24"/>
-          <w:szCs w:val="24"/>
-        </w:rPr>
-      </w:pPr>
-    </w:p>
-    <w:p>
-      <w:pPr>
-        <w:rPr>
-          <w:sz w:val="24"/>
-          <w:szCs w:val="24"/>
-        </w:rPr>
-      </w:pPr>
-      <w:r>
-        <w:rPr>
-          <w:sz w:val="24"/>
-          <w:szCs w:val="24"/>
-        </w:rPr>
-        <w:t>For successfully re-encoded JPEG and PNG files, the MIME type is assigned from the resulting image format rather than the client's declared Content-Type. For other accepted file types, the recorded MIME type is not necessarily independently detected from the file contents.</w:t>
-      </w:r>
-    </w:p>
-    <w:p>
-      <w:pPr>
-        <w:rPr>
-          <w:sz w:val="24"/>
-          <w:szCs w:val="24"/>
-        </w:rPr>
-      </w:pPr>
-    </w:p>
-    <w:p>
-      <w:pPr>
-        <w:rPr>
-          <w:sz w:val="24"/>
-          <w:szCs w:val="24"/>
-        </w:rPr>
-      </w:pPr>
-      <w:r>
-        <w:rPr>
-          <w:sz w:val="24"/>
-          <w:szCs w:val="24"/>
-        </w:rPr>
-        <w:t>We deliberately log att.file.name, the server-generated stored name, rather than the original attacker-supplied filename. A raw filename could contain a newline and forge fake log entries. Logging the generated name avoids this problem while still identifying the stored file.</w:t>
-      </w:r>
-    </w:p>
-    <w:p>
-      <w:pPr>
-        <w:rPr>
-          <w:sz w:val="24"/>
-          <w:szCs w:val="24"/>
-        </w:rPr>
-      </w:pPr>
-    </w:p>
-    <w:p>
-      <w:pPr>
-        <w:rPr>
-          <w:sz w:val="24"/>
-          <w:szCs w:val="24"/>
-        </w:rPr>
-      </w:pPr>
-      <w:r>
-        <w:rPr>
-          <w:b/>
-          <w:bCs/>
-          <w:sz w:val="24"/>
-          <w:szCs w:val="24"/>
-        </w:rPr>
-        <w:t>Errors never carry a filesystem path.</w:t>
-      </w:r>
-      <w:r>
-        <w:rPr>
-          <w:sz w:val="24"/>
-          <w:szCs w:val="24"/>
-        </w:rPr>
-        <w:t xml:space="preserve"> Our Layer 2 download fix returns a generic 404 Not Found when the requested path fails the containment check, rather than echoing the path or the operating system error. An error such as “Could not open /data/media</w:t>
-      </w:r>
-      <w:proofErr w:type="gramStart"/>
-      <w:r>
-        <w:rPr>
-          <w:sz w:val="24"/>
-          <w:szCs w:val="24"/>
-        </w:rPr>
-        <w:t>/../..</w:t>
-      </w:r>
-      <w:proofErr w:type="gramEnd"/>
-      <w:r>
-        <w:rPr>
-          <w:sz w:val="24"/>
-          <w:szCs w:val="24"/>
-        </w:rPr>
-        <w:t>/</w:t>
-      </w:r>
-      <w:proofErr w:type="spellStart"/>
-      <w:r>
-        <w:rPr>
-          <w:sz w:val="24"/>
-          <w:szCs w:val="24"/>
-        </w:rPr>
-        <w:t>etc</w:t>
-      </w:r>
-      <w:proofErr w:type="spellEnd"/>
-      <w:r>
-        <w:rPr>
-          <w:sz w:val="24"/>
-          <w:szCs w:val="24"/>
-        </w:rPr>
-        <w:t>/passwd” would otherwise reveal the server's storage layout and confirm that the traversal reached filesystem access.</w:t>
-      </w:r>
-    </w:p>
-    <w:p>
-      <w:pPr>
-        <w:rPr>
-          <w:sz w:val="24"/>
-          <w:szCs w:val="24"/>
-        </w:rPr>
-      </w:pPr>
-    </w:p>
-    <w:p>
-      <w:pPr>
-        <w:rPr>
-          <w:sz w:val="24"/>
-          <w:szCs w:val="24"/>
-        </w:rPr>
-      </w:pPr>
-      <w:r>
-        <w:rPr>
-          <w:b/>
-          <w:bCs/>
-          <w:sz w:val="24"/>
-          <w:szCs w:val="24"/>
-        </w:rPr>
-        <w:t>Fail closed.</w:t>
-      </w:r>
-      <w:r>
-        <w:rPr>
-          <w:sz w:val="24"/>
-          <w:szCs w:val="24"/>
-        </w:rPr>
-        <w:t xml:space="preserve"> Invalid extensions, filenames with multiple dots, images that cannot be decoded, and images whose dimensions exceed the configured limit are rejected with a </w:t>
-      </w:r>
-      <w:proofErr w:type="spellStart"/>
-      <w:r>
-        <w:rPr>
-          <w:sz w:val="24"/>
-          <w:szCs w:val="24"/>
-        </w:rPr>
-        <w:t>ValidationError</w:t>
-      </w:r>
-      <w:proofErr w:type="spellEnd"/>
-      <w:r>
-        <w:rPr>
-          <w:sz w:val="24"/>
-          <w:szCs w:val="24"/>
-        </w:rPr>
-        <w:t>. These checks prevent the application from storing files that fail the implemented validation rules.</w:t>
+        <w:t>closed.</w:t>
+      </w:r>
+      <w:r>
+        <w:rPr>
+          <w:sz w:val="24"/>
+          <w:szCs w:val="24"/>
+        </w:rPr>
+        <w:t xml:space="preserve"> If a file cannot be safely validated, the upload is rejected rather than accepted by default. Our implementation rejects invalid extensions, filenames with multiple dots, images that cannot be decoded, and images exceeding the dimension limit. The same principle applies if a required security service, such as a malware scanner, becomes unavailable: the upload should be rejected rather than allowed through without verification.</w:t>
       </w:r>
     </w:p>
     <w:p>
@@ -16223,7 +15246,6 @@
   <w:style w:type="character" w:default="1" w:styleId="DefaultParagraphFont">
     <w:name w:val="Default Paragraph Font"/>
     <w:uiPriority w:val="1"/>
-    <w:semiHidden/>
     <w:unhideWhenUsed/>
   </w:style>
   <w:style w:type="table" w:default="1" w:styleId="TableNormal">
@@ -16518,6 +15540,18 @@
       <w:shd w:val="clear" w:color="auto" w:fill="E1DFDD"/>
     </w:rPr>
   </w:style>
+  <w:style w:type="paragraph" w:styleId="NormalWeb">
+    <w:name w:val="Normal (Web)"/>
+    <w:basedOn w:val="Normal"/>
+    <w:uiPriority w:val="99"/>
+    <w:semiHidden/>
+    <w:unhideWhenUsed/>
+    <w:rsid w:val="00D6250E"/>
+    <w:rPr>
+      <w:sz w:val="24"/>
+      <w:szCs w:val="24"/>
+    </w:rPr>
+  </w:style>
 </w:styles>
 </file>
 
@@ -16678,8 +15712,10 @@
     <w:rsid w:val="00522C0B"/>
     <w:rsid w:val="005310A6"/>
     <w:rsid w:val="00543A1A"/>
+    <w:rsid w:val="0056578B"/>
     <w:rsid w:val="005930A7"/>
     <w:rsid w:val="0060532F"/>
+    <w:rsid w:val="006864FB"/>
     <w:rsid w:val="006A21BD"/>
     <w:rsid w:val="007047A8"/>
     <w:rsid w:val="00723A1E"/>
